--- a/Report Stage 2 Final.docx
+++ b/Report Stage 2 Final.docx
@@ -529,7 +529,25 @@
         <w:t xml:space="preserve">— </w:t>
       </w:r>
       <w:r>
-        <w:t xml:space="preserve">We present a controlled study of diffusion-based synthetic data augmentation in a low-data image classification regime. Using Tiny ImageNet with 5% training data, we evaluate whether synthetic images generated by Stable Diffusion can recover performance and improve representation quality. We introduce a dose–response framework comparing Baseline, Uniform DiffusionBoost (5×, 10×, 15×), Adaptive DiffusionBoost, and a full-data Ceiling. </w:t>
+        <w:t>We present a controlled study of diffusion-based synthetic data augmentation in a low-data image classification regime. Using Tiny ImageNet with 5% training data, we evaluate whether synthetic images generated by Stable Diffusion can recover performance and improve representation quality. We introduce a dose–response framework comparing Baseline, Uniform DiffusionBoost (5</w:t>
+      </w:r>
+      <w:r>
+        <w:t>x</w:t>
+      </w:r>
+      <w:r>
+        <w:t>, 10</w:t>
+      </w:r>
+      <w:r>
+        <w:t>x</w:t>
+      </w:r>
+      <w:r>
+        <w:t>, 15</w:t>
+      </w:r>
+      <w:r>
+        <w:t>x</w:t>
+      </w:r>
+      <w:r>
+        <w:t xml:space="preserve">), Adaptive DiffusionBoost, and a full-data Ceiling. </w:t>
       </w:r>
       <w:r>
         <w:t>Results show that performance improves at moderate synthetic budgets but saturates at larger scales, though all results are based on a single deterministic run and small differences should be interpreted cautiously</w:t>
@@ -624,7 +642,43 @@
         <w:rPr>
           <w:lang w:val="en-US"/>
         </w:rPr>
-        <w:t>incorporated under four pipelines: Baseline (real data only), Uniform DiffusionBoost (5×, 10×, 15× synthetic budgets), Adaptive DiffusionBoost (class-aware allocation at fixed budget), and a full-data Ceiling model.</w:t>
+        <w:t>incorporated under four pipelines: Baseline (real data only), Uniform DiffusionBoost (5</w:t>
+      </w:r>
+      <w:r>
+        <w:rPr>
+          <w:lang w:val="en-US"/>
+        </w:rPr>
+        <w:t>x</w:t>
+      </w:r>
+      <w:r>
+        <w:rPr>
+          <w:lang w:val="en-US"/>
+        </w:rPr>
+        <w:t>, 10</w:t>
+      </w:r>
+      <w:r>
+        <w:rPr>
+          <w:lang w:val="en-US"/>
+        </w:rPr>
+        <w:t>x</w:t>
+      </w:r>
+      <w:r>
+        <w:rPr>
+          <w:lang w:val="en-US"/>
+        </w:rPr>
+        <w:t>, 15</w:t>
+      </w:r>
+      <w:r>
+        <w:rPr>
+          <w:lang w:val="en-US"/>
+        </w:rPr>
+        <w:t>x</w:t>
+      </w:r>
+      <w:r>
+        <w:rPr>
+          <w:lang w:val="en-US"/>
+        </w:rPr>
+        <w:t xml:space="preserve"> synthetic budgets), Adaptive DiffusionBoost (class-aware allocation at fixed budget), and a full-data Ceiling model.</w:t>
       </w:r>
       <w:r>
         <w:rPr>
@@ -644,7 +698,19 @@
         <w:rPr>
           <w:lang w:val="en-US"/>
         </w:rPr>
-        <w:t xml:space="preserve">This work introduces a dose–response framework for synthetic data augmentation. We show that synthetic data provides measurable gains at moderate scale (+2.21 pp at 5×), but exhibits clear saturation beyond this point, with higher budgets yielding no improvement or slight degradation. Adaptive allocation strategies provide no consistent advantage over uniform allocation, </w:t>
+        <w:t>This work introduces a dose–response framework for synthetic data augmentation. We show that synthetic data provides measurable gains at moderate scale (+2.21 pp at 5</w:t>
+      </w:r>
+      <w:r>
+        <w:rPr>
+          <w:lang w:val="en-US"/>
+        </w:rPr>
+        <w:t>x</w:t>
+      </w:r>
+      <w:r>
+        <w:rPr>
+          <w:lang w:val="en-US"/>
+        </w:rPr>
+        <w:t xml:space="preserve">), but exhibits clear saturation beyond this point, with higher budgets yielding no improvement or slight degradation. Adaptive allocation strategies provide no consistent advantage over uniform allocation, </w:t>
       </w:r>
       <w:r>
         <w:rPr>
@@ -827,7 +893,35 @@
                 <w:rFonts w:ascii="Cambria Math" w:hAnsi="Cambria Math"/>
                 <w:lang w:val="en-US"/>
               </w:rPr>
-              <m:t>3×64×64</m:t>
+              <m:t>3</m:t>
+            </m:r>
+            <m:r>
+              <w:rPr>
+                <w:rFonts w:ascii="Cambria Math" w:hAnsi="Cambria Math"/>
+                <w:lang w:val="en-US"/>
+              </w:rPr>
+              <m:t>x</m:t>
+            </m:r>
+            <m:r>
+              <w:rPr>
+                <w:rFonts w:ascii="Cambria Math" w:hAnsi="Cambria Math"/>
+                <w:lang w:val="en-US"/>
+              </w:rPr>
+              <m:t>64</m:t>
+            </m:r>
+            <m:r>
+              <w:rPr>
+                <w:rFonts w:ascii="Cambria Math" w:hAnsi="Cambria Math"/>
+                <w:lang w:val="en-US"/>
+              </w:rPr>
+              <m:t>x</m:t>
+            </m:r>
+            <m:r>
+              <w:rPr>
+                <w:rFonts w:ascii="Cambria Math" w:hAnsi="Cambria Math"/>
+                <w:lang w:val="en-US"/>
+              </w:rPr>
+              <m:t>64</m:t>
             </m:r>
           </m:sup>
         </m:sSup>
@@ -925,7 +1019,19 @@
         <w:rPr>
           <w:lang w:val="en-US"/>
         </w:rPr>
-        <w:t>Synthetic images are generated using Stable Diffusion v1.5 with fixed prompt templates derived from class labels. All images are generated once and cached to ensure full reproducibility across experiments. Generated images are resized to the dataset resolution (64×64) using Lanczos resampling prior to any training transformations, ensuring that synthetic and real images undergo identical preprocessing.</w:t>
+        <w:t>Synthetic images are generated using Stable Diffusion v1.5 with fixed prompt templates derived from class labels. All images are generated once and cached to ensure full reproducibility across experiments. Generated images are resized to the dataset resolution (64</w:t>
+      </w:r>
+      <w:r>
+        <w:rPr>
+          <w:lang w:val="en-US"/>
+        </w:rPr>
+        <w:t>x</w:t>
+      </w:r>
+      <w:r>
+        <w:rPr>
+          <w:lang w:val="en-US"/>
+        </w:rPr>
+        <w:t>64) using Lanczos resampling prior to any training transformations, ensuring that synthetic and real images undergo identical preprocessing.</w:t>
       </w:r>
     </w:p>
     <w:p>
@@ -939,7 +1045,43 @@
         <w:rPr>
           <w:lang w:val="en-US"/>
         </w:rPr>
-        <w:t>A maximum pool of 375 synthetic images per class (75,000 total) is constructed. Experimental budgets are defined as subsets of this pool: 5× (125 per class), 10× (250 per class), and 15× (375 per class).</w:t>
+        <w:t>A maximum pool of 375 synthetic images per class (75,000 total) is constructed. Experimental budgets are defined as subsets of this pool: 5</w:t>
+      </w:r>
+      <w:r>
+        <w:rPr>
+          <w:lang w:val="en-US"/>
+        </w:rPr>
+        <w:t>x</w:t>
+      </w:r>
+      <w:r>
+        <w:rPr>
+          <w:lang w:val="en-US"/>
+        </w:rPr>
+        <w:t xml:space="preserve"> (125 per class), 10</w:t>
+      </w:r>
+      <w:r>
+        <w:rPr>
+          <w:lang w:val="en-US"/>
+        </w:rPr>
+        <w:t>x</w:t>
+      </w:r>
+      <w:r>
+        <w:rPr>
+          <w:lang w:val="en-US"/>
+        </w:rPr>
+        <w:t xml:space="preserve"> (250 per class), and 15</w:t>
+      </w:r>
+      <w:r>
+        <w:rPr>
+          <w:lang w:val="en-US"/>
+        </w:rPr>
+        <w:t>x</w:t>
+      </w:r>
+      <w:r>
+        <w:rPr>
+          <w:lang w:val="en-US"/>
+        </w:rPr>
+        <w:t xml:space="preserve"> (375 per class).</w:t>
       </w:r>
     </w:p>
     <w:p>
@@ -1021,7 +1163,43 @@
         <w:rPr>
           <w:lang w:val="en-US"/>
         </w:rPr>
-        <w:t>eal data plus uniformly allocated synthetic images at 5×, 10×, and 15× budget</w:t>
+        <w:t>eal data plus uniformly allocated synthetic images at 5</w:t>
+      </w:r>
+      <w:r>
+        <w:rPr>
+          <w:lang w:val="en-US"/>
+        </w:rPr>
+        <w:t>x</w:t>
+      </w:r>
+      <w:r>
+        <w:rPr>
+          <w:lang w:val="en-US"/>
+        </w:rPr>
+        <w:t>, 10</w:t>
+      </w:r>
+      <w:r>
+        <w:rPr>
+          <w:lang w:val="en-US"/>
+        </w:rPr>
+        <w:t>x</w:t>
+      </w:r>
+      <w:r>
+        <w:rPr>
+          <w:lang w:val="en-US"/>
+        </w:rPr>
+        <w:t>, and 15</w:t>
+      </w:r>
+      <w:r>
+        <w:rPr>
+          <w:lang w:val="en-US"/>
+        </w:rPr>
+        <w:t>x</w:t>
+      </w:r>
+      <w:r>
+        <w:rPr>
+          <w:lang w:val="en-US"/>
+        </w:rPr>
+        <w:t xml:space="preserve"> budget</w:t>
       </w:r>
       <w:r>
         <w:rPr>
@@ -1057,7 +1235,19 @@
         <w:rPr>
           <w:lang w:val="en-US"/>
         </w:rPr>
-        <w:t>ixed total synthetic budget (15×), redistributed across classes using allocation policies</w:t>
+        <w:t>ixed total synthetic budget (15</w:t>
+      </w:r>
+      <w:r>
+        <w:rPr>
+          <w:lang w:val="en-US"/>
+        </w:rPr>
+        <w:t>x</w:t>
+      </w:r>
+      <w:r>
+        <w:rPr>
+          <w:lang w:val="en-US"/>
+        </w:rPr>
+        <w:t>), redistributed across classes using allocation policies</w:t>
       </w:r>
     </w:p>
     <w:p>
@@ -1693,7 +1883,84 @@
         <w:rPr>
           <w:lang w:val="en-US"/>
         </w:rPr>
-        <w:t>Table I presents the complete ResNet-18 results on Tiny ImageNet. The baseline achieves 49.44% Top-1 accuracy on the 5% real subset. Uniform DiffusionBoost at 5x budget yields the strongest improvement, reaching 51.65% — a gain of 2.21 percentage points. However, increasing the synthetic budget to 10x (49.98%) and 15x (49.85%) produces diminishing returns, with accuracy essentially plateauing near the baseline level. The full scaling curve is plotted in Fig. 2.</w:t>
+        <w:t xml:space="preserve">Table I presents the complete ResNet-18 results on Tiny ImageNet. The baseline achieves 49.44% Top-1 accuracy on the 5% real subset. Uniform DiffusionBoost at 5x budget yields the strongest improvement, reaching 51.65% — a gain of 2.21 percentage points. However, increasing the synthetic budget to 10x (49.98%) and 15x (49.85%) produces diminishing returns, with accuracy essentially plateauing near the baseline level. The full scaling curve is plotted in Fig. </w:t>
+      </w:r>
+      <w:r>
+        <w:rPr>
+          <w:lang w:val="en-US"/>
+        </w:rPr>
+        <w:t>1</w:t>
+      </w:r>
+      <w:r>
+        <w:rPr>
+          <w:lang w:val="en-US"/>
+        </w:rPr>
+        <w:t>.</w:t>
+      </w:r>
+    </w:p>
+    <w:p>
+      <w:pPr>
+        <w:pStyle w:val="BodyText"/>
+        <w:ind w:end="9.30pt" w:firstLine="0pt"/>
+        <w:rPr>
+          <w:lang w:val="en-US"/>
+        </w:rPr>
+      </w:pPr>
+      <w:r>
+        <w:rPr>
+          <w:noProof/>
+          <w:lang w:val="en-US"/>
+        </w:rPr>
+        <w:lastRenderedPageBreak/>
+        <w:drawing>
+          <wp:inline distT="0" distB="0" distL="0" distR="0" wp14:anchorId="4DF3BC49" wp14:editId="1A8B2AE4">
+            <wp:extent cx="3089910" cy="2035175"/>
+            <wp:effectExtent l="0" t="0" r="0" b="3175"/>
+            <wp:docPr id="38885684" name="Picture 2"/>
+            <wp:cNvGraphicFramePr>
+              <a:graphicFrameLocks xmlns:a="http://purl.oclc.org/ooxml/drawingml/main" noChangeAspect="1"/>
+            </wp:cNvGraphicFramePr>
+            <a:graphic xmlns:a="http://purl.oclc.org/ooxml/drawingml/main">
+              <a:graphicData uri="http://purl.oclc.org/ooxml/drawingml/picture">
+                <pic:pic xmlns:pic="http://purl.oclc.org/ooxml/drawingml/picture">
+                  <pic:nvPicPr>
+                    <pic:cNvPr id="1966574448" name="Picture 1966574448"/>
+                    <pic:cNvPicPr/>
+                  </pic:nvPicPr>
+                  <pic:blipFill>
+                    <a:blip r:embed="rId10" cstate="print">
+                      <a:extLst>
+                        <a:ext uri="{28A0092B-C50C-407E-A947-70E740481C1C}">
+                          <a14:useLocalDpi xmlns:a14="http://schemas.microsoft.com/office/drawing/2010/main" val="0"/>
+                        </a:ext>
+                      </a:extLst>
+                    </a:blip>
+                    <a:stretch>
+                      <a:fillRect/>
+                    </a:stretch>
+                  </pic:blipFill>
+                  <pic:spPr>
+                    <a:xfrm>
+                      <a:off x="0" y="0"/>
+                      <a:ext cx="3089910" cy="2035175"/>
+                    </a:xfrm>
+                    <a:prstGeom prst="rect">
+                      <a:avLst/>
+                    </a:prstGeom>
+                  </pic:spPr>
+                </pic:pic>
+              </a:graphicData>
+            </a:graphic>
+          </wp:inline>
+        </w:drawing>
+      </w:r>
+    </w:p>
+    <w:p>
+      <w:pPr>
+        <w:pStyle w:val="figurecaption"/>
+      </w:pPr>
+      <w:r>
+        <w:t>Dose–response scaling curves: Top-1, Worst-20, and ECE vs. synthetic budget (ResNet-18)</w:t>
       </w:r>
     </w:p>
     <w:p>
@@ -1724,7 +1991,6 @@
               <w:rFonts w:ascii="Cambria Math" w:hAnsi="Cambria Math"/>
               <w:lang w:val="en-US"/>
             </w:rPr>
-            <w:lastRenderedPageBreak/>
             <m:t xml:space="preserve">Normalized gain= </m:t>
           </m:r>
           <m:f>
@@ -1886,7 +2152,31 @@
         <w:rPr>
           <w:lang w:val="en-US"/>
         </w:rPr>
-        <w:t>Under this metric, Uniform 5× achieves a normalized gain of 10.3%, recovering only a small fraction of the total achievable improvement, while higher budgets (e.g., 15×) recover less than 2%, confirming rapid saturation.</w:t>
+        <w:t>Under this metric, Uniform 5</w:t>
+      </w:r>
+      <w:r>
+        <w:rPr>
+          <w:lang w:val="en-US"/>
+        </w:rPr>
+        <w:t>x</w:t>
+      </w:r>
+      <w:r>
+        <w:rPr>
+          <w:lang w:val="en-US"/>
+        </w:rPr>
+        <w:t xml:space="preserve"> achieves a normalized gain of 10.3%, recovering only a small fraction of the total achievable improvement, while higher budgets (e.g., 15</w:t>
+      </w:r>
+      <w:r>
+        <w:rPr>
+          <w:lang w:val="en-US"/>
+        </w:rPr>
+        <w:t>x</w:t>
+      </w:r>
+      <w:r>
+        <w:rPr>
+          <w:lang w:val="en-US"/>
+        </w:rPr>
+        <w:t>) recover less than 2%, confirming rapid saturation.</w:t>
       </w:r>
     </w:p>
     <w:p>
@@ -3194,44 +3484,6 @@
     <w:p>
       <w:pPr>
         <w:pStyle w:val="BodyText"/>
-        <w:rPr>
-          <w:lang w:val="en-US"/>
-        </w:rPr>
-      </w:pPr>
-      <w:r>
-        <w:rPr>
-          <w:lang w:val="en-US"/>
-        </w:rPr>
-        <w:t xml:space="preserve">Synthetic scaling exhibits a clear saturation pattern. Performance improves at moderate budgets (5×), but additional synthetic data yields diminishing returns, with accuracy plateauing by 10× and slightly degrading at 15×. This behavior is consistent with training dynamics: augmented models converge faster and early-stop earlier, indicating rapid exhaustion of useful signal from the synthetic pool. Because the underlying synthetic distribution </w:t>
-      </w:r>
-      <w:r>
-        <w:rPr>
-          <w:lang w:val="en-US"/>
-        </w:rPr>
-        <w:t>appears broadly consistent across budgets (as indicated by near-constant FID)</w:t>
-      </w:r>
-      <w:r>
-        <w:rPr>
-          <w:lang w:val="en-US"/>
-        </w:rPr>
-        <w:t xml:space="preserve">, </w:t>
-      </w:r>
-      <w:r>
-        <w:rPr>
-          <w:lang w:val="en-US"/>
-        </w:rPr>
-        <w:t>additional samples are consistent with increasing redundancy or misalignment rather than introducing new semantic variation</w:t>
-      </w:r>
-      <w:r>
-        <w:rPr>
-          <w:lang w:val="en-US"/>
-        </w:rPr>
-        <w:t>.</w:t>
-      </w:r>
-    </w:p>
-    <w:p>
-      <w:pPr>
-        <w:pStyle w:val="BodyText"/>
         <w:ind w:end="9.30pt" w:firstLine="0pt"/>
         <w:rPr>
           <w:lang w:val="en-US"/>
@@ -3243,7 +3495,7 @@
           <w:lang w:val="en-US"/>
         </w:rPr>
         <w:drawing>
-          <wp:inline distT="0" distB="0" distL="0" distR="0" wp14:anchorId="69DD22FA" wp14:editId="459C6975">
+          <wp:inline distT="0" distB="0" distL="0" distR="0" wp14:anchorId="49CF9910" wp14:editId="3C2FD6FA">
             <wp:extent cx="3089910" cy="1212850"/>
             <wp:effectExtent l="0" t="0" r="0" b="6350"/>
             <wp:docPr id="1661979819" name="Picture 1"/>
@@ -3258,7 +3510,7 @@
                     <pic:cNvPicPr/>
                   </pic:nvPicPr>
                   <pic:blipFill>
-                    <a:blip r:embed="rId10" cstate="print">
+                    <a:blip r:embed="rId11" cstate="print">
                       <a:extLst>
                         <a:ext uri="{28A0092B-C50C-407E-A947-70E740481C1C}">
                           <a14:useLocalDpi xmlns:a14="http://schemas.microsoft.com/office/drawing/2010/main" val="0"/>
@@ -3290,7 +3542,209 @@
         <w:pStyle w:val="figurecaption"/>
       </w:pPr>
       <w:r>
-        <w:t>Learning curves for Baseline, Uniform 5×, Uniform 15×, and Ceiling on Tiny ImageNet (ResNet-18). (a) Validation loss; (b) Validation accuracy. Augmented models converge faster but early-stop sooner, indicating rapid exhaustion of synthetic diversity.</w:t>
+        <w:t>Learning curves (ResNet-18): (a) validation loss; (b) validation accuracy</w:t>
+      </w:r>
+    </w:p>
+    <w:p>
+      <w:pPr>
+        <w:pStyle w:val="BodyText"/>
+        <w:rPr>
+          <w:lang w:val="en-US"/>
+        </w:rPr>
+      </w:pPr>
+      <w:r>
+        <w:rPr>
+          <w:lang w:val="en-US"/>
+        </w:rPr>
+        <w:t>Synthetic scaling exhibits a clear saturation pattern. Performance improves at moderate budgets (5</w:t>
+      </w:r>
+      <w:r>
+        <w:rPr>
+          <w:lang w:val="en-US"/>
+        </w:rPr>
+        <w:t>x</w:t>
+      </w:r>
+      <w:r>
+        <w:rPr>
+          <w:lang w:val="en-US"/>
+        </w:rPr>
+        <w:t>), but additional synthetic data yields diminishing returns, with accuracy plateauing by 10</w:t>
+      </w:r>
+      <w:r>
+        <w:rPr>
+          <w:lang w:val="en-US"/>
+        </w:rPr>
+        <w:t>x</w:t>
+      </w:r>
+      <w:r>
+        <w:rPr>
+          <w:lang w:val="en-US"/>
+        </w:rPr>
+        <w:t xml:space="preserve"> and slightly degrading at 15</w:t>
+      </w:r>
+      <w:r>
+        <w:rPr>
+          <w:lang w:val="en-US"/>
+        </w:rPr>
+        <w:t>x</w:t>
+      </w:r>
+      <w:r>
+        <w:rPr>
+          <w:lang w:val="en-US"/>
+        </w:rPr>
+        <w:t xml:space="preserve">. This </w:t>
+      </w:r>
+      <w:r>
+        <w:rPr>
+          <w:lang w:val="en-US"/>
+        </w:rPr>
+        <w:t xml:space="preserve">behavior is consistent with training dynamics: augmented models converge faster and early-stop earlier, indicating rapid exhaustion of useful signal from the synthetic pool. Because the underlying synthetic distribution </w:t>
+      </w:r>
+      <w:r>
+        <w:rPr>
+          <w:lang w:val="en-US"/>
+        </w:rPr>
+        <w:t>appears broadly consistent across budgets (as indicated by near-constant FID)</w:t>
+      </w:r>
+      <w:r>
+        <w:rPr>
+          <w:lang w:val="en-US"/>
+        </w:rPr>
+        <w:t xml:space="preserve">, </w:t>
+      </w:r>
+      <w:r>
+        <w:rPr>
+          <w:lang w:val="en-US"/>
+        </w:rPr>
+        <w:t>additional samples are consistent with increasing redundancy or misalignment rather than introducing new semantic variation</w:t>
+      </w:r>
+      <w:r>
+        <w:rPr>
+          <w:lang w:val="en-US"/>
+        </w:rPr>
+        <w:t>.</w:t>
+      </w:r>
+    </w:p>
+    <w:p>
+      <w:pPr>
+        <w:pStyle w:val="Heading2"/>
+      </w:pPr>
+      <w:r>
+        <w:t>Synthetic Distribution Quality (FID)</w:t>
+      </w:r>
+    </w:p>
+    <w:p>
+      <w:pPr>
+        <w:pStyle w:val="BodyText"/>
+        <w:rPr>
+          <w:lang w:val="en-US"/>
+        </w:rPr>
+      </w:pPr>
+      <w:r>
+        <w:rPr>
+          <w:lang w:val="en-US"/>
+        </w:rPr>
+        <w:t>FID scores between the real training set and the synthetic pool are: 5</w:t>
+      </w:r>
+      <w:r>
+        <w:rPr>
+          <w:lang w:val="en-US"/>
+        </w:rPr>
+        <w:t>x</w:t>
+      </w:r>
+      <w:r>
+        <w:rPr>
+          <w:lang w:val="en-US"/>
+        </w:rPr>
+        <w:t xml:space="preserve"> = 140.05, 10</w:t>
+      </w:r>
+      <w:r>
+        <w:rPr>
+          <w:lang w:val="en-US"/>
+        </w:rPr>
+        <w:t>x</w:t>
+      </w:r>
+      <w:r>
+        <w:rPr>
+          <w:lang w:val="en-US"/>
+        </w:rPr>
+        <w:t xml:space="preserve"> = 139.61, 15</w:t>
+      </w:r>
+      <w:r>
+        <w:rPr>
+          <w:lang w:val="en-US"/>
+        </w:rPr>
+        <w:t>x</w:t>
+      </w:r>
+      <w:r>
+        <w:rPr>
+          <w:lang w:val="en-US"/>
+        </w:rPr>
+        <w:t xml:space="preserve"> = 139.48. The near-constant FID across budgets confirms that increasing synthetic volume does not alter the underlying distributional alignment — additional images are drawn from the same generative manifold. </w:t>
+      </w:r>
+      <w:r>
+        <w:rPr>
+          <w:lang w:val="en-US"/>
+        </w:rPr>
+        <w:t xml:space="preserve">However, FID is a global metric and does not capture class-conditional diversity or semantic alignment, so constant FID does not imply equal utility across samples. </w:t>
+      </w:r>
+      <w:r>
+        <w:rPr>
+          <w:lang w:val="en-US"/>
+        </w:rPr>
+        <w:t>The moderately high FID reflects the resolution mismatch inherent in downsampling 512-pixel Stable Diffusion outputs to 64</w:t>
+      </w:r>
+      <w:r>
+        <w:rPr>
+          <w:lang w:val="en-US"/>
+        </w:rPr>
+        <w:t>x</w:t>
+      </w:r>
+      <w:r>
+        <w:rPr>
+          <w:lang w:val="en-US"/>
+        </w:rPr>
+        <w:t>64</w:t>
+      </w:r>
+      <w:r>
+        <w:rPr>
+          <w:lang w:val="en-US"/>
+        </w:rPr>
+        <w:t>.</w:t>
+      </w:r>
+    </w:p>
+    <w:p>
+      <w:pPr>
+        <w:pStyle w:val="Heading2"/>
+      </w:pPr>
+      <w:r>
+        <w:t>Allocation Policy Comparison</w:t>
+      </w:r>
+    </w:p>
+    <w:p>
+      <w:pPr>
+        <w:pStyle w:val="BodyText"/>
+        <w:rPr>
+          <w:lang w:val="en-US"/>
+        </w:rPr>
+      </w:pPr>
+      <w:r>
+        <w:rPr>
+          <w:lang w:val="en-US"/>
+        </w:rPr>
+        <w:t xml:space="preserve">At the 15x total budget, all three adaptive policies perform within 0.7 percentage points of uniform allocation: hard-class (49.96%), uncertainty (49.99%), and predicted-utility (49.29%), compared to uniform (49.85%). </w:t>
+      </w:r>
+      <w:r>
+        <w:rPr>
+          <w:lang w:val="en-US"/>
+        </w:rPr>
+        <w:t>No policy achieves a meaningful advantage within the observed range (≤1pp differences)</w:t>
+      </w:r>
+      <w:r>
+        <w:rPr>
+          <w:lang w:val="en-US"/>
+        </w:rPr>
+        <w:t>. A grouped comparison across multiple metrics is shown in Fig. 3.</w:t>
       </w:r>
     </w:p>
     <w:p>
@@ -3307,180 +3761,7 @@
           <w:lang w:val="en-US"/>
         </w:rPr>
         <w:drawing>
-          <wp:inline distT="0" distB="0" distL="0" distR="0" wp14:anchorId="2DCF94E5" wp14:editId="65ECB9AF">
-            <wp:extent cx="3089910" cy="2035175"/>
-            <wp:effectExtent l="0" t="0" r="0" b="3175"/>
-            <wp:docPr id="1966574448" name="Picture 2"/>
-            <wp:cNvGraphicFramePr>
-              <a:graphicFrameLocks xmlns:a="http://purl.oclc.org/ooxml/drawingml/main" noChangeAspect="1"/>
-            </wp:cNvGraphicFramePr>
-            <a:graphic xmlns:a="http://purl.oclc.org/ooxml/drawingml/main">
-              <a:graphicData uri="http://purl.oclc.org/ooxml/drawingml/picture">
-                <pic:pic xmlns:pic="http://purl.oclc.org/ooxml/drawingml/picture">
-                  <pic:nvPicPr>
-                    <pic:cNvPr id="1966574448" name="Picture 1966574448"/>
-                    <pic:cNvPicPr/>
-                  </pic:nvPicPr>
-                  <pic:blipFill>
-                    <a:blip r:embed="rId11" cstate="print">
-                      <a:extLst>
-                        <a:ext uri="{28A0092B-C50C-407E-A947-70E740481C1C}">
-                          <a14:useLocalDpi xmlns:a14="http://schemas.microsoft.com/office/drawing/2010/main" val="0"/>
-                        </a:ext>
-                      </a:extLst>
-                    </a:blip>
-                    <a:stretch>
-                      <a:fillRect/>
-                    </a:stretch>
-                  </pic:blipFill>
-                  <pic:spPr>
-                    <a:xfrm>
-                      <a:off x="0" y="0"/>
-                      <a:ext cx="3089910" cy="2035175"/>
-                    </a:xfrm>
-                    <a:prstGeom prst="rect">
-                      <a:avLst/>
-                    </a:prstGeom>
-                  </pic:spPr>
-                </pic:pic>
-              </a:graphicData>
-            </a:graphic>
-          </wp:inline>
-        </w:drawing>
-      </w:r>
-    </w:p>
-    <w:p>
-      <w:pPr>
-        <w:pStyle w:val="figurecaption"/>
-      </w:pPr>
-      <w:r>
-        <w:t>Dose–response scaling curves showing Top-1 accuracy, Worst-20-class accuracy, and ECE as a function of synthetic budget (× per class). Accuracy peaks at 5× and saturates beyond 10×, while ECE decreases monotonically with budget.</w:t>
-      </w:r>
-    </w:p>
-    <w:p>
-      <w:pPr>
-        <w:pStyle w:val="Heading2"/>
-      </w:pPr>
-      <w:r>
-        <w:t>Synthetic Distribution Quality (FID)</w:t>
-      </w:r>
-    </w:p>
-    <w:p>
-      <w:pPr>
-        <w:pStyle w:val="BodyText"/>
-        <w:rPr>
-          <w:lang w:val="en-US"/>
-        </w:rPr>
-      </w:pPr>
-      <w:r>
-        <w:rPr>
-          <w:lang w:val="en-US"/>
-        </w:rPr>
-        <w:t xml:space="preserve">FID scores between the real training set and the synthetic pool are: 5× = 140.05, 10× = 139.61, 15× = 139.48. The near-constant FID across budgets confirms that increasing synthetic volume does not alter the underlying distributional alignment — additional images are drawn from the same generative manifold. </w:t>
-      </w:r>
-      <w:r>
-        <w:rPr>
-          <w:lang w:val="en-US"/>
-        </w:rPr>
-        <w:t xml:space="preserve">However, FID is a global metric and does not capture class-conditional diversity or semantic alignment, so constant FID does not imply equal utility across samples. </w:t>
-      </w:r>
-      <w:r>
-        <w:rPr>
-          <w:lang w:val="en-US"/>
-        </w:rPr>
-        <w:t>The moderately high FID reflects the resolution mismatch inherent in downsampling 512-pixel Stable Diffusion outputs to 64×64</w:t>
-      </w:r>
-      <w:r>
-        <w:rPr>
-          <w:lang w:val="en-US"/>
-        </w:rPr>
-        <w:t>.</w:t>
-      </w:r>
-    </w:p>
-    <w:p>
-      <w:pPr>
-        <w:pStyle w:val="Heading2"/>
-      </w:pPr>
-      <w:r>
-        <w:t>Allocation Policy Comparison</w:t>
-      </w:r>
-    </w:p>
-    <w:p>
-      <w:pPr>
-        <w:pStyle w:val="BodyText"/>
-        <w:rPr>
-          <w:lang w:val="en-US"/>
-        </w:rPr>
-      </w:pPr>
-      <w:r>
-        <w:rPr>
-          <w:lang w:val="en-US"/>
-        </w:rPr>
-        <w:t xml:space="preserve">At the 15x total budget, all three adaptive policies perform within 0.7 percentage points of uniform allocation: hard-class (49.96%), uncertainty (49.99%), and predicted-utility (49.29%), compared to uniform (49.85%). </w:t>
-      </w:r>
-      <w:r>
-        <w:rPr>
-          <w:lang w:val="en-US"/>
-        </w:rPr>
-        <w:t>No policy achieves a meaningful advantage within the observed range (≤1pp differences)</w:t>
-      </w:r>
-      <w:r>
-        <w:rPr>
-          <w:lang w:val="en-US"/>
-        </w:rPr>
-        <w:t>. A grouped comparison across multiple metrics is shown in Fig. 3.</w:t>
-      </w:r>
-    </w:p>
-    <w:p>
-      <w:pPr>
-        <w:pStyle w:val="BodyText"/>
-        <w:rPr>
-          <w:lang w:val="en-US"/>
-        </w:rPr>
-      </w:pPr>
-      <w:r>
-        <w:rPr>
-          <w:lang w:val="en-US"/>
-        </w:rPr>
-        <w:t>This null result is informative. The predicted-utility ridge model achieves cross-validated R-squared of only 0.013, indicating that per-class utility — the accuracy gain from adding synthetic data — is nearly unpredictable from observable class properties. This suggests that the benefit of synthetic augmentation is governed by factors not captured in our feature set, such as the semantic alignment between text prompts and the visual concept, the internal representation quality of the diffusion model for each class, or stochastic training dynamics.</w:t>
-      </w:r>
-    </w:p>
-    <w:p>
-      <w:pPr>
-        <w:pStyle w:val="BodyText"/>
-        <w:rPr>
-          <w:lang w:val="en-US"/>
-        </w:rPr>
-      </w:pPr>
-      <w:r>
-        <w:rPr>
-          <w:lang w:val="en-US"/>
-        </w:rPr>
-        <w:t>The worst-20-class metric provides a complementary perspective. While the baseline achieves only 16.30% on the 20 hardest classes, all DiffusionBoost variants improve this metric substantially: Uniform 5x reaches 21.50%, and adaptive hard-class also reaches 21.50%. This 5.2 percentage point improvement on tail classes suggests that synthetic augmentation benefits the most data-starved classes disproportionately, even when aggregate accuracy gains are modest</w:t>
-      </w:r>
-      <w:r>
-        <w:rPr>
-          <w:lang w:val="en-US"/>
-        </w:rPr>
-        <w:t>.</w:t>
-      </w:r>
-    </w:p>
-    <w:p>
-      <w:pPr>
-        <w:pStyle w:val="BodyText"/>
-        <w:ind w:end="9.30pt" w:firstLine="0pt"/>
-        <w:rPr>
-          <w:lang w:val="en-US"/>
-        </w:rPr>
-      </w:pPr>
-      <w:r>
-        <w:rPr>
-          <w:noProof/>
-          <w:lang w:val="en-US"/>
-        </w:rPr>
-        <w:lastRenderedPageBreak/>
-        <w:drawing>
-          <wp:inline distT="0" distB="0" distL="0" distR="0" wp14:anchorId="681EE935" wp14:editId="3D725326">
+          <wp:inline distT="0" distB="0" distL="0" distR="0" wp14:anchorId="01DEBF20" wp14:editId="5956E000">
             <wp:extent cx="3089910" cy="1715770"/>
             <wp:effectExtent l="0" t="0" r="0" b="0"/>
             <wp:docPr id="225632752" name="Picture 3"/>
@@ -3527,7 +3808,47 @@
         <w:pStyle w:val="figurecaption"/>
       </w:pPr>
       <w:r>
-        <w:t>Allocation policy comparison at 15× budget across Top-1, Macro, Worst-20, and Linear Probe accuracy. No policy achieves a statistically meaningful advantage over uniform allocation.</w:t>
+        <w:t>Allocation policy comparison at 15</w:t>
+      </w:r>
+      <w:r>
+        <w:t>x</w:t>
+      </w:r>
+      <w:r>
+        <w:t xml:space="preserve"> budget across Top-1, Macro, Worst-20, and Linear Probe accuracy (ResNet-18)</w:t>
+      </w:r>
+    </w:p>
+    <w:p>
+      <w:pPr>
+        <w:pStyle w:val="BodyText"/>
+        <w:rPr>
+          <w:lang w:val="en-US"/>
+        </w:rPr>
+      </w:pPr>
+      <w:r>
+        <w:rPr>
+          <w:lang w:val="en-US"/>
+        </w:rPr>
+        <w:t>This null result is informative. The predicted-utility ridge model achieves cross-validated R-squared of only 0.013, indicating that per-class utility — the accuracy gain from adding synthetic data — is nearly unpredictable from observable class properties. This suggests that the benefit of synthetic augmentation is governed by factors not captured in our feature set, such as the semantic alignment between text prompts and the visual concept, the internal representation quality of the diffusion model for each class, or stochastic training dynamics.</w:t>
+      </w:r>
+    </w:p>
+    <w:p>
+      <w:pPr>
+        <w:pStyle w:val="BodyText"/>
+        <w:rPr>
+          <w:lang w:val="en-US"/>
+        </w:rPr>
+      </w:pPr>
+      <w:r>
+        <w:rPr>
+          <w:lang w:val="en-US"/>
+        </w:rPr>
+        <w:t>The worst-20-class metric provides a complementary perspective. While the baseline achieves only 16.30% on the 20 hardest classes, all DiffusionBoost variants improve this metric substantially: Uniform 5x reaches 21.50%, and adaptive hard-class also reaches 21.50%. This 5.2 percentage point improvement on tail classes suggests that synthetic augmentation benefits the most data-starved classes disproportionately, even when aggregate accuracy gains are modest</w:t>
+      </w:r>
+      <w:r>
+        <w:rPr>
+          <w:lang w:val="en-US"/>
+        </w:rPr>
+        <w:t>.</w:t>
       </w:r>
     </w:p>
     <w:p>
@@ -3535,6 +3856,7 @@
         <w:pStyle w:val="Heading2"/>
       </w:pPr>
       <w:r>
+        <w:lastRenderedPageBreak/>
         <w:t>Per-Class Analysis</w:t>
       </w:r>
     </w:p>
@@ -3617,7 +3939,31 @@
         <w:rPr>
           <w:lang w:val="en-US"/>
         </w:rPr>
-        <w:t>At 5×, HHR = (106 − 69) / 200 = 0.185, indicating a net positive effect. At 15×, HHR = (90 − 90) / 200 = 0.0, confirming that gains disappear at higher synthetic budgets and that additional samples introduce as much harm as benefit.</w:t>
+        <w:t>At 5</w:t>
+      </w:r>
+      <w:r>
+        <w:rPr>
+          <w:lang w:val="en-US"/>
+        </w:rPr>
+        <w:t>x</w:t>
+      </w:r>
+      <w:r>
+        <w:rPr>
+          <w:lang w:val="en-US"/>
+        </w:rPr>
+        <w:t>, HHR = (106 − 69) / 200 = 0.185, indicating a net positive effect. At 15</w:t>
+      </w:r>
+      <w:r>
+        <w:rPr>
+          <w:lang w:val="en-US"/>
+        </w:rPr>
+        <w:t>x</w:t>
+      </w:r>
+      <w:r>
+        <w:rPr>
+          <w:lang w:val="en-US"/>
+        </w:rPr>
+        <w:t>, HHR = (90 − 90) / 200 = 0.0, confirming that gains disappear at higher synthetic budgets and that additional samples introduce as much harm as benefit.</w:t>
       </w:r>
     </w:p>
     <w:p>
@@ -3706,7 +4052,19 @@
         </w:rPr>
       </w:pPr>
       <w:r>
-        <w:t>Per-class accuracy delta (pp) vs Baseline for Uniform 5× (left) and Adaptive HC 15× (right). Green bars indicate classes helped (&gt;2pp), red bars indicate classes harmed (&lt;-2pp). The help/harm ratio deteriorates with increasing budget.</w:t>
+        <w:t>Per-class accuracy delta vs. Baseline: Uniform 5</w:t>
+      </w:r>
+      <w:r>
+        <w:t>x</w:t>
+      </w:r>
+      <w:r>
+        <w:t xml:space="preserve"> (left), Adaptive HC 15</w:t>
+      </w:r>
+      <w:r>
+        <w:t>x</w:t>
+      </w:r>
+      <w:r>
+        <w:t xml:space="preserve"> (right)</w:t>
       </w:r>
     </w:p>
     <w:p>
@@ -3742,13 +4100,7 @@
         <w:rPr>
           <w:lang w:val="en-US"/>
         </w:rPr>
-        <w:t xml:space="preserve">Post-hoc temperature scaling brings all models to comparable calibrated ECE values between 0.024 and 0.038. The baseline's optimal temperature (T = 0.754) is notably lower than that of augmented models (T = 0.855), indicating that the augmented models require less aggressive </w:t>
-      </w:r>
-      <w:r>
-        <w:rPr>
-          <w:lang w:val="en-US"/>
-        </w:rPr>
-        <w:t xml:space="preserve">recalibration. </w:t>
+        <w:t xml:space="preserve">Post-hoc temperature scaling brings all models to comparable calibrated ECE values between 0.024 and 0.038. The baseline's optimal temperature (T = 0.754) is notably lower than that of augmented models (T = 0.855), indicating that the augmented models require less aggressive recalibration. </w:t>
       </w:r>
       <w:r>
         <w:rPr>
@@ -6001,14 +6353,7 @@
         <w:rPr>
           <w:lang w:val="en-US"/>
         </w:rPr>
-        <w:t xml:space="preserve">This noise sensitivity is not specific to synthetic augmentation. The ceiling model, trained on 100% real data, shows even lower noise accuracy (4.57%). The pattern suggests that models with higher clean accuracy — whether achieved through more real or synthetic data — learn finer discriminative features that are disproportionately disrupted </w:t>
-      </w:r>
-      <w:r>
-        <w:rPr>
-          <w:lang w:val="en-US"/>
-        </w:rPr>
-        <w:lastRenderedPageBreak/>
-        <w:t>by additive noise. This is consistent with the known accuracy-robustness trade-off in neural networks</w:t>
+        <w:t>This noise sensitivity is not specific to synthetic augmentation. The ceiling model, trained on 100% real data, shows even lower noise accuracy (4.57%). The pattern suggests that models with higher clean accuracy — whether achieved through more real or synthetic data — learn finer discriminative features that are disproportionately disrupted by additive noise. This is consistent with the known accuracy-robustness trade-off in neural networks</w:t>
       </w:r>
       <w:r>
         <w:rPr>
@@ -6078,10 +6423,8 @@
         <w:pStyle w:val="figurecaption"/>
       </w:pPr>
       <w:r>
-        <w:t>Corruption robustness across clean, Gaussian noise, blur, and brightness conditions for Baseline, Uniform 5×, Uniform 15×, and Ceiling (ResNet-18). Synthetic augmentation improves blur/brightness robustness but degrades noise robustness</w:t>
-      </w:r>
-      <w:r>
-        <w:t>.</w:t>
+        <w:lastRenderedPageBreak/>
+        <w:t>Corruption robustness across clean, noise, blur, and brightness conditions (ResNet-18)</w:t>
       </w:r>
     </w:p>
     <w:p>
@@ -6179,10 +6522,7 @@
         <w:pStyle w:val="figurecaption"/>
       </w:pPr>
       <w:r>
-        <w:t>Representation geometry across pipelines showing eigenvalue spectra and feature distribution characteristics. Synthetic augmentation increases effective rank and improves feature separability relative to baseline</w:t>
-      </w:r>
-      <w:r>
-        <w:t>.</w:t>
+        <w:t>Penultimate-layer eigenvalue spectra across pipelines (ResNet-18)</w:t>
       </w:r>
     </w:p>
     <w:p>
@@ -6909,13 +7249,7 @@
         <w:rPr>
           <w:lang w:val="en-US"/>
         </w:rPr>
-        <w:t xml:space="preserve">Linear probe accuracy, which evaluates feature quality independently of the classification head by training a fresh logistic regression on frozen penultimate-layer features, shows a clear benefit from synthetic augmentation. Uniform 5x achieves 49.18% probe accuracy versus 46.06% for </w:t>
-      </w:r>
-      <w:r>
-        <w:rPr>
-          <w:lang w:val="en-US"/>
-        </w:rPr>
-        <w:t xml:space="preserve">baseline — a 3.12pp improvement that exceeds the Top-1 accuracy gap (2.21pp). </w:t>
+        <w:t xml:space="preserve">Linear probe accuracy, which evaluates feature quality independently of the classification head by training a fresh logistic regression on frozen penultimate-layer features, shows a clear benefit from synthetic augmentation. Uniform 5x achieves 49.18% probe accuracy versus 46.06% for baseline — a 3.12pp improvement that exceeds the Top-1 accuracy gap (2.21pp). </w:t>
       </w:r>
       <w:r>
         <w:rPr>
@@ -6991,10 +7325,7 @@
         <w:pStyle w:val="figurecaption"/>
       </w:pPr>
       <w:r>
-        <w:t>Summary bar chart comparing Top-1 accuracy and linear probe accuracy across all Tiny ImageNet pipelines (ResNet-18). Linear probe gains persist even at budgets where Top-1 accuracy has saturated</w:t>
-      </w:r>
-      <w:r>
-        <w:t>.</w:t>
+        <w:t>Top-1 vs. linear probe accuracy across all pipelines (ResNet-18)</w:t>
       </w:r>
     </w:p>
     <w:p>
@@ -7813,7 +8144,6 @@
                 <w:szCs w:val="16"/>
                 <w:lang w:eastAsia="en-IN"/>
               </w:rPr>
-              <w:lastRenderedPageBreak/>
               <w:t>Pipeline</w:t>
             </w:r>
           </w:p>
@@ -9071,6 +9401,7 @@
                 <w:szCs w:val="16"/>
                 <w:lang w:eastAsia="en-IN"/>
               </w:rPr>
+              <w:lastRenderedPageBreak/>
               <w:t>Pipeline</w:t>
             </w:r>
           </w:p>
@@ -9502,7 +9833,43 @@
         <w:rPr>
           <w:lang w:val="en-US"/>
         </w:rPr>
-        <w:t>To test whether the observed limitations of synthetic augmentation arise partly from optimization rather than data quality alone, we replace standard cross-entropy (CE) with the proposed SA loss while keeping all other components fixed. We evaluate this on the two most informative 15× settings: Uniform 15× and Adaptive Predicted-Utility 15×.</w:t>
+        <w:t>To test whether the observed limitations of synthetic augmentation arise partly from optimization rather than data quality alone, we replace standard cross-entropy (CE) with the proposed SA loss while keeping all other components fixed. We evaluate this on the two most informative 15</w:t>
+      </w:r>
+      <w:r>
+        <w:rPr>
+          <w:lang w:val="en-US"/>
+        </w:rPr>
+        <w:t>x</w:t>
+      </w:r>
+      <w:r>
+        <w:rPr>
+          <w:lang w:val="en-US"/>
+        </w:rPr>
+        <w:t xml:space="preserve"> settings: Uniform 15</w:t>
+      </w:r>
+      <w:r>
+        <w:rPr>
+          <w:lang w:val="en-US"/>
+        </w:rPr>
+        <w:t>x</w:t>
+      </w:r>
+      <w:r>
+        <w:rPr>
+          <w:lang w:val="en-US"/>
+        </w:rPr>
+        <w:t xml:space="preserve"> and Adaptive Predicted-Utility 15</w:t>
+      </w:r>
+      <w:r>
+        <w:rPr>
+          <w:lang w:val="en-US"/>
+        </w:rPr>
+        <w:t>x</w:t>
+      </w:r>
+      <w:r>
+        <w:rPr>
+          <w:lang w:val="en-US"/>
+        </w:rPr>
+        <w:t>.</w:t>
       </w:r>
     </w:p>
     <w:p>
@@ -9586,14 +9953,51 @@
         <w:pStyle w:val="figurecaption"/>
       </w:pPr>
       <w:r>
-        <w:t>Fig. 8. CE vs SA loss comparison on Tiny ImageNet (ResNet-18) for Uniform 15× and Adaptive PU 15× pipelines. SA does not materially alter accuracy or linear probe performance, suggesting the saturation limitation is data-driven rather than optimization-driven</w:t>
-      </w:r>
-      <w:r>
+        <w:t>CE vs SA loss comparison on Tiny ImageNet (ResNet-18) for Uniform 15</w:t>
+      </w:r>
+      <w:r>
+        <w:t>x</w:t>
+      </w:r>
+      <w:r>
+        <w:t xml:space="preserve"> and Adaptive PU 15</w:t>
+      </w:r>
+      <w:r>
+        <w:t>x</w:t>
+      </w:r>
+      <w:r>
+        <w:t xml:space="preserve"> pipelines</w:t>
+      </w:r>
+    </w:p>
+    <w:p>
+      <w:pPr>
+        <w:pStyle w:val="BodyText"/>
+        <w:rPr>
+          <w:lang w:val="en-US"/>
+        </w:rPr>
+      </w:pPr>
+      <w:r>
+        <w:rPr>
+          <w:lang w:val="en-US"/>
+        </w:rPr>
+        <w:t>SA does not materially alter the observed ranking or saturation pattern, suggesting that the limitation is not primarily due to loss formulation</w:t>
+      </w:r>
+      <w:r>
+        <w:rPr>
+          <w:lang w:val="en-US"/>
+        </w:rPr>
         <w:t>.</w:t>
       </w:r>
     </w:p>
     <w:p>
       <w:pPr>
+        <w:pStyle w:val="Heading2"/>
+      </w:pPr>
+      <w:r>
+        <w:t>Contextual Comparison with Prior Work</w:t>
+      </w:r>
+    </w:p>
+    <w:p>
+      <w:pPr>
         <w:pStyle w:val="BodyText"/>
         <w:rPr>
           <w:lang w:val="en-US"/>
@@ -9603,13 +10007,61 @@
         <w:rPr>
           <w:lang w:val="en-US"/>
         </w:rPr>
-        <w:t>SA does not materially alter the observed ranking or saturation pattern, suggesting that the limitation is not primarily due to loss formulation</w:t>
-      </w:r>
-      <w:r>
-        <w:rPr>
-          <w:lang w:val="en-US"/>
-        </w:rPr>
-        <w:t>.</w:t>
+        <w:t>To contextualize the observed performance, we compare our results to representative findings from prior work on diffusion-based augmentation and low-data classification. Recent studies report that synthetic data can improve ImageNet classification by several percentage points when combined with real data under standard training regimes [14], while diffusion-based augmentation in few-shot settings has demonstrated consistent but modest gains [16].</w:t>
+      </w:r>
+    </w:p>
+    <w:p>
+      <w:pPr>
+        <w:pStyle w:val="BodyText"/>
+        <w:rPr>
+          <w:lang w:val="en-US"/>
+        </w:rPr>
+      </w:pPr>
+      <w:r>
+        <w:rPr>
+          <w:lang w:val="en-US"/>
+        </w:rPr>
+        <w:t>In our controlled low-data setting, the best-performing configuration (Uniform 5</w:t>
+      </w:r>
+      <w:r>
+        <w:rPr>
+          <w:lang w:val="en-US"/>
+        </w:rPr>
+        <w:t>x</w:t>
+      </w:r>
+      <w:r>
+        <w:rPr>
+          <w:lang w:val="en-US"/>
+        </w:rPr>
+        <w:t>) achieves a +2.21 percentage point improvement over baseline, corresponding to approximately 10.3% recovery of the gap to the full-data ceiling. This magnitude is consistent with prior findings that synthetic data provides incremental rather than transformative gains, particularly when the underlying distribution remains fixed.</w:t>
+      </w:r>
+    </w:p>
+    <w:p>
+      <w:pPr>
+        <w:pStyle w:val="BodyText"/>
+        <w:rPr>
+          <w:lang w:val="en-US"/>
+        </w:rPr>
+      </w:pPr>
+      <w:r>
+        <w:rPr>
+          <w:lang w:val="en-US"/>
+        </w:rPr>
+        <w:t>Importantly, unlike many prior studies that evaluate a single augmentation regime, our dose–response framework reveals a non-monotonic scaling behavior with clear saturation beyond moderate synthetic budgets. This provides a more complete characterization of synthetic data utility, showing that increasing volume alone does not guarantee continued performance improvement.</w:t>
+      </w:r>
+    </w:p>
+    <w:p>
+      <w:pPr>
+        <w:pStyle w:val="BodyText"/>
+        <w:rPr>
+          <w:lang w:val="en-US"/>
+        </w:rPr>
+      </w:pPr>
+      <w:r>
+        <w:rPr>
+          <w:lang w:val="en-US"/>
+        </w:rPr>
+        <w:t>Furthermore, our results align with recent observations that synthetic data effectiveness is highly conditional, depending on distribution alignment, diversity, and task relevance [27,35]. The lack of improvement from adaptive allocation strategies suggests that limitations arise from the synthetic data distribution itself rather than allocation inefficiency, reinforcing the distinction between generative fidelity and discriminative utility observed in prior work [28–30].</w:t>
       </w:r>
     </w:p>
     <w:p>
@@ -9617,7 +10069,7 @@
         <w:pStyle w:val="Heading2"/>
       </w:pPr>
       <w:r>
-        <w:t>Contextual Comparison with Prior Work</w:t>
+        <w:t>Cross-Dataset Validation (CIFAR-100)</w:t>
       </w:r>
     </w:p>
     <w:p>
@@ -9631,7 +10083,19 @@
         <w:rPr>
           <w:lang w:val="en-US"/>
         </w:rPr>
-        <w:t>To contextualize the observed performance, we compare our results to representative findings from prior work on diffusion-based augmentation and low-data classification. Recent studies report that synthetic data can improve ImageNet classification by several percentage points when combined with real data under standard training regimes [14], while diffusion-based augmentation in few-shot settings has demonstrated consistent but modest gains [16].</w:t>
+        <w:t>To test whether the observed dose–response behavior is specific to Tiny ImageNet, we repeat the core synthetic-scaling experiment on CIFAR-100. Fig</w:t>
+      </w:r>
+      <w:r>
+        <w:rPr>
+          <w:lang w:val="en-US"/>
+        </w:rPr>
+        <w:t xml:space="preserve"> 9.</w:t>
+      </w:r>
+      <w:r>
+        <w:rPr>
+          <w:lang w:val="en-US"/>
+        </w:rPr>
+        <w:t xml:space="preserve"> summarizes the CIFAR-100 results across the main pipelines.</w:t>
       </w:r>
     </w:p>
     <w:p>
@@ -9645,90 +10109,7 @@
         <w:rPr>
           <w:lang w:val="en-US"/>
         </w:rPr>
-        <w:t>In our controlled low-data setting, the best-performing configuration (Uniform 5×) achieves a +2.21 percentage point improvement over baseline, corresponding to approximately 10.3% recovery of the gap to the full-data ceiling. This magnitude is consistent with prior findings that synthetic data provides incremental rather than transformative gains, particularly when the underlying distribution remains fixed.</w:t>
-      </w:r>
-    </w:p>
-    <w:p>
-      <w:pPr>
-        <w:pStyle w:val="BodyText"/>
-        <w:rPr>
-          <w:lang w:val="en-US"/>
-        </w:rPr>
-      </w:pPr>
-      <w:r>
-        <w:rPr>
-          <w:lang w:val="en-US"/>
-        </w:rPr>
-        <w:t>Importantly, unlike many prior studies that evaluate a single augmentation regime, our dose–response framework reveals a non-monotonic scaling behavior with clear saturation beyond moderate synthetic budgets. This provides a more complete characterization of synthetic data utility, showing that increasing volume alone does not guarantee continued performance improvement.</w:t>
-      </w:r>
-    </w:p>
-    <w:p>
-      <w:pPr>
-        <w:pStyle w:val="BodyText"/>
-        <w:rPr>
-          <w:lang w:val="en-US"/>
-        </w:rPr>
-      </w:pPr>
-      <w:r>
-        <w:rPr>
-          <w:lang w:val="en-US"/>
-        </w:rPr>
-        <w:t>Furthermore, our results align with recent observations that synthetic data effectiveness is highly conditional, depending on distribution alignment, diversity, and task relevance [27,35]. The lack of improvement from adaptive allocation strategies suggests that limitations arise from the synthetic data distribution itself rather than allocation inefficiency, reinforcing the distinction between generative fidelity and discriminative utility observed in prior work [28–30].</w:t>
-      </w:r>
-    </w:p>
-    <w:p>
-      <w:pPr>
-        <w:pStyle w:val="Heading2"/>
-      </w:pPr>
-      <w:r>
-        <w:t>Cross-Dataset Validation (CIFAR-100)</w:t>
-      </w:r>
-    </w:p>
-    <w:p>
-      <w:pPr>
-        <w:pStyle w:val="BodyText"/>
-        <w:rPr>
-          <w:lang w:val="en-US"/>
-        </w:rPr>
-      </w:pPr>
-      <w:r>
-        <w:rPr>
-          <w:lang w:val="en-US"/>
-        </w:rPr>
-        <w:t>To test whether the observed dose–response behavior is specific to Tiny ImageNet, we repeat the core synthetic-scaling experiment on CIFAR-100. Fig</w:t>
-      </w:r>
-      <w:r>
-        <w:rPr>
-          <w:lang w:val="en-US"/>
-        </w:rPr>
-        <w:t xml:space="preserve"> 9.</w:t>
-      </w:r>
-      <w:r>
-        <w:rPr>
-          <w:lang w:val="en-US"/>
-        </w:rPr>
-        <w:t xml:space="preserve"> summarizes the CIFAR-100 results across the main pipelines.</w:t>
-      </w:r>
-    </w:p>
-    <w:p>
-      <w:pPr>
-        <w:pStyle w:val="BodyText"/>
-        <w:rPr>
-          <w:lang w:val="en-US"/>
-        </w:rPr>
-      </w:pPr>
-      <w:r>
-        <w:rPr>
-          <w:lang w:val="en-US"/>
-        </w:rPr>
-        <w:t xml:space="preserve">The CIFAR-100 results provide a cross-dataset validation of the central finding. If the same non-monotonic pattern is observed, this supports the claim that moderate synthetic augmentation can help while larger budgets saturate or </w:t>
-      </w:r>
-      <w:r>
-        <w:rPr>
-          <w:lang w:val="en-US"/>
-        </w:rPr>
-        <w:lastRenderedPageBreak/>
-        <w:t>degrade. If the pattern weakens or changes, it indicates that synthetic augmentation utility is also dataset-dependent</w:t>
+        <w:t>The CIFAR-100 results provide a cross-dataset validation of the central finding. If the same non-monotonic pattern is observed, this supports the claim that moderate synthetic augmentation can help while larger budgets saturate or degrade. If the pattern weakens or changes, it indicates that synthetic augmentation utility is also dataset-dependent</w:t>
       </w:r>
       <w:r>
         <w:rPr>
@@ -9798,10 +10179,7 @@
         <w:pStyle w:val="figurecaption"/>
       </w:pPr>
       <w:r>
-        <w:t>CIFAR-100 summary across the main pipelines. This figure tests whether the dose–response pattern observed on Tiny ImageNet generalizes to a second benchmark</w:t>
-      </w:r>
-      <w:r>
-        <w:t>.</w:t>
+        <w:t>CIFAR-100 pipeline comparison: Top-1 and linear probe accuracy (ResNet-18)</w:t>
       </w:r>
     </w:p>
     <w:p>
@@ -9863,7 +10241,14 @@
         <w:rPr>
           <w:lang w:val="en-US"/>
         </w:rPr>
-        <w:t>This test separates dataset-level generalization from optimization-level generalization. If SA produces consistent gains on both Tiny ImageNet and CIFAR-100, the loss modification is likely capturing a broader training effect. If it helps only on one dataset, the benefit is more likely regime-specific.</w:t>
+        <w:t xml:space="preserve">This test separates dataset-level generalization from optimization-level generalization. If SA produces consistent gains on both Tiny ImageNet and CIFAR-100, the loss modification is likely capturing a broader training effect. If it </w:t>
+      </w:r>
+      <w:r>
+        <w:rPr>
+          <w:lang w:val="en-US"/>
+        </w:rPr>
+        <w:lastRenderedPageBreak/>
+        <w:t>helps only on one dataset, the benefit is more likely regime-specific.</w:t>
       </w:r>
     </w:p>
     <w:p>
@@ -9927,10 +10312,7 @@
         <w:pStyle w:val="figurecaption"/>
       </w:pPr>
       <w:r>
-        <w:t>CIFAR-100 SA ablation comparing CE and SA under synthetic augmentation. This tests whether the optimization effect of SA generalizes beyond Tiny ImageNet</w:t>
-      </w:r>
-      <w:r>
-        <w:t>.</w:t>
+        <w:t>CIFAR-100 CE vs. SA loss comparison (ResNet-18)</w:t>
       </w:r>
     </w:p>
     <w:p>
@@ -9980,7 +10362,7 @@
         <w:rPr>
           <w:lang w:val="en-US"/>
         </w:rPr>
-        <w:t>Our results establish the GenAI Augmentation Paradox: diffusion-generated synthetic data provides measurable but fundamentally bounded benefits in low-data image classification, following a non-monotonic dose–response curve rather than scaling linearly with volume.</w:t>
+        <w:t>Our results establish the GenAI Augmentation Paradox: diffusion-generated synthetic data provides measurable but bounded gains in low-data image classification, following a non-monotonic dose–response curve rather than scaling linearly with volume.</w:t>
       </w:r>
     </w:p>
     <w:p>
@@ -10008,13 +10390,7 @@
         <w:rPr>
           <w:lang w:val="en-US"/>
         </w:rPr>
-        <w:t xml:space="preserve"> diversity within the synthetic distribution. At low budgets, synthetic samples introduce complementary variations absent from the small </w:t>
-      </w:r>
-      <w:r>
-        <w:rPr>
-          <w:lang w:val="en-US"/>
-        </w:rPr>
-        <w:t>real dataset. As the budget increases, additional samples become redundant or semantically misaligned, as confirmed by near-constant FID across budgets. Because all images are generated from a fixed model and prompt space, marginal information gain rapidly decreases. In some cases, excessive synthetic exposure biases representations toward generative artifacts, degrading class-specific discrimination.</w:t>
+        <w:t xml:space="preserve"> diversity within the synthetic distribution. At low budgets, synthetic samples introduce complementary variations absent from the small real dataset. As the budget increases, additional samples become redundant or semantically misaligned — all images are drawn from a fixed model and prompt space, so marginal information gain rapidly decreases. In some cases, excessive synthetic exposure biases representations toward generative artifacts, degrading class-specific discrimination. Near-constant FID across budgets confirms that larger synthetic pools do not introduce new distributional diversity but merely replicate existing patterns.</w:t>
       </w:r>
     </w:p>
     <w:p>
@@ -10028,7 +10404,7 @@
         <w:rPr>
           <w:lang w:val="en-US"/>
         </w:rPr>
-        <w:t>Ablation results reinforce this interpretation. Adaptive allocation policies fail to improve over uniform augmentation, indicating that limitations arise from synthetic data quality and diversity rather than allocation inefficiency. The SA loss ablation preserves the same saturation pattern, suggesting the bottleneck is data-distributional rather than optimization-driven. The ceiling gap further confirms that real data provides critical information — fine-grained texture, pose variation, and contextual cues — that text-conditioned diffusion models do not reliably capture at low resolution.</w:t>
+        <w:t>Adaptive allocation policies fail to improve over uniform augmentation, indicating that the limitation is intrinsic to the synthetic distribution rather than a consequence of allocation inefficiency. At high budgets where marginal utility approaches zero, redistributing samples across classes yields no meaningful benefit.</w:t>
       </w:r>
     </w:p>
     <w:p>
@@ -10042,7 +10418,7 @@
         <w:rPr>
           <w:lang w:val="en-US"/>
         </w:rPr>
-        <w:t>Despite limited accuracy gains, synthetic augmentation acts as a regularizer on predictive confidence, producing consistent calibration improvements. Representation analysis reveals a further dissociation: linear probe accuracy continues to improve at budgets where Top-1 accuracy has saturated, suggesting that synthetic data enhances intermediate feature representations in ways the classifier head does not fully exploit. This has implications for transfer learning, where feature quality matters more than task-specific accuracy.</w:t>
+        <w:t>The ceiling gap quantifies this constraint. Synthetic augmentation recovers only a small fraction of the performance difference between the low-data baseline and the full-data ceiling, demonstrating that real data provides critical information — fine-grained texture, pose variation, contextual cues — that text-conditioned diffusion models do not reliably capture at low resolution. The bottleneck is information content rather than model capacity.</w:t>
       </w:r>
     </w:p>
     <w:p>
@@ -10056,7 +10432,13 @@
         <w:rPr>
           <w:lang w:val="en-US"/>
         </w:rPr>
-        <w:t>Cross-architecture validation confirms these findings are not backbone-specific. MobileNetV3-Small exhibits the same qualitative pattern with a higher saturation point, suggesting architectures with stronger inductive biases extract more from the same synthetic distribution before saturating.</w:t>
+        <w:t xml:space="preserve">Despite limited accuracy gains, synthetic augmentation provides consistent calibration improvements. Moderate budgets reduce ECE substantially, suggesting that synthetic data acts as a confidence regularizer. This is valuable in deployment settings where calibrated uncertainty is critical, though improvements may partly reflect lower predictive </w:t>
+      </w:r>
+      <w:r>
+        <w:rPr>
+          <w:lang w:val="en-US"/>
+        </w:rPr>
+        <w:t>confidence rather than strictly improved probability estimation.</w:t>
       </w:r>
     </w:p>
     <w:p>
@@ -10070,7 +10452,47 @@
         <w:rPr>
           <w:lang w:val="en-US"/>
         </w:rPr>
-        <w:t>Several limitations apply. All results are based on a single deterministic run, so differences below approximately 1pp should be interpreted cautiously. FID is a global metric and does not capture class-conditional diversity or semantic correctness. No quality filtering or sample selection is applied to synthetic data. Experiments are conducted at 64×64 resolution, where downsampling from high-resolution diffusion outputs may introduce artifacts. Finally, the study evaluates a single generative model with fixed prompt templates; improved generative diversity or adaptive prompting may shift the saturation point.</w:t>
+        <w:t>A further dissociation emerges at the representation level: linear probe accuracy continues to improve at budgets where Top-1 accuracy has saturated. Synthetic data enhances intermediate feature structure even when the classifier head fails to exploit it, suggesting potential downstream benefits for transfer learning where feature quality matters more than task-specific accuracy.</w:t>
+      </w:r>
+    </w:p>
+    <w:p>
+      <w:pPr>
+        <w:pStyle w:val="BodyText"/>
+        <w:rPr>
+          <w:lang w:val="en-US"/>
+        </w:rPr>
+      </w:pPr>
+      <w:r>
+        <w:rPr>
+          <w:lang w:val="en-US"/>
+        </w:rPr>
+        <w:t>Cross-architecture validation confirms these findings are not backbone-specific. MobileNetV3-Small exhibits the same qualitative pattern with a higher saturation point, suggesting that architectures with stronger inductive biases extract more from the same synthetic distribution before saturating.</w:t>
+      </w:r>
+    </w:p>
+    <w:p>
+      <w:pPr>
+        <w:pStyle w:val="BodyText"/>
+        <w:rPr>
+          <w:lang w:val="en-US"/>
+        </w:rPr>
+      </w:pPr>
+      <w:r>
+        <w:rPr>
+          <w:lang w:val="en-US"/>
+        </w:rPr>
+        <w:t>Several limitations apply. All results are based on a single deterministic run, so differences below approximately 1pp should be interpreted cautiously. FID is a global metric and does not capture class-conditional diversity or semantic correctness. No quality filtering or sample selection is applied to synthetic data. Experiments are conducted at 64</w:t>
+      </w:r>
+      <w:r>
+        <w:rPr>
+          <w:lang w:val="en-US"/>
+        </w:rPr>
+        <w:t>x</w:t>
+      </w:r>
+      <w:r>
+        <w:rPr>
+          <w:lang w:val="en-US"/>
+        </w:rPr>
+        <w:t>64 resolution, where downsampling from high-resolution diffusion outputs may introduce artifacts. Finally, the study evaluates a single generative model with fixed prompt templates; improved generative diversity or adaptive prompting may shift the saturation point.</w:t>
       </w:r>
     </w:p>
     <w:p>
@@ -10118,46 +10540,52 @@
         <w:rPr>
           <w:lang w:val="en-US"/>
         </w:rPr>
+        <w:t>These results reframe the synthetic augmentation question from "Does synthetic data help?" to "How much synthetic data helps, and under what conditions?" The answer, at least for text-conditioned diffusion models at 64x64 resolution in a 5% data regime, is: a little helps, more does not, and the ceiling gap remains substantial. Proving this limitation is as valuable as achieving a new high score, as it provides practitioners with actionable guidance on when and how much to invest in synthetic data generation.</w:t>
+      </w:r>
+    </w:p>
+    <w:p>
+      <w:pPr>
+        <w:pStyle w:val="BodyText"/>
+        <w:rPr>
+          <w:lang w:val="en-US"/>
+        </w:rPr>
+      </w:pPr>
+      <w:r>
+        <w:rPr>
+          <w:lang w:val="en-US"/>
+        </w:rPr>
+        <w:t xml:space="preserve">Future work should investigate whether higher-fidelity generative models, adaptive prompting strategies, or image-conditioned synthesis can push the saturation point further. Testing adaptive allocation at lower synthetic budgets (where we </w:t>
+      </w:r>
+      <w:r>
+        <w:rPr>
+          <w:lang w:val="en-US"/>
+        </w:rPr>
+        <w:t>hypothesize</w:t>
+      </w:r>
+      <w:r>
+        <w:rPr>
+          <w:lang w:val="en-US"/>
+        </w:rPr>
+        <w:t xml:space="preserve"> it would be more effective) and extending the study to additional datasets (CIFAR-100, </w:t>
+      </w:r>
+      <w:r>
+        <w:rPr>
+          <w:lang w:val="en-US"/>
+        </w:rPr>
+        <w:t>specialized</w:t>
+      </w:r>
+      <w:r>
+        <w:rPr>
+          <w:lang w:val="en-US"/>
+        </w:rPr>
+        <w:t xml:space="preserve"> </w:t>
+      </w:r>
+      <w:r>
+        <w:rPr>
+          <w:lang w:val="en-US"/>
+        </w:rPr>
         <w:lastRenderedPageBreak/>
-        <w:t>These results reframe the synthetic augmentation question from "Does synthetic data help?" to "How much synthetic data helps, and under what conditions?" The answer, at least for text-conditioned diffusion models at 64x64 resolution in a 5% data regime, is: a little helps, more does not, and the ceiling gap remains substantial. Proving this limitation is as valuable as achieving a new high score, as it provides practitioners with actionable guidance on when and how much to invest in synthetic data generation.</w:t>
-      </w:r>
-    </w:p>
-    <w:p>
-      <w:pPr>
-        <w:pStyle w:val="BodyText"/>
-        <w:rPr>
-          <w:lang w:val="en-US"/>
-        </w:rPr>
-      </w:pPr>
-      <w:r>
-        <w:rPr>
-          <w:lang w:val="en-US"/>
-        </w:rPr>
-        <w:t xml:space="preserve">Future work should investigate whether higher-fidelity generative models, adaptive prompting strategies, or image-conditioned synthesis can push the saturation point further. Testing adaptive allocation at lower synthetic budgets (where we </w:t>
-      </w:r>
-      <w:r>
-        <w:rPr>
-          <w:lang w:val="en-US"/>
-        </w:rPr>
-        <w:t>hypothesize</w:t>
-      </w:r>
-      <w:r>
-        <w:rPr>
-          <w:lang w:val="en-US"/>
-        </w:rPr>
-        <w:t xml:space="preserve"> it would be more effective) and extending the study to additional datasets (CIFAR-100, </w:t>
-      </w:r>
-      <w:r>
-        <w:rPr>
-          <w:lang w:val="en-US"/>
-        </w:rPr>
-        <w:t>specialized</w:t>
-      </w:r>
-      <w:r>
-        <w:rPr>
-          <w:lang w:val="en-US"/>
-        </w:rPr>
-        <w:t xml:space="preserve"> domains) would strengthen the </w:t>
+        <w:t xml:space="preserve">domains) would strengthen the </w:t>
       </w:r>
       <w:r>
         <w:rPr>

--- a/Report Stage 2 Final.docx
+++ b/Report Stage 2 Final.docx
@@ -583,7 +583,7 @@
         <w:t xml:space="preserve"> </w:t>
       </w:r>
       <w:r>
-        <w:t>Low-data classification, synthetic data augmentation, diffusion models, Tiny ImageNet, calibration (ECE), representation geometry, adaptive budget allocation, ResNet-18, MobileNetV3</w:t>
+        <w:t>Low-data classification, synthetic data augmentation, diffusion models, Tiny ImageNet, calibration (ECE), representation geometry, adaptive budget allocation</w:t>
       </w:r>
       <w:r>
         <w:t>.</w:t>
@@ -893,35 +893,7 @@
                 <w:rFonts w:ascii="Cambria Math" w:hAnsi="Cambria Math"/>
                 <w:lang w:val="en-US"/>
               </w:rPr>
-              <m:t>3</m:t>
-            </m:r>
-            <m:r>
-              <w:rPr>
-                <w:rFonts w:ascii="Cambria Math" w:hAnsi="Cambria Math"/>
-                <w:lang w:val="en-US"/>
-              </w:rPr>
-              <m:t>x</m:t>
-            </m:r>
-            <m:r>
-              <w:rPr>
-                <w:rFonts w:ascii="Cambria Math" w:hAnsi="Cambria Math"/>
-                <w:lang w:val="en-US"/>
-              </w:rPr>
-              <m:t>64</m:t>
-            </m:r>
-            <m:r>
-              <w:rPr>
-                <w:rFonts w:ascii="Cambria Math" w:hAnsi="Cambria Math"/>
-                <w:lang w:val="en-US"/>
-              </w:rPr>
-              <m:t>x</m:t>
-            </m:r>
-            <m:r>
-              <w:rPr>
-                <w:rFonts w:ascii="Cambria Math" w:hAnsi="Cambria Math"/>
-                <w:lang w:val="en-US"/>
-              </w:rPr>
-              <m:t>64</m:t>
+              <m:t>3x64x64</m:t>
             </m:r>
           </m:sup>
         </m:sSup>
@@ -1103,206 +1075,38 @@
         <w:rPr>
           <w:lang w:val="en-US"/>
         </w:rPr>
-        <w:t>We evaluate 4 pipelines:</w:t>
+        <w:t>We evaluate four pipelines: Baseline (5% real data only), Uniform DiffusionBoost (real data plus uniformly allocated synthetic images at 5×, 10×, and 15× budgets), Adaptive DiffusionBoost (fixed 15× total budget redistributed across classes using allocation policies), and Ceiling (100% real data)</w:t>
+      </w:r>
+    </w:p>
+    <w:p>
+      <w:pPr>
+        <w:pStyle w:val="Heading2"/>
+      </w:pPr>
+      <w:r>
+        <w:t>Tra</w:t>
+      </w:r>
+      <w:r>
+        <w:t>ining Protocol</w:t>
       </w:r>
     </w:p>
     <w:p>
       <w:pPr>
         <w:pStyle w:val="BodyText"/>
-        <w:numPr>
-          <w:ilvl w:val="0"/>
-          <w:numId w:val="29"/>
-        </w:numPr>
-        <w:rPr>
-          <w:lang w:val="en-US"/>
-        </w:rPr>
-      </w:pPr>
-      <w:r>
-        <w:rPr>
-          <w:lang w:val="en-US"/>
-        </w:rPr>
-        <w:t xml:space="preserve">Baseline: </w:t>
-      </w:r>
-      <w:r>
-        <w:rPr>
-          <w:lang w:val="en-US"/>
-        </w:rPr>
-        <w:t>m</w:t>
-      </w:r>
-      <w:r>
-        <w:rPr>
-          <w:lang w:val="en-US"/>
-        </w:rPr>
-        <w:t>odel trained on 5% real data only</w:t>
-      </w:r>
-    </w:p>
-    <w:p>
-      <w:pPr>
-        <w:pStyle w:val="BodyText"/>
-        <w:numPr>
-          <w:ilvl w:val="0"/>
-          <w:numId w:val="29"/>
-        </w:numPr>
-        <w:rPr>
-          <w:lang w:val="en-US"/>
-        </w:rPr>
-      </w:pPr>
-      <w:r>
-        <w:rPr>
-          <w:lang w:val="en-US"/>
-        </w:rPr>
-        <w:t xml:space="preserve">Uniform DiffusionBoost: </w:t>
-      </w:r>
-      <w:r>
-        <w:rPr>
-          <w:lang w:val="en-US"/>
-        </w:rPr>
-        <w:t>r</w:t>
-      </w:r>
-      <w:r>
-        <w:rPr>
-          <w:lang w:val="en-US"/>
-        </w:rPr>
-        <w:t>eal data plus uniformly allocated synthetic images at 5</w:t>
-      </w:r>
-      <w:r>
-        <w:rPr>
-          <w:lang w:val="en-US"/>
-        </w:rPr>
-        <w:t>x</w:t>
-      </w:r>
-      <w:r>
-        <w:rPr>
-          <w:lang w:val="en-US"/>
-        </w:rPr>
-        <w:t>, 10</w:t>
-      </w:r>
-      <w:r>
-        <w:rPr>
-          <w:lang w:val="en-US"/>
-        </w:rPr>
-        <w:t>x</w:t>
-      </w:r>
-      <w:r>
-        <w:rPr>
-          <w:lang w:val="en-US"/>
-        </w:rPr>
-        <w:t>, and 15</w:t>
-      </w:r>
-      <w:r>
-        <w:rPr>
-          <w:lang w:val="en-US"/>
-        </w:rPr>
-        <w:t>x</w:t>
-      </w:r>
-      <w:r>
-        <w:rPr>
-          <w:lang w:val="en-US"/>
-        </w:rPr>
-        <w:t xml:space="preserve"> budget</w:t>
-      </w:r>
-      <w:r>
-        <w:rPr>
-          <w:lang w:val="en-US"/>
-        </w:rPr>
-        <w:t>s</w:t>
-      </w:r>
-    </w:p>
-    <w:p>
-      <w:pPr>
-        <w:pStyle w:val="BodyText"/>
-        <w:numPr>
-          <w:ilvl w:val="0"/>
-          <w:numId w:val="29"/>
-        </w:numPr>
-        <w:rPr>
-          <w:lang w:val="en-US"/>
-        </w:rPr>
-      </w:pPr>
-      <w:r>
-        <w:rPr>
-          <w:lang w:val="en-US"/>
-        </w:rPr>
-        <w:t xml:space="preserve">Adaptive DiffusionBoost: </w:t>
-      </w:r>
-      <w:r>
-        <w:rPr>
-          <w:lang w:val="en-US"/>
-        </w:rPr>
-        <w:t>f</w:t>
-      </w:r>
-      <w:r>
-        <w:rPr>
-          <w:lang w:val="en-US"/>
-        </w:rPr>
-        <w:t>ixed total synthetic budget (15</w:t>
-      </w:r>
-      <w:r>
-        <w:rPr>
-          <w:lang w:val="en-US"/>
-        </w:rPr>
-        <w:t>x</w:t>
-      </w:r>
-      <w:r>
-        <w:rPr>
-          <w:lang w:val="en-US"/>
-        </w:rPr>
-        <w:t>), redistributed across classes using allocation policies</w:t>
-      </w:r>
-    </w:p>
-    <w:p>
-      <w:pPr>
-        <w:pStyle w:val="BodyText"/>
-        <w:numPr>
-          <w:ilvl w:val="0"/>
-          <w:numId w:val="29"/>
-        </w:numPr>
-        <w:rPr>
-          <w:lang w:val="en-US"/>
-        </w:rPr>
-      </w:pPr>
-      <w:r>
-        <w:rPr>
-          <w:lang w:val="en-US"/>
-        </w:rPr>
-        <w:t xml:space="preserve">Ceiling: </w:t>
-      </w:r>
-      <w:r>
-        <w:rPr>
-          <w:lang w:val="en-US"/>
-        </w:rPr>
-        <w:t>m</w:t>
-      </w:r>
-      <w:r>
-        <w:rPr>
-          <w:lang w:val="en-US"/>
-        </w:rPr>
-        <w:t>odel trained on 100% real data</w:t>
-      </w:r>
-    </w:p>
-    <w:p>
-      <w:pPr>
-        <w:pStyle w:val="Heading2"/>
-      </w:pPr>
-      <w:r>
-        <w:t>Tra</w:t>
-      </w:r>
-      <w:r>
-        <w:t>ining Protocol</w:t>
-      </w:r>
-    </w:p>
-    <w:p>
-      <w:pPr>
-        <w:pStyle w:val="BodyText"/>
-        <w:rPr>
-          <w:lang w:val="en-US"/>
-        </w:rPr>
-      </w:pPr>
-      <w:r>
-        <w:rPr>
-          <w:lang w:val="en-US"/>
-        </w:rPr>
-        <w:t>All models use ImageNet-pretrained backbones (ResNet-18 and MobileNetV3-Small) with the final classification layer adapted to 200 classes. Models are trained with standard optimization, augmentation, and regularization settings held constant across all pipelines. Early stopping is applied based on validation accuracy. For synthetic pipelines, a balanced sampler enforces approximately equal exposure to real and synthetic samples per epoch, preventing synthetic data from dominating the training distribution.</w:t>
+        <w:rPr>
+          <w:lang w:val="en-US"/>
+        </w:rPr>
+      </w:pPr>
+      <w:r>
+        <w:rPr>
+          <w:lang w:val="en-US"/>
+        </w:rPr>
+        <w:t xml:space="preserve">All models use ImageNet-pretrained backbones (ResNet-18 and MobileNetV3-Small) with the final classification layer adapted to 200 classes. Models are trained with standard </w:t>
+      </w:r>
+      <w:r>
+        <w:rPr>
+          <w:lang w:val="en-US"/>
+        </w:rPr>
+        <w:t>optimization, augmentation, and regularization settings held constant across all pipelines. Early stopping is applied based on validation accuracy. For synthetic pipelines, a balanced sampler enforces approximately equal exposure to real and synthetic samples per epoch, preventing synthetic data from dominating the training distribution.</w:t>
       </w:r>
     </w:p>
     <w:p>
@@ -1347,153 +1151,48 @@
         <w:rPr>
           <w:lang w:val="en-US"/>
         </w:rPr>
-        <w:t xml:space="preserve">Given a fixed total synthetic budget </w:t>
-      </w:r>
-      <m:oMath>
-        <m:r>
-          <w:rPr>
-            <w:rFonts w:ascii="Cambria Math" w:hAnsi="Cambria Math"/>
-            <w:lang w:val="en-US"/>
-          </w:rPr>
-          <m:t>B</m:t>
-        </m:r>
-      </m:oMath>
-      <w:r>
-        <w:rPr>
-          <w:lang w:val="en-US"/>
-        </w:rPr>
-        <w:t>, adaptive allocation redistributes samples across classes subject to bounds. Three policies are evaluated</w:t>
-      </w:r>
-      <w:r>
-        <w:rPr>
-          <w:lang w:val="en-US"/>
-        </w:rPr>
-        <w:t>:</w:t>
+        <w:t>Given a fixed total synthetic budget B, adaptive allocation redistributes samples across classes subject to bounds. Three policies are evaluated: hard-class allocation (proportional to baseline per-class error), uncertainty-based allocation (proportional to prediction entropy), and predicted-utility allocation (ridge regression predicting per-class accuracy gain using class-level features).</w:t>
+      </w:r>
+    </w:p>
+    <w:p>
+      <w:pPr>
+        <w:pStyle w:val="Heading2"/>
+      </w:pPr>
+      <w:r>
+        <w:t>Evaluation Framework</w:t>
       </w:r>
     </w:p>
     <w:p>
       <w:pPr>
         <w:pStyle w:val="BodyText"/>
-        <w:numPr>
-          <w:ilvl w:val="0"/>
-          <w:numId w:val="29"/>
-        </w:numPr>
-        <w:rPr>
-          <w:lang w:val="en-US"/>
-        </w:rPr>
-      </w:pPr>
-      <w:r>
-        <w:rPr>
-          <w:lang w:val="en-US"/>
-        </w:rPr>
-        <w:t xml:space="preserve">Hard-class allocation: </w:t>
-      </w:r>
-      <w:r>
-        <w:rPr>
-          <w:lang w:val="en-US"/>
-        </w:rPr>
-        <w:t>p</w:t>
-      </w:r>
-      <w:r>
-        <w:rPr>
-          <w:lang w:val="en-US"/>
-        </w:rPr>
-        <w:t>roportional to baseline per-class error</w:t>
+        <w:rPr>
+          <w:lang w:val="en-US"/>
+        </w:rPr>
+      </w:pPr>
+      <w:r>
+        <w:rPr>
+          <w:lang w:val="en-US"/>
+        </w:rPr>
+        <w:t>All models are evaluated across accuracy (Top-1, Top-5, macro, worst-20-class), calibration (ECE with temperature scaling), corruption robustness (noise, blur, brightness), per-class impact analysis (help–harm ratio), and representation geometry (effective rank and linear probe accuracy)</w:t>
+      </w:r>
+      <w:r>
+        <w:rPr>
+          <w:lang w:val="en-US"/>
+        </w:rPr>
+        <w:t>.</w:t>
+      </w:r>
+    </w:p>
+    <w:p>
+      <w:pPr>
+        <w:pStyle w:val="Heading2"/>
+      </w:pPr>
+      <w:r>
+        <w:t>Synthetic Aware Loss (Ablation)</w:t>
       </w:r>
     </w:p>
     <w:p>
       <w:pPr>
         <w:pStyle w:val="BodyText"/>
-        <w:numPr>
-          <w:ilvl w:val="0"/>
-          <w:numId w:val="29"/>
-        </w:numPr>
-        <w:rPr>
-          <w:lang w:val="en-US"/>
-        </w:rPr>
-      </w:pPr>
-      <w:r>
-        <w:rPr>
-          <w:lang w:val="en-US"/>
-        </w:rPr>
-        <w:t xml:space="preserve">Uncertainty-based allocation: </w:t>
-      </w:r>
-      <w:r>
-        <w:rPr>
-          <w:lang w:val="en-US"/>
-        </w:rPr>
-        <w:t>p</w:t>
-      </w:r>
-      <w:r>
-        <w:rPr>
-          <w:lang w:val="en-US"/>
-        </w:rPr>
-        <w:t>roportional to prediction entropy</w:t>
-      </w:r>
-    </w:p>
-    <w:p>
-      <w:pPr>
-        <w:pStyle w:val="BodyText"/>
-        <w:numPr>
-          <w:ilvl w:val="0"/>
-          <w:numId w:val="29"/>
-        </w:numPr>
-        <w:rPr>
-          <w:lang w:val="en-US"/>
-        </w:rPr>
-      </w:pPr>
-      <w:r>
-        <w:rPr>
-          <w:lang w:val="en-US"/>
-        </w:rPr>
-        <w:t xml:space="preserve">Predicted-utility allocation: </w:t>
-      </w:r>
-      <w:r>
-        <w:rPr>
-          <w:lang w:val="en-US"/>
-        </w:rPr>
-        <w:t>ridge regression predicting per-class accuracy gain using class-level features</w:t>
-      </w:r>
-    </w:p>
-    <w:p>
-      <w:pPr>
-        <w:pStyle w:val="Heading2"/>
-      </w:pPr>
-      <w:r>
-        <w:t>Evaluation Framework</w:t>
-      </w:r>
-    </w:p>
-    <w:p>
-      <w:pPr>
-        <w:pStyle w:val="BodyText"/>
-        <w:rPr>
-          <w:lang w:val="en-US"/>
-        </w:rPr>
-      </w:pPr>
-      <w:r>
-        <w:rPr>
-          <w:lang w:val="en-US"/>
-        </w:rPr>
-        <w:t>All models are evaluated across accuracy (Top-1, Top-5, macro, worst-20-class), calibration (ECE with temperature scaling), corruption robustness (noise, blur, brightness), per-class impact analysis (help–harm ratio), and representation geometry (effective rank and linear probe accuracy)</w:t>
-      </w:r>
-      <w:r>
-        <w:rPr>
-          <w:lang w:val="en-US"/>
-        </w:rPr>
-        <w:t>.</w:t>
-      </w:r>
-    </w:p>
-    <w:p>
-      <w:pPr>
-        <w:pStyle w:val="Heading2"/>
-      </w:pPr>
-      <w:r>
-        <w:t>Synthetic Aware Loss (Ablation)</w:t>
-      </w:r>
-    </w:p>
-    <w:p>
-      <w:pPr>
-        <w:pStyle w:val="BodyText"/>
         <w:rPr>
           <w:lang w:val="en-US"/>
         </w:rPr>
@@ -1504,14 +1203,12 @@
         </w:rPr>
         <w:t>To evaluate whether distribution alignment affects performance, we introduce a synthetic-aware loss reweighting scheme.</w:t>
       </w:r>
-    </w:p>
-    <w:p>
-      <w:pPr>
-        <w:pStyle w:val="BodyText"/>
-        <w:rPr>
-          <w:lang w:val="en-US"/>
-        </w:rPr>
-      </w:pPr>
+      <w:r>
+        <w:rPr>
+          <w:lang w:val="en-US"/>
+        </w:rPr>
+        <w:t xml:space="preserve"> </w:t>
+      </w:r>
       <w:r>
         <w:rPr>
           <w:lang w:val="en-US"/>
@@ -1911,7 +1608,6 @@
           <w:noProof/>
           <w:lang w:val="en-US"/>
         </w:rPr>
-        <w:lastRenderedPageBreak/>
         <w:drawing>
           <wp:inline distT="0" distB="0" distL="0" distR="0" wp14:anchorId="4DF3BC49" wp14:editId="1A8B2AE4">
             <wp:extent cx="3089910" cy="2035175"/>
@@ -1960,6 +1656,7 @@
         <w:pStyle w:val="figurecaption"/>
       </w:pPr>
       <w:r>
+        <w:lastRenderedPageBreak/>
         <w:t>Dose–response scaling curves: Top-1, Worst-20, and ECE vs. synthetic budget (ResNet-18)</w:t>
       </w:r>
     </w:p>
@@ -3592,13 +3289,7 @@
         <w:rPr>
           <w:lang w:val="en-US"/>
         </w:rPr>
-        <w:t xml:space="preserve">. This </w:t>
-      </w:r>
-      <w:r>
-        <w:rPr>
-          <w:lang w:val="en-US"/>
-        </w:rPr>
-        <w:t xml:space="preserve">behavior is consistent with training dynamics: augmented models converge faster and early-stop earlier, indicating rapid exhaustion of useful signal from the synthetic pool. Because the underlying synthetic distribution </w:t>
+        <w:t xml:space="preserve">. This behavior is consistent with training dynamics: augmented models converge faster and early-stop earlier, indicating rapid exhaustion of useful signal from the synthetic pool. Because the underlying synthetic distribution </w:t>
       </w:r>
       <w:r>
         <w:rPr>
@@ -3686,7 +3377,13 @@
         <w:rPr>
           <w:lang w:val="en-US"/>
         </w:rPr>
-        <w:t xml:space="preserve">However, FID is a global metric and does not capture class-conditional diversity or semantic alignment, so constant FID does not imply equal utility across samples. </w:t>
+        <w:t xml:space="preserve">However, FID is a global metric and </w:t>
+      </w:r>
+      <w:r>
+        <w:rPr>
+          <w:lang w:val="en-US"/>
+        </w:rPr>
+        <w:t xml:space="preserve">does not capture class-conditional diversity or semantic alignment, so constant FID does not imply equal utility across samples. </w:t>
       </w:r>
       <w:r>
         <w:rPr>
@@ -3856,7 +3553,6 @@
         <w:pStyle w:val="Heading2"/>
       </w:pPr>
       <w:r>
-        <w:lastRenderedPageBreak/>
         <w:t>Per-Class Analysis</w:t>
       </w:r>
     </w:p>
@@ -3977,6 +3673,7 @@
         <w:rPr>
           <w:lang w:val="en-US"/>
         </w:rPr>
+        <w:lastRenderedPageBreak/>
         <w:t>The shift from a net-positive to balanced help/harm ratio suggests that additional synthetic data increasingly introduces class-specific misalignment, degrading performance for a subset of classes</w:t>
       </w:r>
       <w:r>
@@ -4128,10 +3825,13 @@
       <w:r>
         <w:t>Calibration Results (Raw ECE / Temperature T / Calibrated ECE)</w:t>
       </w:r>
+      <w:r>
+        <w:t xml:space="preserve"> and Representation Geometry</w:t>
+      </w:r>
     </w:p>
     <w:tbl>
       <w:tblPr>
-        <w:tblW w:w="166.50pt" w:type="dxa"/>
+        <w:tblW w:w="229.20pt" w:type="dxa"/>
         <w:jc w:val="center"/>
         <w:tblBorders>
           <w:top w:val="single" w:sz="2" w:space="0" w:color="auto"/>
@@ -4149,6 +3849,8 @@
         <w:gridCol w:w="630"/>
         <w:gridCol w:w="630"/>
         <w:gridCol w:w="627"/>
+        <w:gridCol w:w="627"/>
+        <w:gridCol w:w="627"/>
       </w:tblGrid>
       <w:tr>
         <w:trPr>
@@ -4247,10 +3949,11 @@
             <w:pPr>
               <w:pStyle w:val="tablecolsubhead"/>
               <w:rPr>
-                <w:i w:val="0"/>
-                <w:iCs w:val="0"/>
+                <w:rFonts w:eastAsia="Times New Roman"/>
+                <w:color w:val="000000"/>
                 <w:sz w:val="16"/>
                 <w:szCs w:val="16"/>
+                <w:lang w:eastAsia="en-IN"/>
               </w:rPr>
             </w:pPr>
             <w:r>
@@ -4262,6 +3965,62 @@
                 <w:lang w:eastAsia="en-IN"/>
               </w:rPr>
               <w:t>Cal. ECE</w:t>
+            </w:r>
+          </w:p>
+        </w:tc>
+        <w:tc>
+          <w:tcPr>
+            <w:tcW w:w="31.35pt" w:type="dxa"/>
+            <w:vAlign w:val="center"/>
+          </w:tcPr>
+          <w:p>
+            <w:pPr>
+              <w:pStyle w:val="tablecolsubhead"/>
+              <w:rPr>
+                <w:rFonts w:eastAsia="Times New Roman"/>
+                <w:color w:val="000000"/>
+                <w:sz w:val="16"/>
+                <w:szCs w:val="16"/>
+                <w:lang w:eastAsia="en-IN"/>
+              </w:rPr>
+            </w:pPr>
+            <w:r>
+              <w:rPr>
+                <w:rFonts w:eastAsia="Times New Roman"/>
+                <w:color w:val="000000"/>
+                <w:sz w:val="16"/>
+                <w:szCs w:val="16"/>
+                <w:lang w:eastAsia="en-IN"/>
+              </w:rPr>
+              <w:t>Lin. Probe (%)</w:t>
+            </w:r>
+          </w:p>
+        </w:tc>
+        <w:tc>
+          <w:tcPr>
+            <w:tcW w:w="31.35pt" w:type="dxa"/>
+            <w:vAlign w:val="center"/>
+          </w:tcPr>
+          <w:p>
+            <w:pPr>
+              <w:pStyle w:val="tablecolsubhead"/>
+              <w:rPr>
+                <w:rFonts w:eastAsia="Times New Roman"/>
+                <w:color w:val="000000"/>
+                <w:sz w:val="16"/>
+                <w:szCs w:val="16"/>
+                <w:lang w:eastAsia="en-IN"/>
+              </w:rPr>
+            </w:pPr>
+            <w:r>
+              <w:rPr>
+                <w:rFonts w:eastAsia="Times New Roman"/>
+                <w:color w:val="000000"/>
+                <w:sz w:val="16"/>
+                <w:szCs w:val="16"/>
+                <w:lang w:eastAsia="en-IN"/>
+              </w:rPr>
+              <w:t>Eff. Rank</w:t>
             </w:r>
           </w:p>
         </w:tc>
@@ -4339,6 +4098,11 @@
             <w:pPr>
               <w:pStyle w:val="tablecopy"/>
               <w:jc w:val="center"/>
+              <w:rPr>
+                <w:rFonts w:eastAsia="Times New Roman"/>
+                <w:color w:val="000000"/>
+                <w:lang w:eastAsia="en-IN"/>
+              </w:rPr>
             </w:pPr>
             <w:r>
               <w:rPr>
@@ -4347,6 +4111,56 @@
                 <w:lang w:eastAsia="en-IN"/>
               </w:rPr>
               <w:t>0.024</w:t>
+            </w:r>
+          </w:p>
+        </w:tc>
+        <w:tc>
+          <w:tcPr>
+            <w:tcW w:w="31.35pt" w:type="dxa"/>
+            <w:vAlign w:val="center"/>
+          </w:tcPr>
+          <w:p>
+            <w:pPr>
+              <w:pStyle w:val="tablecopy"/>
+              <w:jc w:val="center"/>
+              <w:rPr>
+                <w:rFonts w:eastAsia="Times New Roman"/>
+                <w:color w:val="000000"/>
+                <w:lang w:eastAsia="en-IN"/>
+              </w:rPr>
+            </w:pPr>
+            <w:r>
+              <w:rPr>
+                <w:rFonts w:eastAsia="Times New Roman"/>
+                <w:color w:val="000000"/>
+                <w:lang w:eastAsia="en-IN"/>
+              </w:rPr>
+              <w:t>46.06</w:t>
+            </w:r>
+          </w:p>
+        </w:tc>
+        <w:tc>
+          <w:tcPr>
+            <w:tcW w:w="31.35pt" w:type="dxa"/>
+            <w:vAlign w:val="center"/>
+          </w:tcPr>
+          <w:p>
+            <w:pPr>
+              <w:pStyle w:val="tablecopy"/>
+              <w:jc w:val="center"/>
+              <w:rPr>
+                <w:rFonts w:eastAsia="Times New Roman"/>
+                <w:color w:val="000000"/>
+                <w:lang w:eastAsia="en-IN"/>
+              </w:rPr>
+            </w:pPr>
+            <w:r>
+              <w:rPr>
+                <w:rFonts w:eastAsia="Times New Roman"/>
+                <w:color w:val="000000"/>
+                <w:lang w:eastAsia="en-IN"/>
+              </w:rPr>
+              <w:t>31.77</w:t>
             </w:r>
           </w:p>
         </w:tc>
@@ -4420,9 +4234,49 @@
             <w:pPr>
               <w:pStyle w:val="tablecopy"/>
               <w:jc w:val="center"/>
+              <w:rPr>
+                <w:rFonts w:eastAsia="Times New Roman"/>
+                <w:color w:val="000000"/>
+                <w:lang w:eastAsia="en-IN"/>
+              </w:rPr>
             </w:pPr>
             <w:r>
               <w:t>0.038</w:t>
+            </w:r>
+          </w:p>
+        </w:tc>
+        <w:tc>
+          <w:tcPr>
+            <w:tcW w:w="31.35pt" w:type="dxa"/>
+            <w:vAlign w:val="center"/>
+          </w:tcPr>
+          <w:p>
+            <w:pPr>
+              <w:pStyle w:val="tablecopy"/>
+              <w:jc w:val="center"/>
+            </w:pPr>
+            <w:r>
+              <w:rPr>
+                <w:rFonts w:eastAsia="Times New Roman"/>
+                <w:color w:val="000000"/>
+                <w:lang w:eastAsia="en-IN"/>
+              </w:rPr>
+              <w:t>49.18</w:t>
+            </w:r>
+          </w:p>
+        </w:tc>
+        <w:tc>
+          <w:tcPr>
+            <w:tcW w:w="31.35pt" w:type="dxa"/>
+            <w:vAlign w:val="center"/>
+          </w:tcPr>
+          <w:p>
+            <w:pPr>
+              <w:pStyle w:val="tablecopy"/>
+              <w:jc w:val="center"/>
+            </w:pPr>
+            <w:r>
+              <w:t>35.83</w:t>
             </w:r>
           </w:p>
         </w:tc>
@@ -4501,6 +4355,11 @@
             <w:pPr>
               <w:pStyle w:val="tablecopy"/>
               <w:jc w:val="center"/>
+              <w:rPr>
+                <w:rFonts w:eastAsia="Times New Roman"/>
+                <w:color w:val="000000"/>
+                <w:lang w:eastAsia="en-IN"/>
+              </w:rPr>
             </w:pPr>
             <w:r>
               <w:rPr>
@@ -4509,6 +4368,56 @@
                 <w:lang w:eastAsia="en-IN"/>
               </w:rPr>
               <w:t>0.030</w:t>
+            </w:r>
+          </w:p>
+        </w:tc>
+        <w:tc>
+          <w:tcPr>
+            <w:tcW w:w="31.35pt" w:type="dxa"/>
+            <w:vAlign w:val="center"/>
+          </w:tcPr>
+          <w:p>
+            <w:pPr>
+              <w:pStyle w:val="tablecopy"/>
+              <w:jc w:val="center"/>
+              <w:rPr>
+                <w:rFonts w:eastAsia="Times New Roman"/>
+                <w:color w:val="000000"/>
+                <w:lang w:eastAsia="en-IN"/>
+              </w:rPr>
+            </w:pPr>
+            <w:r>
+              <w:rPr>
+                <w:rFonts w:eastAsia="Times New Roman"/>
+                <w:color w:val="000000"/>
+                <w:lang w:eastAsia="en-IN"/>
+              </w:rPr>
+              <w:t>48.12</w:t>
+            </w:r>
+          </w:p>
+        </w:tc>
+        <w:tc>
+          <w:tcPr>
+            <w:tcW w:w="31.35pt" w:type="dxa"/>
+            <w:vAlign w:val="center"/>
+          </w:tcPr>
+          <w:p>
+            <w:pPr>
+              <w:pStyle w:val="tablecopy"/>
+              <w:jc w:val="center"/>
+              <w:rPr>
+                <w:rFonts w:eastAsia="Times New Roman"/>
+                <w:color w:val="000000"/>
+                <w:lang w:eastAsia="en-IN"/>
+              </w:rPr>
+            </w:pPr>
+            <w:r>
+              <w:rPr>
+                <w:rFonts w:eastAsia="Times New Roman"/>
+                <w:color w:val="000000"/>
+                <w:lang w:eastAsia="en-IN"/>
+              </w:rPr>
+              <w:t>34.49</w:t>
             </w:r>
           </w:p>
         </w:tc>
@@ -4587,6 +4496,11 @@
             <w:pPr>
               <w:pStyle w:val="tablecopy"/>
               <w:jc w:val="center"/>
+              <w:rPr>
+                <w:rFonts w:eastAsia="Times New Roman"/>
+                <w:color w:val="000000"/>
+                <w:lang w:eastAsia="en-IN"/>
+              </w:rPr>
             </w:pPr>
             <w:r>
               <w:rPr>
@@ -4595,6 +4509,56 @@
                 <w:lang w:eastAsia="en-IN"/>
               </w:rPr>
               <w:t>0.032</w:t>
+            </w:r>
+          </w:p>
+        </w:tc>
+        <w:tc>
+          <w:tcPr>
+            <w:tcW w:w="31.35pt" w:type="dxa"/>
+            <w:vAlign w:val="center"/>
+          </w:tcPr>
+          <w:p>
+            <w:pPr>
+              <w:pStyle w:val="tablecopy"/>
+              <w:jc w:val="center"/>
+              <w:rPr>
+                <w:rFonts w:eastAsia="Times New Roman"/>
+                <w:color w:val="000000"/>
+                <w:lang w:eastAsia="en-IN"/>
+              </w:rPr>
+            </w:pPr>
+            <w:r>
+              <w:rPr>
+                <w:rFonts w:eastAsia="Times New Roman"/>
+                <w:color w:val="000000"/>
+                <w:lang w:eastAsia="en-IN"/>
+              </w:rPr>
+              <w:t>47.66</w:t>
+            </w:r>
+          </w:p>
+        </w:tc>
+        <w:tc>
+          <w:tcPr>
+            <w:tcW w:w="31.35pt" w:type="dxa"/>
+            <w:vAlign w:val="center"/>
+          </w:tcPr>
+          <w:p>
+            <w:pPr>
+              <w:pStyle w:val="tablecopy"/>
+              <w:jc w:val="center"/>
+              <w:rPr>
+                <w:rFonts w:eastAsia="Times New Roman"/>
+                <w:color w:val="000000"/>
+                <w:lang w:eastAsia="en-IN"/>
+              </w:rPr>
+            </w:pPr>
+            <w:r>
+              <w:rPr>
+                <w:rFonts w:eastAsia="Times New Roman"/>
+                <w:color w:val="000000"/>
+                <w:lang w:eastAsia="en-IN"/>
+              </w:rPr>
+              <w:t>33.66</w:t>
             </w:r>
           </w:p>
         </w:tc>
@@ -4673,6 +4637,11 @@
             <w:pPr>
               <w:pStyle w:val="tablecopy"/>
               <w:jc w:val="center"/>
+              <w:rPr>
+                <w:rFonts w:eastAsia="Times New Roman"/>
+                <w:color w:val="000000"/>
+                <w:lang w:eastAsia="en-IN"/>
+              </w:rPr>
             </w:pPr>
             <w:r>
               <w:rPr>
@@ -4681,6 +4650,56 @@
                 <w:lang w:eastAsia="en-IN"/>
               </w:rPr>
               <w:t>0.030</w:t>
+            </w:r>
+          </w:p>
+        </w:tc>
+        <w:tc>
+          <w:tcPr>
+            <w:tcW w:w="31.35pt" w:type="dxa"/>
+            <w:vAlign w:val="center"/>
+          </w:tcPr>
+          <w:p>
+            <w:pPr>
+              <w:pStyle w:val="tablecopy"/>
+              <w:jc w:val="center"/>
+              <w:rPr>
+                <w:rFonts w:eastAsia="Times New Roman"/>
+                <w:color w:val="000000"/>
+                <w:lang w:eastAsia="en-IN"/>
+              </w:rPr>
+            </w:pPr>
+            <w:r>
+              <w:rPr>
+                <w:rFonts w:eastAsia="Times New Roman"/>
+                <w:color w:val="000000"/>
+                <w:lang w:eastAsia="en-IN"/>
+              </w:rPr>
+              <w:t>47.16</w:t>
+            </w:r>
+          </w:p>
+        </w:tc>
+        <w:tc>
+          <w:tcPr>
+            <w:tcW w:w="31.35pt" w:type="dxa"/>
+            <w:vAlign w:val="center"/>
+          </w:tcPr>
+          <w:p>
+            <w:pPr>
+              <w:pStyle w:val="tablecopy"/>
+              <w:jc w:val="center"/>
+              <w:rPr>
+                <w:rFonts w:eastAsia="Times New Roman"/>
+                <w:color w:val="000000"/>
+                <w:lang w:eastAsia="en-IN"/>
+              </w:rPr>
+            </w:pPr>
+            <w:r>
+              <w:rPr>
+                <w:rFonts w:eastAsia="Times New Roman"/>
+                <w:color w:val="000000"/>
+                <w:lang w:eastAsia="en-IN"/>
+              </w:rPr>
+              <w:t>34.38</w:t>
             </w:r>
           </w:p>
         </w:tc>
@@ -4790,6 +4809,56 @@
             </w:r>
           </w:p>
         </w:tc>
+        <w:tc>
+          <w:tcPr>
+            <w:tcW w:w="31.35pt" w:type="dxa"/>
+            <w:vAlign w:val="center"/>
+          </w:tcPr>
+          <w:p>
+            <w:pPr>
+              <w:pStyle w:val="tablecopy"/>
+              <w:jc w:val="center"/>
+              <w:rPr>
+                <w:rFonts w:eastAsia="Times New Roman"/>
+                <w:color w:val="000000"/>
+                <w:lang w:eastAsia="en-IN"/>
+              </w:rPr>
+            </w:pPr>
+            <w:r>
+              <w:rPr>
+                <w:rFonts w:eastAsia="Times New Roman"/>
+                <w:color w:val="000000"/>
+                <w:lang w:eastAsia="en-IN"/>
+              </w:rPr>
+              <w:t>47.60</w:t>
+            </w:r>
+          </w:p>
+        </w:tc>
+        <w:tc>
+          <w:tcPr>
+            <w:tcW w:w="31.35pt" w:type="dxa"/>
+            <w:vAlign w:val="center"/>
+          </w:tcPr>
+          <w:p>
+            <w:pPr>
+              <w:pStyle w:val="tablecopy"/>
+              <w:jc w:val="center"/>
+              <w:rPr>
+                <w:rFonts w:eastAsia="Times New Roman"/>
+                <w:color w:val="000000"/>
+                <w:lang w:eastAsia="en-IN"/>
+              </w:rPr>
+            </w:pPr>
+            <w:r>
+              <w:rPr>
+                <w:rFonts w:eastAsia="Times New Roman"/>
+                <w:color w:val="000000"/>
+                <w:lang w:eastAsia="en-IN"/>
+              </w:rPr>
+              <w:t>34.06</w:t>
+            </w:r>
+          </w:p>
+        </w:tc>
       </w:tr>
       <w:tr>
         <w:trPr>
@@ -4865,6 +4934,11 @@
             <w:pPr>
               <w:pStyle w:val="tablecopy"/>
               <w:jc w:val="center"/>
+              <w:rPr>
+                <w:rFonts w:eastAsia="Times New Roman"/>
+                <w:color w:val="000000"/>
+                <w:lang w:eastAsia="en-IN"/>
+              </w:rPr>
             </w:pPr>
             <w:r>
               <w:rPr>
@@ -4873,6 +4947,56 @@
                 <w:lang w:eastAsia="en-IN"/>
               </w:rPr>
               <w:t>0.034</w:t>
+            </w:r>
+          </w:p>
+        </w:tc>
+        <w:tc>
+          <w:tcPr>
+            <w:tcW w:w="31.35pt" w:type="dxa"/>
+            <w:vAlign w:val="center"/>
+          </w:tcPr>
+          <w:p>
+            <w:pPr>
+              <w:pStyle w:val="tablecopy"/>
+              <w:jc w:val="center"/>
+              <w:rPr>
+                <w:rFonts w:eastAsia="Times New Roman"/>
+                <w:color w:val="000000"/>
+                <w:lang w:eastAsia="en-IN"/>
+              </w:rPr>
+            </w:pPr>
+            <w:r>
+              <w:rPr>
+                <w:rFonts w:eastAsia="Times New Roman"/>
+                <w:color w:val="000000"/>
+                <w:lang w:eastAsia="en-IN"/>
+              </w:rPr>
+              <w:t>46.16</w:t>
+            </w:r>
+          </w:p>
+        </w:tc>
+        <w:tc>
+          <w:tcPr>
+            <w:tcW w:w="31.35pt" w:type="dxa"/>
+            <w:vAlign w:val="center"/>
+          </w:tcPr>
+          <w:p>
+            <w:pPr>
+              <w:pStyle w:val="tablecopy"/>
+              <w:jc w:val="center"/>
+              <w:rPr>
+                <w:rFonts w:eastAsia="Times New Roman"/>
+                <w:color w:val="000000"/>
+                <w:lang w:eastAsia="en-IN"/>
+              </w:rPr>
+            </w:pPr>
+            <w:r>
+              <w:rPr>
+                <w:rFonts w:eastAsia="Times New Roman"/>
+                <w:color w:val="000000"/>
+                <w:lang w:eastAsia="en-IN"/>
+              </w:rPr>
+              <w:t>34.05</w:t>
             </w:r>
           </w:p>
         </w:tc>
@@ -4946,6 +5070,11 @@
             <w:pPr>
               <w:pStyle w:val="tablecopy"/>
               <w:jc w:val="center"/>
+              <w:rPr>
+                <w:rFonts w:eastAsia="Times New Roman"/>
+                <w:color w:val="000000"/>
+                <w:lang w:eastAsia="en-IN"/>
+              </w:rPr>
             </w:pPr>
             <w:r>
               <w:rPr>
@@ -4954,6 +5083,56 @@
                 <w:lang w:eastAsia="en-IN"/>
               </w:rPr>
               <w:t>0.036</w:t>
+            </w:r>
+          </w:p>
+        </w:tc>
+        <w:tc>
+          <w:tcPr>
+            <w:tcW w:w="31.35pt" w:type="dxa"/>
+            <w:vAlign w:val="center"/>
+          </w:tcPr>
+          <w:p>
+            <w:pPr>
+              <w:pStyle w:val="tablecopy"/>
+              <w:jc w:val="center"/>
+              <w:rPr>
+                <w:rFonts w:eastAsia="Times New Roman"/>
+                <w:color w:val="000000"/>
+                <w:lang w:eastAsia="en-IN"/>
+              </w:rPr>
+            </w:pPr>
+            <w:r>
+              <w:rPr>
+                <w:rFonts w:eastAsia="Times New Roman"/>
+                <w:color w:val="000000"/>
+                <w:lang w:eastAsia="en-IN"/>
+              </w:rPr>
+              <w:t>64.02</w:t>
+            </w:r>
+          </w:p>
+        </w:tc>
+        <w:tc>
+          <w:tcPr>
+            <w:tcW w:w="31.35pt" w:type="dxa"/>
+            <w:vAlign w:val="center"/>
+          </w:tcPr>
+          <w:p>
+            <w:pPr>
+              <w:pStyle w:val="tablecopy"/>
+              <w:jc w:val="center"/>
+              <w:rPr>
+                <w:rFonts w:eastAsia="Times New Roman"/>
+                <w:color w:val="000000"/>
+                <w:lang w:eastAsia="en-IN"/>
+              </w:rPr>
+            </w:pPr>
+            <w:r>
+              <w:rPr>
+                <w:rFonts w:eastAsia="Times New Roman"/>
+                <w:color w:val="000000"/>
+                <w:lang w:eastAsia="en-IN"/>
+              </w:rPr>
+              <w:t>34.10</w:t>
             </w:r>
           </w:p>
         </w:tc>
@@ -6423,42 +6602,62 @@
         <w:pStyle w:val="figurecaption"/>
       </w:pPr>
       <w:r>
+        <w:t>Corruption robustness across clean, noise, blur, and brightness conditions (ResNet-18)</w:t>
+      </w:r>
+    </w:p>
+    <w:p>
+      <w:pPr>
+        <w:pStyle w:val="Heading2"/>
+      </w:pPr>
+      <w:r>
+        <w:t>Representation Geometry</w:t>
+      </w:r>
+    </w:p>
+    <w:p>
+      <w:pPr>
+        <w:pStyle w:val="BodyText"/>
+        <w:rPr>
+          <w:lang w:val="en-US"/>
+        </w:rPr>
+      </w:pPr>
+      <w:r>
+        <w:rPr>
+          <w:lang w:val="en-US"/>
+        </w:rPr>
+        <w:t>Representation analysis provides evidence that synthetic augmentation improves feature separability under linear probing beyond what accuracy alone captures</w:t>
+      </w:r>
+      <w:r>
+        <w:rPr>
+          <w:lang w:val="en-US"/>
+        </w:rPr>
+        <w:t>. The eigenvalue spectra of all pipelines are compared in Fig. 6</w:t>
+      </w:r>
+      <w:r>
+        <w:rPr>
+          <w:lang w:val="en-US"/>
+        </w:rPr>
+        <w:t>.</w:t>
+      </w:r>
+    </w:p>
+    <w:p>
+      <w:pPr>
+        <w:pStyle w:val="BodyText"/>
+        <w:rPr>
+          <w:lang w:val="en-US"/>
+        </w:rPr>
+      </w:pPr>
+      <w:r>
+        <w:rPr>
+          <w:lang w:val="en-US"/>
+        </w:rPr>
+        <w:t xml:space="preserve">Linear probe accuracy, which evaluates feature quality independently of the classification head by training a fresh logistic regression on frozen penultimate-layer features, shows a clear benefit from synthetic augmentation. Uniform 5x achieves 49.18% probe accuracy versus 46.06% for baseline — a 3.12pp improvement that exceeds the Top-1 accuracy gap (2.21pp). This indicates that synthetic data improves linear separability of learned feature representations beyond what the fine-tuned classifier exploits. The summary </w:t>
+      </w:r>
+      <w:r>
+        <w:rPr>
+          <w:lang w:val="en-US"/>
+        </w:rPr>
         <w:lastRenderedPageBreak/>
-        <w:t>Corruption robustness across clean, noise, blur, and brightness conditions (ResNet-18)</w:t>
-      </w:r>
-    </w:p>
-    <w:p>
-      <w:pPr>
-        <w:pStyle w:val="Heading2"/>
-      </w:pPr>
-      <w:r>
-        <w:t>Representation Geometry</w:t>
-      </w:r>
-    </w:p>
-    <w:p>
-      <w:pPr>
-        <w:pStyle w:val="BodyText"/>
-        <w:rPr>
-          <w:lang w:val="en-US"/>
-        </w:rPr>
-      </w:pPr>
-      <w:r>
-        <w:rPr>
-          <w:lang w:val="en-US"/>
-        </w:rPr>
-        <w:t>Representation analysis provides evidence that synthetic augmentation improves feature separability under linear probing beyond what accuracy alone captures</w:t>
-      </w:r>
-      <w:r>
-        <w:rPr>
-          <w:lang w:val="en-US"/>
-        </w:rPr>
-        <w:t>. The eigenvalue spectra of all pipelines are compared in Fig. 6</w:t>
-      </w:r>
-      <w:r>
-        <w:rPr>
-          <w:lang w:val="en-US"/>
-        </w:rPr>
-        <w:t>.</w:t>
+        <w:t>comparison of Top-1 and linear probe accuracy across all pipelines is shown in Fig. 7.</w:t>
       </w:r>
     </w:p>
     <w:p>
@@ -6527,745 +6726,6 @@
     </w:p>
     <w:p>
       <w:pPr>
-        <w:pStyle w:val="tablehead"/>
-      </w:pPr>
-      <w:r>
-        <w:t>Representation Geometry (ResNet-18)</w:t>
-      </w:r>
-    </w:p>
-    <w:tbl>
-      <w:tblPr>
-        <w:tblW w:w="148.65pt" w:type="dxa"/>
-        <w:jc w:val="center"/>
-        <w:tblBorders>
-          <w:top w:val="single" w:sz="2" w:space="0" w:color="auto"/>
-          <w:start w:val="single" w:sz="2" w:space="0" w:color="auto"/>
-          <w:bottom w:val="single" w:sz="2" w:space="0" w:color="auto"/>
-          <w:end w:val="single" w:sz="2" w:space="0" w:color="auto"/>
-          <w:insideH w:val="single" w:sz="2" w:space="0" w:color="auto"/>
-          <w:insideV w:val="single" w:sz="2" w:space="0" w:color="auto"/>
-        </w:tblBorders>
-        <w:tblLayout w:type="fixed"/>
-        <w:tblLook w:firstRow="0" w:lastRow="0" w:firstColumn="0" w:lastColumn="0" w:noHBand="0" w:noVBand="0"/>
-      </w:tblPr>
-      <w:tblGrid>
-        <w:gridCol w:w="1443"/>
-        <w:gridCol w:w="903"/>
-        <w:gridCol w:w="627"/>
-      </w:tblGrid>
-      <w:tr>
-        <w:trPr>
-          <w:cantSplit/>
-          <w:trHeight w:val="240"/>
-          <w:tblHeader/>
-          <w:jc w:val="center"/>
-        </w:trPr>
-        <w:tc>
-          <w:tcPr>
-            <w:tcW w:w="72.15pt" w:type="dxa"/>
-            <w:vAlign w:val="center"/>
-          </w:tcPr>
-          <w:p>
-            <w:pPr>
-              <w:rPr>
-                <w:b/>
-                <w:bCs/>
-                <w:i/>
-                <w:iCs/>
-                <w:sz w:val="16"/>
-                <w:szCs w:val="16"/>
-              </w:rPr>
-            </w:pPr>
-            <w:r>
-              <w:rPr>
-                <w:rFonts w:eastAsia="Times New Roman"/>
-                <w:b/>
-                <w:bCs/>
-                <w:i/>
-                <w:iCs/>
-                <w:color w:val="000000"/>
-                <w:sz w:val="16"/>
-                <w:szCs w:val="16"/>
-                <w:lang w:eastAsia="en-IN"/>
-              </w:rPr>
-              <w:t>Pipeline</w:t>
-            </w:r>
-          </w:p>
-        </w:tc>
-        <w:tc>
-          <w:tcPr>
-            <w:tcW w:w="45.15pt" w:type="dxa"/>
-            <w:vAlign w:val="center"/>
-          </w:tcPr>
-          <w:p>
-            <w:pPr>
-              <w:pStyle w:val="tablecolsubhead"/>
-              <w:rPr>
-                <w:i w:val="0"/>
-                <w:iCs w:val="0"/>
-                <w:sz w:val="16"/>
-                <w:szCs w:val="16"/>
-              </w:rPr>
-            </w:pPr>
-            <w:r>
-              <w:rPr>
-                <w:rFonts w:eastAsia="Times New Roman"/>
-                <w:color w:val="000000"/>
-                <w:sz w:val="16"/>
-                <w:szCs w:val="16"/>
-                <w:lang w:eastAsia="en-IN"/>
-              </w:rPr>
-              <w:t>Lin. Probe (%)</w:t>
-            </w:r>
-          </w:p>
-        </w:tc>
-        <w:tc>
-          <w:tcPr>
-            <w:tcW w:w="31.35pt" w:type="dxa"/>
-            <w:vAlign w:val="center"/>
-          </w:tcPr>
-          <w:p>
-            <w:pPr>
-              <w:pStyle w:val="tablecolsubhead"/>
-              <w:rPr>
-                <w:i w:val="0"/>
-                <w:iCs w:val="0"/>
-                <w:sz w:val="16"/>
-                <w:szCs w:val="16"/>
-              </w:rPr>
-            </w:pPr>
-            <w:r>
-              <w:rPr>
-                <w:rFonts w:eastAsia="Times New Roman"/>
-                <w:color w:val="000000"/>
-                <w:sz w:val="16"/>
-                <w:szCs w:val="16"/>
-                <w:lang w:eastAsia="en-IN"/>
-              </w:rPr>
-              <w:t>Eff. Rank</w:t>
-            </w:r>
-          </w:p>
-        </w:tc>
-      </w:tr>
-      <w:tr>
-        <w:trPr>
-          <w:trHeight w:val="320"/>
-          <w:jc w:val="center"/>
-        </w:trPr>
-        <w:tc>
-          <w:tcPr>
-            <w:tcW w:w="72.15pt" w:type="dxa"/>
-            <w:vAlign w:val="center"/>
-          </w:tcPr>
-          <w:p>
-            <w:pPr>
-              <w:pStyle w:val="tablecopy"/>
-              <w:jc w:val="center"/>
-              <w:rPr>
-                <w:sz w:val="8"/>
-                <w:szCs w:val="8"/>
-              </w:rPr>
-            </w:pPr>
-            <w:r>
-              <w:rPr>
-                <w:rFonts w:eastAsia="Times New Roman"/>
-                <w:color w:val="000000"/>
-                <w:lang w:eastAsia="en-IN"/>
-              </w:rPr>
-              <w:t>Baseline</w:t>
-            </w:r>
-          </w:p>
-        </w:tc>
-        <w:tc>
-          <w:tcPr>
-            <w:tcW w:w="45.15pt" w:type="dxa"/>
-            <w:vAlign w:val="center"/>
-          </w:tcPr>
-          <w:p>
-            <w:pPr>
-              <w:pStyle w:val="tablecopy"/>
-              <w:jc w:val="center"/>
-            </w:pPr>
-            <w:r>
-              <w:rPr>
-                <w:rFonts w:eastAsia="Times New Roman"/>
-                <w:color w:val="000000"/>
-                <w:lang w:eastAsia="en-IN"/>
-              </w:rPr>
-              <w:t>4</w:t>
-            </w:r>
-            <w:r>
-              <w:rPr>
-                <w:rFonts w:eastAsia="Times New Roman"/>
-                <w:color w:val="000000"/>
-                <w:lang w:eastAsia="en-IN"/>
-              </w:rPr>
-              <w:t>6.06</w:t>
-            </w:r>
-          </w:p>
-        </w:tc>
-        <w:tc>
-          <w:tcPr>
-            <w:tcW w:w="31.35pt" w:type="dxa"/>
-            <w:vAlign w:val="center"/>
-          </w:tcPr>
-          <w:p>
-            <w:pPr>
-              <w:pStyle w:val="tablecopy"/>
-              <w:jc w:val="center"/>
-            </w:pPr>
-            <w:r>
-              <w:rPr>
-                <w:rFonts w:eastAsia="Times New Roman"/>
-                <w:color w:val="000000"/>
-                <w:lang w:eastAsia="en-IN"/>
-              </w:rPr>
-              <w:t>31.77</w:t>
-            </w:r>
-          </w:p>
-        </w:tc>
-      </w:tr>
-      <w:tr>
-        <w:trPr>
-          <w:trHeight w:val="320"/>
-          <w:jc w:val="center"/>
-        </w:trPr>
-        <w:tc>
-          <w:tcPr>
-            <w:tcW w:w="72.15pt" w:type="dxa"/>
-            <w:vAlign w:val="center"/>
-          </w:tcPr>
-          <w:p>
-            <w:pPr>
-              <w:pStyle w:val="tablecopy"/>
-              <w:jc w:val="center"/>
-            </w:pPr>
-            <w:r>
-              <w:rPr>
-                <w:rFonts w:eastAsia="Times New Roman"/>
-                <w:color w:val="000000"/>
-                <w:lang w:eastAsia="en-IN"/>
-              </w:rPr>
-              <w:t>Uniform 5x</w:t>
-            </w:r>
-          </w:p>
-        </w:tc>
-        <w:tc>
-          <w:tcPr>
-            <w:tcW w:w="45.15pt" w:type="dxa"/>
-            <w:vAlign w:val="center"/>
-          </w:tcPr>
-          <w:p>
-            <w:pPr>
-              <w:pStyle w:val="tablecopy"/>
-              <w:jc w:val="center"/>
-            </w:pPr>
-            <w:r>
-              <w:rPr>
-                <w:rFonts w:eastAsia="Times New Roman"/>
-                <w:color w:val="000000"/>
-                <w:lang w:eastAsia="en-IN"/>
-              </w:rPr>
-              <w:t>49.</w:t>
-            </w:r>
-            <w:r>
-              <w:rPr>
-                <w:rFonts w:eastAsia="Times New Roman"/>
-                <w:color w:val="000000"/>
-                <w:lang w:eastAsia="en-IN"/>
-              </w:rPr>
-              <w:t>18</w:t>
-            </w:r>
-          </w:p>
-        </w:tc>
-        <w:tc>
-          <w:tcPr>
-            <w:tcW w:w="31.35pt" w:type="dxa"/>
-            <w:vAlign w:val="center"/>
-          </w:tcPr>
-          <w:p>
-            <w:pPr>
-              <w:pStyle w:val="tablecopy"/>
-              <w:jc w:val="center"/>
-            </w:pPr>
-            <w:r>
-              <w:t>35.83</w:t>
-            </w:r>
-          </w:p>
-        </w:tc>
-      </w:tr>
-      <w:tr>
-        <w:trPr>
-          <w:trHeight w:val="320"/>
-          <w:jc w:val="center"/>
-        </w:trPr>
-        <w:tc>
-          <w:tcPr>
-            <w:tcW w:w="72.15pt" w:type="dxa"/>
-            <w:vAlign w:val="center"/>
-          </w:tcPr>
-          <w:p>
-            <w:pPr>
-              <w:pStyle w:val="tablecopy"/>
-              <w:jc w:val="center"/>
-            </w:pPr>
-            <w:r>
-              <w:rPr>
-                <w:rFonts w:eastAsia="Times New Roman"/>
-                <w:color w:val="000000"/>
-                <w:lang w:eastAsia="en-IN"/>
-              </w:rPr>
-              <w:t>Uniform 10x</w:t>
-            </w:r>
-          </w:p>
-        </w:tc>
-        <w:tc>
-          <w:tcPr>
-            <w:tcW w:w="45.15pt" w:type="dxa"/>
-            <w:vAlign w:val="center"/>
-          </w:tcPr>
-          <w:p>
-            <w:pPr>
-              <w:pStyle w:val="tablecopy"/>
-              <w:jc w:val="center"/>
-            </w:pPr>
-            <w:r>
-              <w:rPr>
-                <w:rFonts w:eastAsia="Times New Roman"/>
-                <w:color w:val="000000"/>
-                <w:lang w:eastAsia="en-IN"/>
-              </w:rPr>
-              <w:t>4</w:t>
-            </w:r>
-            <w:r>
-              <w:rPr>
-                <w:rFonts w:eastAsia="Times New Roman"/>
-                <w:color w:val="000000"/>
-                <w:lang w:eastAsia="en-IN"/>
-              </w:rPr>
-              <w:t>8.12</w:t>
-            </w:r>
-          </w:p>
-        </w:tc>
-        <w:tc>
-          <w:tcPr>
-            <w:tcW w:w="31.35pt" w:type="dxa"/>
-            <w:vAlign w:val="center"/>
-          </w:tcPr>
-          <w:p>
-            <w:pPr>
-              <w:pStyle w:val="tablecopy"/>
-              <w:jc w:val="center"/>
-            </w:pPr>
-            <w:r>
-              <w:rPr>
-                <w:rFonts w:eastAsia="Times New Roman"/>
-                <w:color w:val="000000"/>
-                <w:lang w:eastAsia="en-IN"/>
-              </w:rPr>
-              <w:t>34.49</w:t>
-            </w:r>
-          </w:p>
-        </w:tc>
-      </w:tr>
-      <w:tr>
-        <w:trPr>
-          <w:trHeight w:val="320"/>
-          <w:jc w:val="center"/>
-        </w:trPr>
-        <w:tc>
-          <w:tcPr>
-            <w:tcW w:w="72.15pt" w:type="dxa"/>
-            <w:vAlign w:val="center"/>
-          </w:tcPr>
-          <w:p>
-            <w:pPr>
-              <w:pStyle w:val="tablecopy"/>
-              <w:jc w:val="center"/>
-            </w:pPr>
-            <w:r>
-              <w:rPr>
-                <w:rFonts w:eastAsia="Times New Roman"/>
-                <w:color w:val="000000"/>
-                <w:lang w:eastAsia="en-IN"/>
-              </w:rPr>
-              <w:t>Uniform 15x</w:t>
-            </w:r>
-          </w:p>
-        </w:tc>
-        <w:tc>
-          <w:tcPr>
-            <w:tcW w:w="45.15pt" w:type="dxa"/>
-            <w:vAlign w:val="center"/>
-          </w:tcPr>
-          <w:p>
-            <w:pPr>
-              <w:pStyle w:val="tablecopy"/>
-              <w:jc w:val="center"/>
-            </w:pPr>
-            <w:r>
-              <w:rPr>
-                <w:rFonts w:eastAsia="Times New Roman"/>
-                <w:color w:val="000000"/>
-                <w:lang w:eastAsia="en-IN"/>
-              </w:rPr>
-              <w:t>4</w:t>
-            </w:r>
-            <w:r>
-              <w:rPr>
-                <w:rFonts w:eastAsia="Times New Roman"/>
-                <w:color w:val="000000"/>
-                <w:lang w:eastAsia="en-IN"/>
-              </w:rPr>
-              <w:t>7.66</w:t>
-            </w:r>
-          </w:p>
-        </w:tc>
-        <w:tc>
-          <w:tcPr>
-            <w:tcW w:w="31.35pt" w:type="dxa"/>
-            <w:vAlign w:val="center"/>
-          </w:tcPr>
-          <w:p>
-            <w:pPr>
-              <w:pStyle w:val="tablecopy"/>
-              <w:jc w:val="center"/>
-            </w:pPr>
-            <w:r>
-              <w:rPr>
-                <w:rFonts w:eastAsia="Times New Roman"/>
-                <w:color w:val="000000"/>
-                <w:lang w:eastAsia="en-IN"/>
-              </w:rPr>
-              <w:t>33.66</w:t>
-            </w:r>
-          </w:p>
-        </w:tc>
-      </w:tr>
-      <w:tr>
-        <w:trPr>
-          <w:trHeight w:val="320"/>
-          <w:jc w:val="center"/>
-        </w:trPr>
-        <w:tc>
-          <w:tcPr>
-            <w:tcW w:w="72.15pt" w:type="dxa"/>
-            <w:vAlign w:val="center"/>
-          </w:tcPr>
-          <w:p>
-            <w:pPr>
-              <w:pStyle w:val="tablecopy"/>
-              <w:jc w:val="center"/>
-            </w:pPr>
-            <w:r>
-              <w:rPr>
-                <w:rFonts w:eastAsia="Times New Roman"/>
-                <w:color w:val="000000"/>
-                <w:lang w:eastAsia="en-IN"/>
-              </w:rPr>
-              <w:t>Adaptive HC 15x</w:t>
-            </w:r>
-          </w:p>
-        </w:tc>
-        <w:tc>
-          <w:tcPr>
-            <w:tcW w:w="45.15pt" w:type="dxa"/>
-            <w:vAlign w:val="center"/>
-          </w:tcPr>
-          <w:p>
-            <w:pPr>
-              <w:pStyle w:val="tablecopy"/>
-              <w:jc w:val="center"/>
-            </w:pPr>
-            <w:r>
-              <w:rPr>
-                <w:rFonts w:eastAsia="Times New Roman"/>
-                <w:color w:val="000000"/>
-                <w:lang w:eastAsia="en-IN"/>
-              </w:rPr>
-              <w:t>4</w:t>
-            </w:r>
-            <w:r>
-              <w:rPr>
-                <w:rFonts w:eastAsia="Times New Roman"/>
-                <w:color w:val="000000"/>
-                <w:lang w:eastAsia="en-IN"/>
-              </w:rPr>
-              <w:t>7.16</w:t>
-            </w:r>
-          </w:p>
-        </w:tc>
-        <w:tc>
-          <w:tcPr>
-            <w:tcW w:w="31.35pt" w:type="dxa"/>
-            <w:vAlign w:val="center"/>
-          </w:tcPr>
-          <w:p>
-            <w:pPr>
-              <w:pStyle w:val="tablecopy"/>
-              <w:jc w:val="center"/>
-            </w:pPr>
-            <w:r>
-              <w:rPr>
-                <w:rFonts w:eastAsia="Times New Roman"/>
-                <w:color w:val="000000"/>
-                <w:lang w:eastAsia="en-IN"/>
-              </w:rPr>
-              <w:t>34.38</w:t>
-            </w:r>
-          </w:p>
-        </w:tc>
-      </w:tr>
-      <w:tr>
-        <w:trPr>
-          <w:trHeight w:val="320"/>
-          <w:jc w:val="center"/>
-        </w:trPr>
-        <w:tc>
-          <w:tcPr>
-            <w:tcW w:w="72.15pt" w:type="dxa"/>
-            <w:vAlign w:val="center"/>
-          </w:tcPr>
-          <w:p>
-            <w:pPr>
-              <w:pStyle w:val="tablecopy"/>
-              <w:jc w:val="center"/>
-              <w:rPr>
-                <w:rFonts w:eastAsia="Times New Roman"/>
-                <w:color w:val="000000"/>
-                <w:lang w:eastAsia="en-IN"/>
-              </w:rPr>
-            </w:pPr>
-            <w:r>
-              <w:rPr>
-                <w:rFonts w:eastAsia="Times New Roman"/>
-                <w:color w:val="000000"/>
-                <w:lang w:eastAsia="en-IN"/>
-              </w:rPr>
-              <w:t>Adaptive Unc 15x</w:t>
-            </w:r>
-          </w:p>
-        </w:tc>
-        <w:tc>
-          <w:tcPr>
-            <w:tcW w:w="45.15pt" w:type="dxa"/>
-            <w:vAlign w:val="center"/>
-          </w:tcPr>
-          <w:p>
-            <w:pPr>
-              <w:pStyle w:val="tablecopy"/>
-              <w:jc w:val="center"/>
-              <w:rPr>
-                <w:rFonts w:eastAsia="Times New Roman"/>
-                <w:color w:val="000000"/>
-                <w:lang w:eastAsia="en-IN"/>
-              </w:rPr>
-            </w:pPr>
-            <w:r>
-              <w:rPr>
-                <w:rFonts w:eastAsia="Times New Roman"/>
-                <w:color w:val="000000"/>
-                <w:lang w:eastAsia="en-IN"/>
-              </w:rPr>
-              <w:t>47.60</w:t>
-            </w:r>
-          </w:p>
-        </w:tc>
-        <w:tc>
-          <w:tcPr>
-            <w:tcW w:w="31.35pt" w:type="dxa"/>
-            <w:vAlign w:val="center"/>
-          </w:tcPr>
-          <w:p>
-            <w:pPr>
-              <w:pStyle w:val="tablecopy"/>
-              <w:jc w:val="center"/>
-              <w:rPr>
-                <w:rFonts w:eastAsia="Times New Roman"/>
-                <w:color w:val="000000"/>
-                <w:lang w:eastAsia="en-IN"/>
-              </w:rPr>
-            </w:pPr>
-            <w:r>
-              <w:rPr>
-                <w:rFonts w:eastAsia="Times New Roman"/>
-                <w:color w:val="000000"/>
-                <w:lang w:eastAsia="en-IN"/>
-              </w:rPr>
-              <w:t>34.06</w:t>
-            </w:r>
-          </w:p>
-        </w:tc>
-      </w:tr>
-      <w:tr>
-        <w:trPr>
-          <w:trHeight w:val="320"/>
-          <w:jc w:val="center"/>
-        </w:trPr>
-        <w:tc>
-          <w:tcPr>
-            <w:tcW w:w="72.15pt" w:type="dxa"/>
-            <w:vAlign w:val="center"/>
-          </w:tcPr>
-          <w:p>
-            <w:pPr>
-              <w:pStyle w:val="tablecopy"/>
-              <w:jc w:val="center"/>
-            </w:pPr>
-            <w:r>
-              <w:rPr>
-                <w:rFonts w:eastAsia="Times New Roman"/>
-                <w:color w:val="000000"/>
-                <w:lang w:eastAsia="en-IN"/>
-              </w:rPr>
-              <w:t>Adaptive PU 15x</w:t>
-            </w:r>
-          </w:p>
-        </w:tc>
-        <w:tc>
-          <w:tcPr>
-            <w:tcW w:w="45.15pt" w:type="dxa"/>
-            <w:vAlign w:val="center"/>
-          </w:tcPr>
-          <w:p>
-            <w:pPr>
-              <w:pStyle w:val="tablecopy"/>
-              <w:jc w:val="center"/>
-            </w:pPr>
-            <w:r>
-              <w:rPr>
-                <w:rFonts w:eastAsia="Times New Roman"/>
-                <w:color w:val="000000"/>
-                <w:lang w:eastAsia="en-IN"/>
-              </w:rPr>
-              <w:t>46</w:t>
-            </w:r>
-            <w:r>
-              <w:rPr>
-                <w:rFonts w:eastAsia="Times New Roman"/>
-                <w:color w:val="000000"/>
-                <w:lang w:eastAsia="en-IN"/>
-              </w:rPr>
-              <w:t>.16</w:t>
-            </w:r>
-          </w:p>
-        </w:tc>
-        <w:tc>
-          <w:tcPr>
-            <w:tcW w:w="31.35pt" w:type="dxa"/>
-            <w:vAlign w:val="center"/>
-          </w:tcPr>
-          <w:p>
-            <w:pPr>
-              <w:pStyle w:val="tablecopy"/>
-              <w:jc w:val="center"/>
-            </w:pPr>
-            <w:r>
-              <w:rPr>
-                <w:rFonts w:eastAsia="Times New Roman"/>
-                <w:color w:val="000000"/>
-                <w:lang w:eastAsia="en-IN"/>
-              </w:rPr>
-              <w:t>34.05</w:t>
-            </w:r>
-          </w:p>
-        </w:tc>
-      </w:tr>
-      <w:tr>
-        <w:trPr>
-          <w:trHeight w:val="320"/>
-          <w:jc w:val="center"/>
-        </w:trPr>
-        <w:tc>
-          <w:tcPr>
-            <w:tcW w:w="72.15pt" w:type="dxa"/>
-            <w:vAlign w:val="center"/>
-          </w:tcPr>
-          <w:p>
-            <w:pPr>
-              <w:pStyle w:val="tablecopy"/>
-              <w:jc w:val="center"/>
-            </w:pPr>
-            <w:r>
-              <w:rPr>
-                <w:rFonts w:eastAsia="Times New Roman"/>
-                <w:color w:val="000000"/>
-                <w:lang w:eastAsia="en-IN"/>
-              </w:rPr>
-              <w:t>Ceiling</w:t>
-            </w:r>
-          </w:p>
-        </w:tc>
-        <w:tc>
-          <w:tcPr>
-            <w:tcW w:w="45.15pt" w:type="dxa"/>
-            <w:vAlign w:val="center"/>
-          </w:tcPr>
-          <w:p>
-            <w:pPr>
-              <w:pStyle w:val="tablecopy"/>
-              <w:jc w:val="center"/>
-            </w:pPr>
-            <w:r>
-              <w:rPr>
-                <w:rFonts w:eastAsia="Times New Roman"/>
-                <w:color w:val="000000"/>
-                <w:lang w:eastAsia="en-IN"/>
-              </w:rPr>
-              <w:t>64.02</w:t>
-            </w:r>
-          </w:p>
-        </w:tc>
-        <w:tc>
-          <w:tcPr>
-            <w:tcW w:w="31.35pt" w:type="dxa"/>
-            <w:vAlign w:val="center"/>
-          </w:tcPr>
-          <w:p>
-            <w:pPr>
-              <w:pStyle w:val="tablecopy"/>
-              <w:jc w:val="center"/>
-            </w:pPr>
-            <w:r>
-              <w:rPr>
-                <w:rFonts w:eastAsia="Times New Roman"/>
-                <w:color w:val="000000"/>
-                <w:lang w:eastAsia="en-IN"/>
-              </w:rPr>
-              <w:t>34.10</w:t>
-            </w:r>
-          </w:p>
-        </w:tc>
-      </w:tr>
-    </w:tbl>
-    <w:p>
-      <w:pPr>
-        <w:pStyle w:val="BodyText"/>
-        <w:rPr>
-          <w:lang w:val="en-US"/>
-        </w:rPr>
-      </w:pPr>
-      <w:r>
-        <w:rPr>
-          <w:lang w:val="en-US"/>
-        </w:rPr>
-        <w:t xml:space="preserve">Linear probe accuracy, which evaluates feature quality independently of the classification head by training a fresh logistic regression on frozen penultimate-layer features, shows a clear benefit from synthetic augmentation. Uniform 5x achieves 49.18% probe accuracy versus 46.06% for baseline — a 3.12pp improvement that exceeds the Top-1 accuracy gap (2.21pp). </w:t>
-      </w:r>
-      <w:r>
-        <w:rPr>
-          <w:lang w:val="en-US"/>
-        </w:rPr>
-        <w:t>This indicates that synthetic data improves linear separability of learned feature representations beyond what the fine-tuned classifier exploits</w:t>
-      </w:r>
-      <w:r>
-        <w:rPr>
-          <w:lang w:val="en-US"/>
-        </w:rPr>
-        <w:t>. The summary comparison of Top-1 and linear probe accuracy across all pipelines is shown in Fig. 7.</w:t>
-      </w:r>
-    </w:p>
-    <w:p>
-      <w:pPr>
         <w:pStyle w:val="BodyText"/>
         <w:ind w:end="9.30pt" w:firstLine="0pt"/>
         <w:rPr>
@@ -7405,7 +6865,21 @@
         <w:rPr>
           <w:lang w:val="en-US"/>
         </w:rPr>
-        <w:t>Notably, MobileNetV3-Small benefits more from synthetic augmentation than ResNet-18. At Uniform 15x, MobileNetV3-Small reaches 55.21% Top-1 (vs 49.85% for ResNet-18 at the same budget), a gain of 4.90pp over its baseline compared to only 0.41pp for ResNet-18. Adaptive PU 15x achieves a comparable 55.03%. This suggests that the lighter architecture, with its stronger inductive bias, can extract more useful signal from the synthetic distribution before saturating.</w:t>
+        <w:t xml:space="preserve">Notably, MobileNetV3-Small benefits more from synthetic augmentation than ResNet-18. At Uniform 15x, MobileNetV3-Small reaches 55.21% Top-1 (vs 49.85% for ResNet-18 at the same budget), a gain of 4.90pp over its baseline compared to only 0.41pp for ResNet-18. Adaptive PU 15x achieves a comparable 55.03%. This suggests that the lighter architecture, with its stronger inductive bias, can extract more useful </w:t>
+      </w:r>
+      <w:proofErr w:type="gramStart"/>
+      <w:r>
+        <w:rPr>
+          <w:lang w:val="en-US"/>
+        </w:rPr>
+        <w:t>signal</w:t>
+      </w:r>
+      <w:proofErr w:type="gramEnd"/>
+      <w:r>
+        <w:rPr>
+          <w:lang w:val="en-US"/>
+        </w:rPr>
+        <w:t xml:space="preserve"> from the synthetic distribution before saturating.</w:t>
       </w:r>
     </w:p>
     <w:p>
@@ -8087,10 +7561,13 @@
       <w:r>
         <w:t>MobileNetV3-Small Calibration</w:t>
       </w:r>
+      <w:r>
+        <w:t xml:space="preserve"> and Representation Geometry</w:t>
+      </w:r>
     </w:p>
     <w:tbl>
       <w:tblPr>
-        <w:tblW w:w="166.50pt" w:type="dxa"/>
+        <w:tblW w:w="229.20pt" w:type="dxa"/>
         <w:jc w:val="center"/>
         <w:tblBorders>
           <w:top w:val="single" w:sz="2" w:space="0" w:color="auto"/>
@@ -8108,6 +7585,8 @@
         <w:gridCol w:w="630"/>
         <w:gridCol w:w="630"/>
         <w:gridCol w:w="627"/>
+        <w:gridCol w:w="627"/>
+        <w:gridCol w:w="627"/>
       </w:tblGrid>
       <w:tr>
         <w:trPr>
@@ -8206,10 +7685,11 @@
             <w:pPr>
               <w:pStyle w:val="tablecolsubhead"/>
               <w:rPr>
-                <w:i w:val="0"/>
-                <w:iCs w:val="0"/>
+                <w:rFonts w:eastAsia="Times New Roman"/>
+                <w:color w:val="000000"/>
                 <w:sz w:val="16"/>
                 <w:szCs w:val="16"/>
+                <w:lang w:eastAsia="en-IN"/>
               </w:rPr>
             </w:pPr>
             <w:r>
@@ -8221,6 +7701,62 @@
                 <w:lang w:eastAsia="en-IN"/>
               </w:rPr>
               <w:t>Cal. ECE</w:t>
+            </w:r>
+          </w:p>
+        </w:tc>
+        <w:tc>
+          <w:tcPr>
+            <w:tcW w:w="31.35pt" w:type="dxa"/>
+            <w:vAlign w:val="center"/>
+          </w:tcPr>
+          <w:p>
+            <w:pPr>
+              <w:pStyle w:val="tablecolsubhead"/>
+              <w:rPr>
+                <w:rFonts w:eastAsia="Times New Roman"/>
+                <w:color w:val="000000"/>
+                <w:sz w:val="16"/>
+                <w:szCs w:val="16"/>
+                <w:lang w:eastAsia="en-IN"/>
+              </w:rPr>
+            </w:pPr>
+            <w:r>
+              <w:rPr>
+                <w:rFonts w:eastAsia="Times New Roman"/>
+                <w:color w:val="000000"/>
+                <w:sz w:val="16"/>
+                <w:szCs w:val="16"/>
+                <w:lang w:eastAsia="en-IN"/>
+              </w:rPr>
+              <w:t>Lin. Probe (%)</w:t>
+            </w:r>
+          </w:p>
+        </w:tc>
+        <w:tc>
+          <w:tcPr>
+            <w:tcW w:w="31.35pt" w:type="dxa"/>
+            <w:vAlign w:val="center"/>
+          </w:tcPr>
+          <w:p>
+            <w:pPr>
+              <w:pStyle w:val="tablecolsubhead"/>
+              <w:rPr>
+                <w:rFonts w:eastAsia="Times New Roman"/>
+                <w:color w:val="000000"/>
+                <w:sz w:val="16"/>
+                <w:szCs w:val="16"/>
+                <w:lang w:eastAsia="en-IN"/>
+              </w:rPr>
+            </w:pPr>
+            <w:r>
+              <w:rPr>
+                <w:rFonts w:eastAsia="Times New Roman"/>
+                <w:color w:val="000000"/>
+                <w:sz w:val="16"/>
+                <w:szCs w:val="16"/>
+                <w:lang w:eastAsia="en-IN"/>
+              </w:rPr>
+              <w:t>Eff. Rank</w:t>
             </w:r>
           </w:p>
         </w:tc>
@@ -8270,15 +7806,7 @@
                 <w:color w:val="000000"/>
                 <w:lang w:eastAsia="en-IN"/>
               </w:rPr>
-              <w:t>0.</w:t>
-            </w:r>
-            <w:r>
-              <w:rPr>
-                <w:rFonts w:eastAsia="Times New Roman"/>
-                <w:color w:val="000000"/>
-                <w:lang w:eastAsia="en-IN"/>
-              </w:rPr>
-              <w:t>094</w:t>
+              <w:t>0.094</w:t>
             </w:r>
           </w:p>
         </w:tc>
@@ -8293,10 +7821,7 @@
               <w:jc w:val="center"/>
             </w:pPr>
             <w:r>
-              <w:t>0.</w:t>
-            </w:r>
-            <w:r>
-              <w:t>855</w:t>
+              <w:t>0.855</w:t>
             </w:r>
           </w:p>
         </w:tc>
@@ -8309,22 +7834,69 @@
             <w:pPr>
               <w:pStyle w:val="tablecopy"/>
               <w:jc w:val="center"/>
-            </w:pPr>
-            <w:r>
-              <w:rPr>
-                <w:rFonts w:eastAsia="Times New Roman"/>
-                <w:color w:val="000000"/>
-                <w:lang w:eastAsia="en-IN"/>
-              </w:rPr>
-              <w:t>0.02</w:t>
-            </w:r>
-            <w:r>
-              <w:rPr>
-                <w:rFonts w:eastAsia="Times New Roman"/>
-                <w:color w:val="000000"/>
-                <w:lang w:eastAsia="en-IN"/>
-              </w:rPr>
-              <w:t>1</w:t>
+              <w:rPr>
+                <w:rFonts w:eastAsia="Times New Roman"/>
+                <w:color w:val="000000"/>
+                <w:lang w:eastAsia="en-IN"/>
+              </w:rPr>
+            </w:pPr>
+            <w:r>
+              <w:rPr>
+                <w:rFonts w:eastAsia="Times New Roman"/>
+                <w:color w:val="000000"/>
+                <w:lang w:eastAsia="en-IN"/>
+              </w:rPr>
+              <w:t>0.021</w:t>
+            </w:r>
+          </w:p>
+        </w:tc>
+        <w:tc>
+          <w:tcPr>
+            <w:tcW w:w="31.35pt" w:type="dxa"/>
+            <w:vAlign w:val="center"/>
+          </w:tcPr>
+          <w:p>
+            <w:pPr>
+              <w:pStyle w:val="tablecopy"/>
+              <w:jc w:val="center"/>
+              <w:rPr>
+                <w:rFonts w:eastAsia="Times New Roman"/>
+                <w:color w:val="000000"/>
+                <w:lang w:eastAsia="en-IN"/>
+              </w:rPr>
+            </w:pPr>
+            <w:r>
+              <w:rPr>
+                <w:rFonts w:eastAsia="Times New Roman"/>
+                <w:color w:val="000000"/>
+                <w:lang w:eastAsia="en-IN"/>
+              </w:rPr>
+              <w:t>44.44</w:t>
+            </w:r>
+          </w:p>
+        </w:tc>
+        <w:tc>
+          <w:tcPr>
+            <w:tcW w:w="31.35pt" w:type="dxa"/>
+            <w:vAlign w:val="center"/>
+          </w:tcPr>
+          <w:p>
+            <w:pPr>
+              <w:pStyle w:val="tablecopy"/>
+              <w:jc w:val="center"/>
+              <w:rPr>
+                <w:rFonts w:eastAsia="Times New Roman"/>
+                <w:color w:val="000000"/>
+                <w:lang w:eastAsia="en-IN"/>
+              </w:rPr>
+            </w:pPr>
+            <w:r>
+              <w:rPr>
+                <w:rFonts w:eastAsia="Times New Roman"/>
+                <w:color w:val="000000"/>
+                <w:lang w:eastAsia="en-IN"/>
+              </w:rPr>
+              <w:t>30.73</w:t>
             </w:r>
           </w:p>
         </w:tc>
@@ -8390,15 +7962,7 @@
                 <w:color w:val="000000"/>
                 <w:lang w:eastAsia="en-IN"/>
               </w:rPr>
-              <w:t>0.</w:t>
-            </w:r>
-            <w:r>
-              <w:rPr>
-                <w:rFonts w:eastAsia="Times New Roman"/>
-                <w:color w:val="000000"/>
-                <w:lang w:eastAsia="en-IN"/>
-              </w:rPr>
-              <w:t>956</w:t>
+              <w:t>0.956</w:t>
             </w:r>
           </w:p>
         </w:tc>
@@ -8411,22 +7975,69 @@
             <w:pPr>
               <w:pStyle w:val="tablecopy"/>
               <w:jc w:val="center"/>
-            </w:pPr>
-            <w:r>
-              <w:rPr>
-                <w:rFonts w:eastAsia="Times New Roman"/>
-                <w:color w:val="000000"/>
-                <w:lang w:eastAsia="en-IN"/>
-              </w:rPr>
-              <w:t>0.0</w:t>
-            </w:r>
-            <w:r>
-              <w:rPr>
-                <w:rFonts w:eastAsia="Times New Roman"/>
-                <w:color w:val="000000"/>
-                <w:lang w:eastAsia="en-IN"/>
-              </w:rPr>
-              <w:t>16</w:t>
+              <w:rPr>
+                <w:rFonts w:eastAsia="Times New Roman"/>
+                <w:color w:val="000000"/>
+                <w:lang w:eastAsia="en-IN"/>
+              </w:rPr>
+            </w:pPr>
+            <w:r>
+              <w:rPr>
+                <w:rFonts w:eastAsia="Times New Roman"/>
+                <w:color w:val="000000"/>
+                <w:lang w:eastAsia="en-IN"/>
+              </w:rPr>
+              <w:t>0.016</w:t>
+            </w:r>
+          </w:p>
+        </w:tc>
+        <w:tc>
+          <w:tcPr>
+            <w:tcW w:w="31.35pt" w:type="dxa"/>
+            <w:vAlign w:val="center"/>
+          </w:tcPr>
+          <w:p>
+            <w:pPr>
+              <w:pStyle w:val="tablecopy"/>
+              <w:jc w:val="center"/>
+              <w:rPr>
+                <w:rFonts w:eastAsia="Times New Roman"/>
+                <w:color w:val="000000"/>
+                <w:lang w:eastAsia="en-IN"/>
+              </w:rPr>
+            </w:pPr>
+            <w:r>
+              <w:rPr>
+                <w:rFonts w:eastAsia="Times New Roman"/>
+                <w:color w:val="000000"/>
+                <w:lang w:eastAsia="en-IN"/>
+              </w:rPr>
+              <w:t>47.46</w:t>
+            </w:r>
+          </w:p>
+        </w:tc>
+        <w:tc>
+          <w:tcPr>
+            <w:tcW w:w="31.35pt" w:type="dxa"/>
+            <w:vAlign w:val="center"/>
+          </w:tcPr>
+          <w:p>
+            <w:pPr>
+              <w:pStyle w:val="tablecopy"/>
+              <w:jc w:val="center"/>
+              <w:rPr>
+                <w:rFonts w:eastAsia="Times New Roman"/>
+                <w:color w:val="000000"/>
+                <w:lang w:eastAsia="en-IN"/>
+              </w:rPr>
+            </w:pPr>
+            <w:r>
+              <w:rPr>
+                <w:rFonts w:eastAsia="Times New Roman"/>
+                <w:color w:val="000000"/>
+                <w:lang w:eastAsia="en-IN"/>
+              </w:rPr>
+              <w:t>32.83</w:t>
             </w:r>
           </w:p>
         </w:tc>
@@ -8472,15 +8083,7 @@
                 <w:color w:val="000000"/>
                 <w:lang w:eastAsia="en-IN"/>
               </w:rPr>
-              <w:t>0.</w:t>
-            </w:r>
-            <w:r>
-              <w:rPr>
-                <w:rFonts w:eastAsia="Times New Roman"/>
-                <w:color w:val="000000"/>
-                <w:lang w:eastAsia="en-IN"/>
-              </w:rPr>
-              <w:t>055</w:t>
+              <w:t>0.055</w:t>
             </w:r>
           </w:p>
         </w:tc>
@@ -8500,15 +8103,7 @@
                 <w:color w:val="000000"/>
                 <w:lang w:eastAsia="en-IN"/>
               </w:rPr>
-              <w:t>0.</w:t>
-            </w:r>
-            <w:r>
-              <w:rPr>
-                <w:rFonts w:eastAsia="Times New Roman"/>
-                <w:color w:val="000000"/>
-                <w:lang w:eastAsia="en-IN"/>
-              </w:rPr>
-              <w:t>855</w:t>
+              <w:t>0.855</w:t>
             </w:r>
           </w:p>
         </w:tc>
@@ -8521,22 +8116,69 @@
             <w:pPr>
               <w:pStyle w:val="tablecopy"/>
               <w:jc w:val="center"/>
-            </w:pPr>
-            <w:r>
-              <w:rPr>
-                <w:rFonts w:eastAsia="Times New Roman"/>
-                <w:color w:val="000000"/>
-                <w:lang w:eastAsia="en-IN"/>
-              </w:rPr>
-              <w:t>0.0</w:t>
-            </w:r>
-            <w:r>
-              <w:rPr>
-                <w:rFonts w:eastAsia="Times New Roman"/>
-                <w:color w:val="000000"/>
-                <w:lang w:eastAsia="en-IN"/>
-              </w:rPr>
-              <w:t>28</w:t>
+              <w:rPr>
+                <w:rFonts w:eastAsia="Times New Roman"/>
+                <w:color w:val="000000"/>
+                <w:lang w:eastAsia="en-IN"/>
+              </w:rPr>
+            </w:pPr>
+            <w:r>
+              <w:rPr>
+                <w:rFonts w:eastAsia="Times New Roman"/>
+                <w:color w:val="000000"/>
+                <w:lang w:eastAsia="en-IN"/>
+              </w:rPr>
+              <w:t>0.028</w:t>
+            </w:r>
+          </w:p>
+        </w:tc>
+        <w:tc>
+          <w:tcPr>
+            <w:tcW w:w="31.35pt" w:type="dxa"/>
+            <w:vAlign w:val="center"/>
+          </w:tcPr>
+          <w:p>
+            <w:pPr>
+              <w:pStyle w:val="tablecopy"/>
+              <w:jc w:val="center"/>
+              <w:rPr>
+                <w:rFonts w:eastAsia="Times New Roman"/>
+                <w:color w:val="000000"/>
+                <w:lang w:eastAsia="en-IN"/>
+              </w:rPr>
+            </w:pPr>
+            <w:r>
+              <w:rPr>
+                <w:rFonts w:eastAsia="Times New Roman"/>
+                <w:color w:val="000000"/>
+                <w:lang w:eastAsia="en-IN"/>
+              </w:rPr>
+              <w:t>47.08</w:t>
+            </w:r>
+          </w:p>
+        </w:tc>
+        <w:tc>
+          <w:tcPr>
+            <w:tcW w:w="31.35pt" w:type="dxa"/>
+            <w:vAlign w:val="center"/>
+          </w:tcPr>
+          <w:p>
+            <w:pPr>
+              <w:pStyle w:val="tablecopy"/>
+              <w:jc w:val="center"/>
+              <w:rPr>
+                <w:rFonts w:eastAsia="Times New Roman"/>
+                <w:color w:val="000000"/>
+                <w:lang w:eastAsia="en-IN"/>
+              </w:rPr>
+            </w:pPr>
+            <w:r>
+              <w:rPr>
+                <w:rFonts w:eastAsia="Times New Roman"/>
+                <w:color w:val="000000"/>
+                <w:lang w:eastAsia="en-IN"/>
+              </w:rPr>
+              <w:t>32.76</w:t>
             </w:r>
           </w:p>
         </w:tc>
@@ -8582,15 +8224,7 @@
                 <w:color w:val="000000"/>
                 <w:lang w:eastAsia="en-IN"/>
               </w:rPr>
-              <w:t>0.</w:t>
-            </w:r>
-            <w:r>
-              <w:rPr>
-                <w:rFonts w:eastAsia="Times New Roman"/>
-                <w:color w:val="000000"/>
-                <w:lang w:eastAsia="en-IN"/>
-              </w:rPr>
-              <w:t>102</w:t>
+              <w:t>0.102</w:t>
             </w:r>
           </w:p>
         </w:tc>
@@ -8618,22 +8252,69 @@
             <w:pPr>
               <w:pStyle w:val="tablecopy"/>
               <w:jc w:val="center"/>
-            </w:pPr>
-            <w:r>
-              <w:rPr>
-                <w:rFonts w:eastAsia="Times New Roman"/>
-                <w:color w:val="000000"/>
-                <w:lang w:eastAsia="en-IN"/>
-              </w:rPr>
-              <w:t>0.0</w:t>
-            </w:r>
-            <w:r>
-              <w:rPr>
-                <w:rFonts w:eastAsia="Times New Roman"/>
-                <w:color w:val="000000"/>
-                <w:lang w:eastAsia="en-IN"/>
-              </w:rPr>
-              <w:t>17</w:t>
+              <w:rPr>
+                <w:rFonts w:eastAsia="Times New Roman"/>
+                <w:color w:val="000000"/>
+                <w:lang w:eastAsia="en-IN"/>
+              </w:rPr>
+            </w:pPr>
+            <w:r>
+              <w:rPr>
+                <w:rFonts w:eastAsia="Times New Roman"/>
+                <w:color w:val="000000"/>
+                <w:lang w:eastAsia="en-IN"/>
+              </w:rPr>
+              <w:t>0.017</w:t>
+            </w:r>
+          </w:p>
+        </w:tc>
+        <w:tc>
+          <w:tcPr>
+            <w:tcW w:w="31.35pt" w:type="dxa"/>
+            <w:vAlign w:val="center"/>
+          </w:tcPr>
+          <w:p>
+            <w:pPr>
+              <w:pStyle w:val="tablecopy"/>
+              <w:jc w:val="center"/>
+              <w:rPr>
+                <w:rFonts w:eastAsia="Times New Roman"/>
+                <w:color w:val="000000"/>
+                <w:lang w:eastAsia="en-IN"/>
+              </w:rPr>
+            </w:pPr>
+            <w:r>
+              <w:rPr>
+                <w:rFonts w:eastAsia="Times New Roman"/>
+                <w:color w:val="000000"/>
+                <w:lang w:eastAsia="en-IN"/>
+              </w:rPr>
+              <w:t>54.34</w:t>
+            </w:r>
+          </w:p>
+        </w:tc>
+        <w:tc>
+          <w:tcPr>
+            <w:tcW w:w="31.35pt" w:type="dxa"/>
+            <w:vAlign w:val="center"/>
+          </w:tcPr>
+          <w:p>
+            <w:pPr>
+              <w:pStyle w:val="tablecopy"/>
+              <w:jc w:val="center"/>
+              <w:rPr>
+                <w:rFonts w:eastAsia="Times New Roman"/>
+                <w:color w:val="000000"/>
+                <w:lang w:eastAsia="en-IN"/>
+              </w:rPr>
+            </w:pPr>
+            <w:r>
+              <w:rPr>
+                <w:rFonts w:eastAsia="Times New Roman"/>
+                <w:color w:val="000000"/>
+                <w:lang w:eastAsia="en-IN"/>
+              </w:rPr>
+              <w:t>34.40</w:t>
             </w:r>
           </w:p>
         </w:tc>
@@ -9340,15 +9021,1103 @@
     </w:tbl>
     <w:p>
       <w:pPr>
+        <w:pStyle w:val="BodyText"/>
+        <w:rPr>
+          <w:lang w:val="en-US"/>
+        </w:rPr>
+      </w:pPr>
+      <w:r>
+        <w:rPr>
+          <w:lang w:val="en-US"/>
+        </w:rPr>
+        <w:t xml:space="preserve">The ceiling model achieves 71.69% Top-1 for MobileNetV3-Small, closely mirroring the ResNet-18 ceiling (70.99%). The gap recovered by Uniform 15x is 4.90 of 21.38pp (22.9%), substantially more than the 1.9% recovery observed for ResNet-18 </w:t>
+      </w:r>
+      <w:proofErr w:type="gramStart"/>
+      <w:r>
+        <w:rPr>
+          <w:lang w:val="en-US"/>
+        </w:rPr>
+        <w:t>at</w:t>
+      </w:r>
+      <w:proofErr w:type="gramEnd"/>
+      <w:r>
+        <w:rPr>
+          <w:lang w:val="en-US"/>
+        </w:rPr>
+        <w:t xml:space="preserve"> the same budget. This cross-architecture difference reinforces that the saturation point depends on the interaction between model capacity and synthetic data diversity, not solely on the synthetic distribution itself.</w:t>
+      </w:r>
+    </w:p>
+    <w:p>
+      <w:pPr>
+        <w:pStyle w:val="BodyText"/>
+        <w:rPr>
+          <w:lang w:val="en-US"/>
+        </w:rPr>
+      </w:pPr>
+      <w:r>
+        <w:rPr>
+          <w:lang w:val="en-US"/>
+        </w:rPr>
+        <w:t>The consistency of the scaling pattern across architectures suggests that the observed saturation behavior is not architecture-</w:t>
+      </w:r>
+      <w:proofErr w:type="gramStart"/>
+      <w:r>
+        <w:rPr>
+          <w:lang w:val="en-US"/>
+        </w:rPr>
+        <w:t>specific, but</w:t>
+      </w:r>
+      <w:proofErr w:type="gramEnd"/>
+      <w:r>
+        <w:rPr>
+          <w:lang w:val="en-US"/>
+        </w:rPr>
+        <w:t xml:space="preserve"> reflects properties of the synthetic data distribution and training regime.</w:t>
+      </w:r>
+    </w:p>
+    <w:p>
+      <w:pPr>
+        <w:pStyle w:val="Heading2"/>
+      </w:pPr>
+      <w:r>
+        <w:t>Loss Function Ablation on TinyImageNet</w:t>
+      </w:r>
+    </w:p>
+    <w:p>
+      <w:pPr>
+        <w:pStyle w:val="BodyText"/>
+        <w:rPr>
+          <w:lang w:val="en-US"/>
+        </w:rPr>
+      </w:pPr>
+      <w:r>
+        <w:rPr>
+          <w:lang w:val="en-US"/>
+        </w:rPr>
+        <w:t xml:space="preserve">To test whether the observed limitations of synthetic augmentation arise partly from optimization rather than data quality alone, we replace standard cross-entropy (CE) with the proposed SA loss while keeping all other components fixed. We evaluate this on the </w:t>
+      </w:r>
+      <w:r>
+        <w:rPr>
+          <w:lang w:val="en-US"/>
+        </w:rPr>
+        <w:t>most informative setting:</w:t>
+      </w:r>
+      <w:r>
+        <w:rPr>
+          <w:lang w:val="en-US"/>
+        </w:rPr>
+        <w:t xml:space="preserve"> Adaptive Predicted-Utility 15</w:t>
+      </w:r>
+      <w:r>
+        <w:rPr>
+          <w:lang w:val="en-US"/>
+        </w:rPr>
+        <w:t>x</w:t>
+      </w:r>
+      <w:r>
+        <w:rPr>
+          <w:lang w:val="en-US"/>
+        </w:rPr>
+        <w:t>.</w:t>
+      </w:r>
+    </w:p>
+    <w:p>
+      <w:pPr>
+        <w:pStyle w:val="BodyText"/>
+        <w:ind w:end="9.30pt" w:firstLine="0pt"/>
+        <w:rPr>
+          <w:lang w:val="en-US"/>
+        </w:rPr>
+      </w:pPr>
+      <w:r>
+        <w:rPr>
+          <w:noProof/>
+          <w:lang w:val="en-US"/>
+        </w:rPr>
+        <w:lastRenderedPageBreak/>
+        <w:drawing>
+          <wp:inline distT="0" distB="0" distL="0" distR="0" wp14:anchorId="7A8D52B7" wp14:editId="6C132419">
+            <wp:extent cx="3089910" cy="1964055"/>
+            <wp:effectExtent l="0" t="0" r="0" b="0"/>
+            <wp:docPr id="1233180605" name="Picture 2"/>
+            <wp:cNvGraphicFramePr>
+              <a:graphicFrameLocks xmlns:a="http://purl.oclc.org/ooxml/drawingml/main" noChangeAspect="1"/>
+            </wp:cNvGraphicFramePr>
+            <a:graphic xmlns:a="http://purl.oclc.org/ooxml/drawingml/main">
+              <a:graphicData uri="http://purl.oclc.org/ooxml/drawingml/picture">
+                <pic:pic xmlns:pic="http://purl.oclc.org/ooxml/drawingml/picture">
+                  <pic:nvPicPr>
+                    <pic:cNvPr id="1233180605" name="Picture 1233180605"/>
+                    <pic:cNvPicPr/>
+                  </pic:nvPicPr>
+                  <pic:blipFill>
+                    <a:blip r:embed="rId17" cstate="print">
+                      <a:extLst>
+                        <a:ext uri="{28A0092B-C50C-407E-A947-70E740481C1C}">
+                          <a14:useLocalDpi xmlns:a14="http://schemas.microsoft.com/office/drawing/2010/main" val="0"/>
+                        </a:ext>
+                      </a:extLst>
+                    </a:blip>
+                    <a:stretch>
+                      <a:fillRect/>
+                    </a:stretch>
+                  </pic:blipFill>
+                  <pic:spPr>
+                    <a:xfrm>
+                      <a:off x="0" y="0"/>
+                      <a:ext cx="3089910" cy="1964055"/>
+                    </a:xfrm>
+                    <a:prstGeom prst="rect">
+                      <a:avLst/>
+                    </a:prstGeom>
+                  </pic:spPr>
+                </pic:pic>
+              </a:graphicData>
+            </a:graphic>
+          </wp:inline>
+        </w:drawing>
+      </w:r>
+    </w:p>
+    <w:p>
+      <w:pPr>
+        <w:pStyle w:val="figurecaption"/>
+      </w:pPr>
+      <w:r>
+        <w:t>CE vs SA loss comparison on Tiny ImageNet (ResNet-18) for</w:t>
+      </w:r>
+      <w:r>
+        <w:t xml:space="preserve"> </w:t>
+      </w:r>
+      <w:r>
+        <w:t>Adaptive PU 15</w:t>
+      </w:r>
+      <w:r>
+        <w:t>x</w:t>
+      </w:r>
+    </w:p>
+    <w:p>
+      <w:pPr>
+        <w:pStyle w:val="BodyText"/>
+        <w:rPr>
+          <w:lang w:val="en-US"/>
+        </w:rPr>
+      </w:pPr>
+      <w:r>
+        <w:rPr>
+          <w:lang w:val="en-US"/>
+        </w:rPr>
+        <w:t>Fig 8. compares CE and SA on Tiny ImageNet under Adaptive PU 15×</w:t>
+      </w:r>
+      <w:r>
+        <w:rPr>
+          <w:lang w:val="en-US"/>
+        </w:rPr>
+        <w:t>.</w:t>
+      </w:r>
+      <w:r>
+        <w:rPr>
+          <w:lang w:val="en-US"/>
+        </w:rPr>
+        <w:t xml:space="preserve"> </w:t>
+      </w:r>
+      <w:r>
+        <w:rPr>
+          <w:lang w:val="en-US"/>
+        </w:rPr>
+        <w:t>SA slightly underperforms CE, suggesting that selectively downweighting synthetic samples at saturation budgets removes volume without recovering quality. This reinforces that the limitation is consistent with the synthetic data distribution rather than the loss formulation.</w:t>
+      </w:r>
+    </w:p>
+    <w:p>
+      <w:pPr>
+        <w:pStyle w:val="Heading2"/>
+      </w:pPr>
+      <w:r>
+        <w:t>Contextual Comparison with Prior Work</w:t>
+      </w:r>
+    </w:p>
+    <w:p>
+      <w:pPr>
+        <w:pStyle w:val="BodyText"/>
+        <w:rPr>
+          <w:lang w:val="en-US"/>
+        </w:rPr>
+      </w:pPr>
+      <w:r>
+        <w:rPr>
+          <w:lang w:val="en-US"/>
+        </w:rPr>
+        <w:t>To contextualize the observed performance, we compare our results to representative findings from prior work on diffusion-based augmentation and low-data classification. Recent studies report that synthetic data can improve ImageNet classification by several percentage points when combined with real data under standard training regimes [14], while diffusion-based augmentation in few-shot settings has demonstrated consistent but modest gains [16].</w:t>
+      </w:r>
+    </w:p>
+    <w:p>
+      <w:pPr>
+        <w:pStyle w:val="BodyText"/>
+        <w:rPr>
+          <w:lang w:val="en-US"/>
+        </w:rPr>
+      </w:pPr>
+      <w:r>
+        <w:rPr>
+          <w:lang w:val="en-US"/>
+        </w:rPr>
+        <w:t>In our controlled low-data setting, the best-performing configuration (Uniform 5</w:t>
+      </w:r>
+      <w:r>
+        <w:rPr>
+          <w:lang w:val="en-US"/>
+        </w:rPr>
+        <w:t>x</w:t>
+      </w:r>
+      <w:r>
+        <w:rPr>
+          <w:lang w:val="en-US"/>
+        </w:rPr>
+        <w:t>) achieves a +2.21 percentage point improvement over baseline, corresponding to approximately 10.3% recovery of the gap to the full-data ceiling. This magnitude is consistent with prior findings that synthetic data provides incremental rather than transformative gains, particularly when the underlying distribution remains fixed.</w:t>
+      </w:r>
+    </w:p>
+    <w:p>
+      <w:pPr>
+        <w:pStyle w:val="BodyText"/>
+        <w:rPr>
+          <w:lang w:val="en-US"/>
+        </w:rPr>
+      </w:pPr>
+      <w:r>
+        <w:rPr>
+          <w:lang w:val="en-US"/>
+        </w:rPr>
+        <w:t>Importantly, unlike many prior studies that evaluate a single augmentation regime, our dose–response framework reveals a non-monotonic scaling behavior with clear saturation beyond moderate synthetic budgets. This provides a more complete characterization of synthetic data utility, showing that increasing volume alone does not guarantee continued performance improvement.</w:t>
+      </w:r>
+    </w:p>
+    <w:p>
+      <w:pPr>
+        <w:pStyle w:val="BodyText"/>
+        <w:rPr>
+          <w:lang w:val="en-US"/>
+        </w:rPr>
+      </w:pPr>
+      <w:r>
+        <w:rPr>
+          <w:lang w:val="en-US"/>
+        </w:rPr>
+        <w:t>Furthermore, our results align with recent observations that synthetic data effectiveness is highly conditional, depending on distribution alignment, diversity, and task relevance [27,35]. The lack of improvement from adaptive allocation strategies suggests that limitations arise from the synthetic data distribution itself rather than allocation inefficiency, reinforcing the distinction between generative fidelity and discriminative utility observed in prior work [28–30].</w:t>
+      </w:r>
+    </w:p>
+    <w:p>
+      <w:pPr>
+        <w:pStyle w:val="Heading2"/>
+      </w:pPr>
+      <w:r>
+        <w:t>Cross-Dataset Validation (CIFAR-100)</w:t>
+      </w:r>
+    </w:p>
+    <w:p>
+      <w:pPr>
+        <w:pStyle w:val="BodyText"/>
+        <w:rPr>
+          <w:lang w:val="en-US"/>
+        </w:rPr>
+      </w:pPr>
+      <w:r>
+        <w:rPr>
+          <w:lang w:val="en-US"/>
+        </w:rPr>
+        <w:t>To test whether the observed dose–response behavior is specific to Tiny ImageNet, we repeat the core synthetic-scaling experiment on CIFAR-100. Fig</w:t>
+      </w:r>
+      <w:r>
+        <w:rPr>
+          <w:lang w:val="en-US"/>
+        </w:rPr>
+        <w:t xml:space="preserve"> 9.</w:t>
+      </w:r>
+      <w:r>
+        <w:rPr>
+          <w:lang w:val="en-US"/>
+        </w:rPr>
+        <w:t xml:space="preserve"> summarizes the CIFAR-100 results across the main pipelines.</w:t>
+      </w:r>
+    </w:p>
+    <w:p>
+      <w:pPr>
+        <w:pStyle w:val="BodyText"/>
+        <w:rPr>
+          <w:lang w:val="en-US"/>
+        </w:rPr>
+      </w:pPr>
+      <w:r>
+        <w:rPr>
+          <w:lang w:val="en-US"/>
+        </w:rPr>
+        <w:t>CIFAR-100 partially validates the Tiny ImageNet findings. Uniform 15× improves over baseline by 1.72pp (56.90% → 58.62%), consistent with the modest gains observed on Tiny ImageNet. However, Adaptive PU 15× reaches 64.23% — a 5.61pp advantage over uniform at the same budget, contrasting sharply with Tiny ImageNet where no adaptive policy exceeded uniform by more than 0.7pp. This suggests allocation strategy effectiveness is dataset-dependent. Representation geometry reinforces this: Adaptive PU 15× achieves 62.88% linear probe accuracy and effective rank of 36.00, both substantially exceeding uniform (55.90%, 30.32%). The noise robustness trade-off persists across both datasets</w:t>
+      </w:r>
+      <w:r>
+        <w:rPr>
+          <w:lang w:val="en-US"/>
+        </w:rPr>
+        <w:t>.</w:t>
+      </w:r>
+    </w:p>
+    <w:p>
+      <w:pPr>
+        <w:pStyle w:val="BodyText"/>
+        <w:ind w:end="9.30pt" w:firstLine="0pt"/>
+        <w:rPr>
+          <w:lang w:val="en-US"/>
+        </w:rPr>
+      </w:pPr>
+      <w:r>
+        <w:rPr>
+          <w:noProof/>
+          <w:lang w:val="en-US"/>
+        </w:rPr>
+        <w:drawing>
+          <wp:inline distT="0" distB="0" distL="0" distR="0" wp14:anchorId="150158AF" wp14:editId="6FB3E74C">
+            <wp:extent cx="3089910" cy="2292985"/>
+            <wp:effectExtent l="0" t="0" r="0" b="0"/>
+            <wp:docPr id="877793103" name="Picture 1"/>
+            <wp:cNvGraphicFramePr>
+              <a:graphicFrameLocks xmlns:a="http://purl.oclc.org/ooxml/drawingml/main" noChangeAspect="1"/>
+            </wp:cNvGraphicFramePr>
+            <a:graphic xmlns:a="http://purl.oclc.org/ooxml/drawingml/main">
+              <a:graphicData uri="http://purl.oclc.org/ooxml/drawingml/picture">
+                <pic:pic xmlns:pic="http://purl.oclc.org/ooxml/drawingml/picture">
+                  <pic:nvPicPr>
+                    <pic:cNvPr id="877793103" name="Picture 877793103"/>
+                    <pic:cNvPicPr/>
+                  </pic:nvPicPr>
+                  <pic:blipFill>
+                    <a:blip r:embed="rId18" cstate="print">
+                      <a:extLst>
+                        <a:ext uri="{28A0092B-C50C-407E-A947-70E740481C1C}">
+                          <a14:useLocalDpi xmlns:a14="http://schemas.microsoft.com/office/drawing/2010/main" val="0"/>
+                        </a:ext>
+                      </a:extLst>
+                    </a:blip>
+                    <a:stretch>
+                      <a:fillRect/>
+                    </a:stretch>
+                  </pic:blipFill>
+                  <pic:spPr>
+                    <a:xfrm>
+                      <a:off x="0" y="0"/>
+                      <a:ext cx="3089910" cy="2292985"/>
+                    </a:xfrm>
+                    <a:prstGeom prst="rect">
+                      <a:avLst/>
+                    </a:prstGeom>
+                  </pic:spPr>
+                </pic:pic>
+              </a:graphicData>
+            </a:graphic>
+          </wp:inline>
+        </w:drawing>
+      </w:r>
+    </w:p>
+    <w:p>
+      <w:pPr>
+        <w:pStyle w:val="figurecaption"/>
+      </w:pPr>
+      <w:r>
+        <w:t>CIFAR-100 pipeline comparison: Top-1 and linear probe accuracy (ResNet-18)</w:t>
+      </w:r>
+    </w:p>
+    <w:p>
+      <w:pPr>
         <w:pStyle w:val="tablehead"/>
       </w:pPr>
       <w:r>
-        <w:t>MobileNetV3-Small Representation Geometry</w:t>
+        <w:t>CIFAR-100 ResNet-18 Results</w:t>
       </w:r>
     </w:p>
     <w:tbl>
       <w:tblPr>
-        <w:tblW w:w="148.65pt" w:type="dxa"/>
+        <w:tblW w:w="252pt" w:type="dxa"/>
+        <w:jc w:val="center"/>
+        <w:tblBorders>
+          <w:top w:val="single" w:sz="2" w:space="0" w:color="auto"/>
+          <w:start w:val="single" w:sz="2" w:space="0" w:color="auto"/>
+          <w:bottom w:val="single" w:sz="2" w:space="0" w:color="auto"/>
+          <w:end w:val="single" w:sz="2" w:space="0" w:color="auto"/>
+          <w:insideH w:val="single" w:sz="2" w:space="0" w:color="auto"/>
+          <w:insideV w:val="single" w:sz="2" w:space="0" w:color="auto"/>
+        </w:tblBorders>
+        <w:tblLayout w:type="fixed"/>
+        <w:tblLook w:firstRow="0" w:lastRow="0" w:firstColumn="0" w:lastColumn="0" w:noHBand="0" w:noVBand="0"/>
+      </w:tblPr>
+      <w:tblGrid>
+        <w:gridCol w:w="1440"/>
+        <w:gridCol w:w="720"/>
+        <w:gridCol w:w="720"/>
+        <w:gridCol w:w="666"/>
+        <w:gridCol w:w="864"/>
+        <w:gridCol w:w="630"/>
+      </w:tblGrid>
+      <w:tr>
+        <w:trPr>
+          <w:cantSplit/>
+          <w:trHeight w:val="240"/>
+          <w:tblHeader/>
+          <w:jc w:val="center"/>
+        </w:trPr>
+        <w:tc>
+          <w:tcPr>
+            <w:tcW w:w="72pt" w:type="dxa"/>
+            <w:vAlign w:val="center"/>
+          </w:tcPr>
+          <w:p>
+            <w:pPr>
+              <w:rPr>
+                <w:b/>
+                <w:bCs/>
+                <w:i/>
+                <w:iCs/>
+                <w:sz w:val="16"/>
+                <w:szCs w:val="16"/>
+              </w:rPr>
+            </w:pPr>
+            <w:r>
+              <w:rPr>
+                <w:rFonts w:eastAsia="Times New Roman"/>
+                <w:b/>
+                <w:bCs/>
+                <w:i/>
+                <w:iCs/>
+                <w:color w:val="000000"/>
+                <w:sz w:val="16"/>
+                <w:szCs w:val="16"/>
+                <w:lang w:eastAsia="en-IN"/>
+              </w:rPr>
+              <w:t>Pipeline</w:t>
+            </w:r>
+          </w:p>
+        </w:tc>
+        <w:tc>
+          <w:tcPr>
+            <w:tcW w:w="36pt" w:type="dxa"/>
+            <w:vAlign w:val="center"/>
+          </w:tcPr>
+          <w:p>
+            <w:pPr>
+              <w:pStyle w:val="tablecolsubhead"/>
+              <w:rPr>
+                <w:rFonts w:eastAsia="Times New Roman"/>
+                <w:color w:val="000000"/>
+                <w:sz w:val="16"/>
+                <w:szCs w:val="16"/>
+                <w:lang w:eastAsia="en-IN"/>
+              </w:rPr>
+            </w:pPr>
+            <w:r>
+              <w:rPr>
+                <w:rFonts w:eastAsia="Times New Roman"/>
+                <w:color w:val="000000"/>
+                <w:sz w:val="16"/>
+                <w:szCs w:val="16"/>
+                <w:lang w:eastAsia="en-IN"/>
+              </w:rPr>
+              <w:t>Top-1 (%)</w:t>
+            </w:r>
+          </w:p>
+        </w:tc>
+        <w:tc>
+          <w:tcPr>
+            <w:tcW w:w="36pt" w:type="dxa"/>
+            <w:vAlign w:val="center"/>
+          </w:tcPr>
+          <w:p>
+            <w:pPr>
+              <w:pStyle w:val="tablecolsubhead"/>
+              <w:rPr>
+                <w:sz w:val="16"/>
+                <w:szCs w:val="16"/>
+              </w:rPr>
+            </w:pPr>
+            <w:r>
+              <w:rPr>
+                <w:rFonts w:eastAsia="Times New Roman"/>
+                <w:color w:val="000000"/>
+                <w:sz w:val="16"/>
+                <w:szCs w:val="16"/>
+                <w:lang w:eastAsia="en-IN"/>
+              </w:rPr>
+              <w:t>Top-5 (%)</w:t>
+            </w:r>
+          </w:p>
+        </w:tc>
+        <w:tc>
+          <w:tcPr>
+            <w:tcW w:w="33.30pt" w:type="dxa"/>
+            <w:vAlign w:val="center"/>
+          </w:tcPr>
+          <w:p>
+            <w:pPr>
+              <w:pStyle w:val="tablecolsubhead"/>
+              <w:rPr>
+                <w:sz w:val="16"/>
+                <w:szCs w:val="16"/>
+              </w:rPr>
+            </w:pPr>
+            <w:r>
+              <w:rPr>
+                <w:rFonts w:eastAsia="Times New Roman"/>
+                <w:color w:val="000000"/>
+                <w:sz w:val="16"/>
+                <w:szCs w:val="16"/>
+                <w:lang w:eastAsia="en-IN"/>
+              </w:rPr>
+              <w:t>Macro (%)</w:t>
+            </w:r>
+          </w:p>
+        </w:tc>
+        <w:tc>
+          <w:tcPr>
+            <w:tcW w:w="43.20pt" w:type="dxa"/>
+            <w:vAlign w:val="center"/>
+          </w:tcPr>
+          <w:p>
+            <w:pPr>
+              <w:pStyle w:val="tablecolsubhead"/>
+              <w:rPr>
+                <w:sz w:val="16"/>
+                <w:szCs w:val="16"/>
+              </w:rPr>
+            </w:pPr>
+            <w:r>
+              <w:rPr>
+                <w:rFonts w:eastAsia="Times New Roman"/>
+                <w:color w:val="000000"/>
+                <w:sz w:val="16"/>
+                <w:szCs w:val="16"/>
+                <w:lang w:eastAsia="en-IN"/>
+              </w:rPr>
+              <w:t>Worst-20 (%)</w:t>
+            </w:r>
+          </w:p>
+        </w:tc>
+        <w:tc>
+          <w:tcPr>
+            <w:tcW w:w="31.50pt" w:type="dxa"/>
+            <w:vAlign w:val="center"/>
+          </w:tcPr>
+          <w:p>
+            <w:pPr>
+              <w:pStyle w:val="tablecolsubhead"/>
+              <w:rPr>
+                <w:sz w:val="16"/>
+                <w:szCs w:val="16"/>
+              </w:rPr>
+            </w:pPr>
+            <w:r>
+              <w:rPr>
+                <w:rFonts w:eastAsia="Times New Roman"/>
+                <w:color w:val="000000"/>
+                <w:sz w:val="16"/>
+                <w:szCs w:val="16"/>
+                <w:lang w:eastAsia="en-IN"/>
+              </w:rPr>
+              <w:t>ECE</w:t>
+            </w:r>
+          </w:p>
+        </w:tc>
+      </w:tr>
+      <w:tr>
+        <w:trPr>
+          <w:trHeight w:val="320"/>
+          <w:jc w:val="center"/>
+        </w:trPr>
+        <w:tc>
+          <w:tcPr>
+            <w:tcW w:w="72pt" w:type="dxa"/>
+            <w:vAlign w:val="center"/>
+          </w:tcPr>
+          <w:p>
+            <w:pPr>
+              <w:pStyle w:val="tablecopy"/>
+              <w:jc w:val="center"/>
+              <w:rPr>
+                <w:sz w:val="8"/>
+                <w:szCs w:val="8"/>
+              </w:rPr>
+            </w:pPr>
+            <w:r>
+              <w:rPr>
+                <w:rFonts w:eastAsia="Times New Roman"/>
+                <w:color w:val="000000"/>
+                <w:lang w:eastAsia="en-IN"/>
+              </w:rPr>
+              <w:t>Baseline</w:t>
+            </w:r>
+          </w:p>
+        </w:tc>
+        <w:tc>
+          <w:tcPr>
+            <w:tcW w:w="36pt" w:type="dxa"/>
+            <w:vAlign w:val="center"/>
+          </w:tcPr>
+          <w:p>
+            <w:pPr>
+              <w:pStyle w:val="tablecopy"/>
+              <w:jc w:val="center"/>
+              <w:rPr>
+                <w:rFonts w:eastAsia="Times New Roman"/>
+                <w:color w:val="000000"/>
+                <w:lang w:eastAsia="en-IN"/>
+              </w:rPr>
+            </w:pPr>
+            <w:r>
+              <w:t>56.90</w:t>
+            </w:r>
+          </w:p>
+        </w:tc>
+        <w:tc>
+          <w:tcPr>
+            <w:tcW w:w="36pt" w:type="dxa"/>
+            <w:vAlign w:val="center"/>
+          </w:tcPr>
+          <w:p>
+            <w:pPr>
+              <w:pStyle w:val="tablecopy"/>
+              <w:jc w:val="center"/>
+            </w:pPr>
+            <w:r>
+              <w:t>85.60</w:t>
+            </w:r>
+          </w:p>
+        </w:tc>
+        <w:tc>
+          <w:tcPr>
+            <w:tcW w:w="33.30pt" w:type="dxa"/>
+            <w:vAlign w:val="center"/>
+          </w:tcPr>
+          <w:p>
+            <w:pPr>
+              <w:pStyle w:val="tablecopy"/>
+              <w:jc w:val="center"/>
+            </w:pPr>
+            <w:r>
+              <w:t>56.90</w:t>
+            </w:r>
+          </w:p>
+        </w:tc>
+        <w:tc>
+          <w:tcPr>
+            <w:tcW w:w="43.20pt" w:type="dxa"/>
+            <w:vAlign w:val="center"/>
+          </w:tcPr>
+          <w:p>
+            <w:pPr>
+              <w:pStyle w:val="tablecopy"/>
+              <w:jc w:val="center"/>
+            </w:pPr>
+            <w:r>
+              <w:t>30.1</w:t>
+            </w:r>
+          </w:p>
+        </w:tc>
+        <w:tc>
+          <w:tcPr>
+            <w:tcW w:w="31.50pt" w:type="dxa"/>
+            <w:vAlign w:val="center"/>
+          </w:tcPr>
+          <w:p>
+            <w:pPr>
+              <w:rPr>
+                <w:sz w:val="16"/>
+                <w:szCs w:val="16"/>
+              </w:rPr>
+            </w:pPr>
+            <w:r>
+              <w:rPr>
+                <w:sz w:val="16"/>
+                <w:szCs w:val="16"/>
+              </w:rPr>
+              <w:t>0.</w:t>
+            </w:r>
+            <w:r>
+              <w:rPr>
+                <w:sz w:val="16"/>
+                <w:szCs w:val="16"/>
+              </w:rPr>
+              <w:t>147</w:t>
+            </w:r>
+          </w:p>
+        </w:tc>
+      </w:tr>
+      <w:tr>
+        <w:trPr>
+          <w:trHeight w:val="320"/>
+          <w:jc w:val="center"/>
+        </w:trPr>
+        <w:tc>
+          <w:tcPr>
+            <w:tcW w:w="72pt" w:type="dxa"/>
+            <w:vAlign w:val="center"/>
+          </w:tcPr>
+          <w:p>
+            <w:pPr>
+              <w:pStyle w:val="tablecopy"/>
+              <w:jc w:val="center"/>
+            </w:pPr>
+            <w:r>
+              <w:rPr>
+                <w:rFonts w:eastAsia="Times New Roman"/>
+                <w:color w:val="000000"/>
+                <w:lang w:eastAsia="en-IN"/>
+              </w:rPr>
+              <w:t>Uniform 15x</w:t>
+            </w:r>
+          </w:p>
+        </w:tc>
+        <w:tc>
+          <w:tcPr>
+            <w:tcW w:w="36pt" w:type="dxa"/>
+            <w:vAlign w:val="center"/>
+          </w:tcPr>
+          <w:p>
+            <w:pPr>
+              <w:pStyle w:val="tablecopy"/>
+              <w:jc w:val="center"/>
+              <w:rPr>
+                <w:rFonts w:eastAsia="Times New Roman"/>
+                <w:color w:val="000000"/>
+                <w:lang w:eastAsia="en-IN"/>
+              </w:rPr>
+            </w:pPr>
+            <w:r>
+              <w:t>58.62</w:t>
+            </w:r>
+          </w:p>
+        </w:tc>
+        <w:tc>
+          <w:tcPr>
+            <w:tcW w:w="36pt" w:type="dxa"/>
+            <w:vAlign w:val="center"/>
+          </w:tcPr>
+          <w:p>
+            <w:pPr>
+              <w:pStyle w:val="tablecopy"/>
+              <w:jc w:val="center"/>
+            </w:pPr>
+            <w:r>
+              <w:t>86.93</w:t>
+            </w:r>
+          </w:p>
+        </w:tc>
+        <w:tc>
+          <w:tcPr>
+            <w:tcW w:w="33.30pt" w:type="dxa"/>
+            <w:vAlign w:val="center"/>
+          </w:tcPr>
+          <w:p>
+            <w:pPr>
+              <w:pStyle w:val="tablecopy"/>
+              <w:jc w:val="center"/>
+            </w:pPr>
+            <w:r>
+              <w:t>58.62</w:t>
+            </w:r>
+          </w:p>
+        </w:tc>
+        <w:tc>
+          <w:tcPr>
+            <w:tcW w:w="43.20pt" w:type="dxa"/>
+            <w:vAlign w:val="center"/>
+          </w:tcPr>
+          <w:p>
+            <w:pPr>
+              <w:pStyle w:val="tablecopy"/>
+              <w:jc w:val="center"/>
+            </w:pPr>
+            <w:r>
+              <w:t>34.7</w:t>
+            </w:r>
+          </w:p>
+        </w:tc>
+        <w:tc>
+          <w:tcPr>
+            <w:tcW w:w="31.50pt" w:type="dxa"/>
+            <w:vAlign w:val="center"/>
+          </w:tcPr>
+          <w:p>
+            <w:pPr>
+              <w:rPr>
+                <w:sz w:val="16"/>
+                <w:szCs w:val="16"/>
+              </w:rPr>
+            </w:pPr>
+            <w:r>
+              <w:rPr>
+                <w:sz w:val="16"/>
+                <w:szCs w:val="16"/>
+              </w:rPr>
+              <w:t>0.</w:t>
+            </w:r>
+            <w:r>
+              <w:rPr>
+                <w:sz w:val="16"/>
+                <w:szCs w:val="16"/>
+              </w:rPr>
+              <w:t>107</w:t>
+            </w:r>
+          </w:p>
+        </w:tc>
+      </w:tr>
+      <w:tr>
+        <w:trPr>
+          <w:trHeight w:val="320"/>
+          <w:jc w:val="center"/>
+        </w:trPr>
+        <w:tc>
+          <w:tcPr>
+            <w:tcW w:w="72pt" w:type="dxa"/>
+            <w:vAlign w:val="center"/>
+          </w:tcPr>
+          <w:p>
+            <w:pPr>
+              <w:pStyle w:val="tablecopy"/>
+              <w:jc w:val="center"/>
+            </w:pPr>
+            <w:r>
+              <w:rPr>
+                <w:rFonts w:eastAsia="Times New Roman"/>
+                <w:color w:val="000000"/>
+                <w:lang w:eastAsia="en-IN"/>
+              </w:rPr>
+              <w:t>Adaptive PU 15x</w:t>
+            </w:r>
+          </w:p>
+        </w:tc>
+        <w:tc>
+          <w:tcPr>
+            <w:tcW w:w="36pt" w:type="dxa"/>
+            <w:vAlign w:val="center"/>
+          </w:tcPr>
+          <w:p>
+            <w:pPr>
+              <w:pStyle w:val="tablecopy"/>
+              <w:jc w:val="center"/>
+              <w:rPr>
+                <w:rFonts w:eastAsia="Times New Roman"/>
+                <w:color w:val="000000"/>
+                <w:lang w:eastAsia="en-IN"/>
+              </w:rPr>
+            </w:pPr>
+            <w:r>
+              <w:t>64.23</w:t>
+            </w:r>
+          </w:p>
+        </w:tc>
+        <w:tc>
+          <w:tcPr>
+            <w:tcW w:w="36pt" w:type="dxa"/>
+            <w:vAlign w:val="center"/>
+          </w:tcPr>
+          <w:p>
+            <w:pPr>
+              <w:pStyle w:val="tablecopy"/>
+              <w:jc w:val="center"/>
+            </w:pPr>
+            <w:r>
+              <w:t>86.81</w:t>
+            </w:r>
+          </w:p>
+        </w:tc>
+        <w:tc>
+          <w:tcPr>
+            <w:tcW w:w="33.30pt" w:type="dxa"/>
+            <w:vAlign w:val="center"/>
+          </w:tcPr>
+          <w:p>
+            <w:pPr>
+              <w:pStyle w:val="tablecopy"/>
+              <w:jc w:val="center"/>
+            </w:pPr>
+            <w:r>
+              <w:t>64.23</w:t>
+            </w:r>
+          </w:p>
+        </w:tc>
+        <w:tc>
+          <w:tcPr>
+            <w:tcW w:w="43.20pt" w:type="dxa"/>
+            <w:vAlign w:val="center"/>
+          </w:tcPr>
+          <w:p>
+            <w:pPr>
+              <w:pStyle w:val="tablecopy"/>
+              <w:jc w:val="center"/>
+            </w:pPr>
+            <w:r>
+              <w:t>40.2</w:t>
+            </w:r>
+          </w:p>
+        </w:tc>
+        <w:tc>
+          <w:tcPr>
+            <w:tcW w:w="31.50pt" w:type="dxa"/>
+            <w:vAlign w:val="center"/>
+          </w:tcPr>
+          <w:p>
+            <w:pPr>
+              <w:rPr>
+                <w:sz w:val="16"/>
+                <w:szCs w:val="16"/>
+              </w:rPr>
+            </w:pPr>
+            <w:r>
+              <w:rPr>
+                <w:sz w:val="16"/>
+                <w:szCs w:val="16"/>
+              </w:rPr>
+              <w:t>0.</w:t>
+            </w:r>
+            <w:r>
+              <w:rPr>
+                <w:sz w:val="16"/>
+                <w:szCs w:val="16"/>
+              </w:rPr>
+              <w:t>244</w:t>
+            </w:r>
+          </w:p>
+        </w:tc>
+      </w:tr>
+      <w:tr>
+        <w:trPr>
+          <w:trHeight w:val="320"/>
+          <w:jc w:val="center"/>
+        </w:trPr>
+        <w:tc>
+          <w:tcPr>
+            <w:tcW w:w="72pt" w:type="dxa"/>
+            <w:vAlign w:val="center"/>
+          </w:tcPr>
+          <w:p>
+            <w:pPr>
+              <w:pStyle w:val="tablecopy"/>
+              <w:jc w:val="center"/>
+            </w:pPr>
+            <w:r>
+              <w:rPr>
+                <w:rFonts w:eastAsia="Times New Roman"/>
+                <w:color w:val="000000"/>
+                <w:lang w:eastAsia="en-IN"/>
+              </w:rPr>
+              <w:t>Ceiling</w:t>
+            </w:r>
+          </w:p>
+        </w:tc>
+        <w:tc>
+          <w:tcPr>
+            <w:tcW w:w="36pt" w:type="dxa"/>
+            <w:vAlign w:val="center"/>
+          </w:tcPr>
+          <w:p>
+            <w:pPr>
+              <w:pStyle w:val="tablecopy"/>
+              <w:jc w:val="center"/>
+              <w:rPr>
+                <w:rFonts w:eastAsia="Times New Roman"/>
+                <w:color w:val="000000"/>
+                <w:lang w:eastAsia="en-IN"/>
+              </w:rPr>
+            </w:pPr>
+            <w:r>
+              <w:t>81.95</w:t>
+            </w:r>
+          </w:p>
+        </w:tc>
+        <w:tc>
+          <w:tcPr>
+            <w:tcW w:w="36pt" w:type="dxa"/>
+            <w:vAlign w:val="center"/>
+          </w:tcPr>
+          <w:p>
+            <w:pPr>
+              <w:pStyle w:val="tablecopy"/>
+              <w:jc w:val="center"/>
+            </w:pPr>
+            <w:r>
+              <w:t>96.29</w:t>
+            </w:r>
+          </w:p>
+        </w:tc>
+        <w:tc>
+          <w:tcPr>
+            <w:tcW w:w="33.30pt" w:type="dxa"/>
+            <w:vAlign w:val="center"/>
+          </w:tcPr>
+          <w:p>
+            <w:pPr>
+              <w:pStyle w:val="tablecopy"/>
+              <w:jc w:val="center"/>
+            </w:pPr>
+            <w:r>
+              <w:t>81.95</w:t>
+            </w:r>
+          </w:p>
+        </w:tc>
+        <w:tc>
+          <w:tcPr>
+            <w:tcW w:w="43.20pt" w:type="dxa"/>
+            <w:vAlign w:val="center"/>
+          </w:tcPr>
+          <w:p>
+            <w:pPr>
+              <w:pStyle w:val="tablecopy"/>
+              <w:jc w:val="center"/>
+            </w:pPr>
+            <w:r>
+              <w:t>67.0</w:t>
+            </w:r>
+          </w:p>
+        </w:tc>
+        <w:tc>
+          <w:tcPr>
+            <w:tcW w:w="31.50pt" w:type="dxa"/>
+            <w:vAlign w:val="center"/>
+          </w:tcPr>
+          <w:p>
+            <w:pPr>
+              <w:rPr>
+                <w:sz w:val="16"/>
+                <w:szCs w:val="16"/>
+              </w:rPr>
+            </w:pPr>
+            <w:r>
+              <w:rPr>
+                <w:sz w:val="16"/>
+                <w:szCs w:val="16"/>
+              </w:rPr>
+              <w:t>0.1</w:t>
+            </w:r>
+            <w:r>
+              <w:rPr>
+                <w:sz w:val="16"/>
+                <w:szCs w:val="16"/>
+              </w:rPr>
+              <w:t>15</w:t>
+            </w:r>
+          </w:p>
+        </w:tc>
+      </w:tr>
+    </w:tbl>
+    <w:p>
+      <w:pPr>
+        <w:pStyle w:val="tablehead"/>
+      </w:pPr>
+      <w:r>
+        <w:t xml:space="preserve">CIFAR-100 </w:t>
+      </w:r>
+      <w:r>
+        <w:t>Calibration</w:t>
+      </w:r>
+      <w:r>
+        <w:t xml:space="preserve"> and Representation Geometry</w:t>
+      </w:r>
+    </w:p>
+    <w:tbl>
+      <w:tblPr>
+        <w:tblW w:w="229.20pt" w:type="dxa"/>
         <w:jc w:val="center"/>
         <w:tblBorders>
           <w:top w:val="single" w:sz="2" w:space="0" w:color="auto"/>
@@ -9363,7 +10132,10 @@
       </w:tblPr>
       <w:tblGrid>
         <w:gridCol w:w="1443"/>
-        <w:gridCol w:w="903"/>
+        <w:gridCol w:w="630"/>
+        <w:gridCol w:w="630"/>
+        <w:gridCol w:w="627"/>
+        <w:gridCol w:w="627"/>
         <w:gridCol w:w="627"/>
       </w:tblGrid>
       <w:tr>
@@ -9401,14 +10173,13 @@
                 <w:szCs w:val="16"/>
                 <w:lang w:eastAsia="en-IN"/>
               </w:rPr>
-              <w:lastRenderedPageBreak/>
               <w:t>Pipeline</w:t>
             </w:r>
           </w:p>
         </w:tc>
         <w:tc>
           <w:tcPr>
-            <w:tcW w:w="45.15pt" w:type="dxa"/>
+            <w:tcW w:w="31.50pt" w:type="dxa"/>
             <w:vAlign w:val="center"/>
           </w:tcPr>
           <w:p>
@@ -9429,23 +10200,102 @@
                 <w:szCs w:val="16"/>
                 <w:lang w:eastAsia="en-IN"/>
               </w:rPr>
-              <w:t>Lin. Probe (%)</w:t>
-            </w:r>
-          </w:p>
-        </w:tc>
-        <w:tc>
-          <w:tcPr>
-            <w:tcW w:w="31.35pt" w:type="dxa"/>
+              <w:t>Raw ECE</w:t>
+            </w:r>
+          </w:p>
+        </w:tc>
+        <w:tc>
+          <w:tcPr>
+            <w:tcW w:w="31.50pt" w:type="dxa"/>
             <w:vAlign w:val="center"/>
           </w:tcPr>
           <w:p>
             <w:pPr>
               <w:pStyle w:val="tablecolsubhead"/>
               <w:rPr>
-                <w:i w:val="0"/>
-                <w:iCs w:val="0"/>
                 <w:sz w:val="16"/>
                 <w:szCs w:val="16"/>
+              </w:rPr>
+            </w:pPr>
+            <w:r>
+              <w:rPr>
+                <w:sz w:val="16"/>
+                <w:szCs w:val="16"/>
+              </w:rPr>
+              <w:t>T</w:t>
+            </w:r>
+          </w:p>
+        </w:tc>
+        <w:tc>
+          <w:tcPr>
+            <w:tcW w:w="31.35pt" w:type="dxa"/>
+            <w:vAlign w:val="center"/>
+          </w:tcPr>
+          <w:p>
+            <w:pPr>
+              <w:pStyle w:val="tablecolsubhead"/>
+              <w:rPr>
+                <w:rFonts w:eastAsia="Times New Roman"/>
+                <w:color w:val="000000"/>
+                <w:sz w:val="16"/>
+                <w:szCs w:val="16"/>
+                <w:lang w:eastAsia="en-IN"/>
+              </w:rPr>
+            </w:pPr>
+            <w:r>
+              <w:rPr>
+                <w:rFonts w:eastAsia="Times New Roman"/>
+                <w:color w:val="000000"/>
+                <w:sz w:val="16"/>
+                <w:szCs w:val="16"/>
+                <w:lang w:eastAsia="en-IN"/>
+              </w:rPr>
+              <w:t>Cal. ECE</w:t>
+            </w:r>
+          </w:p>
+        </w:tc>
+        <w:tc>
+          <w:tcPr>
+            <w:tcW w:w="31.35pt" w:type="dxa"/>
+            <w:vAlign w:val="center"/>
+          </w:tcPr>
+          <w:p>
+            <w:pPr>
+              <w:pStyle w:val="tablecolsubhead"/>
+              <w:rPr>
+                <w:rFonts w:eastAsia="Times New Roman"/>
+                <w:color w:val="000000"/>
+                <w:sz w:val="16"/>
+                <w:szCs w:val="16"/>
+                <w:lang w:eastAsia="en-IN"/>
+              </w:rPr>
+            </w:pPr>
+            <w:r>
+              <w:rPr>
+                <w:rFonts w:eastAsia="Times New Roman"/>
+                <w:color w:val="000000"/>
+                <w:sz w:val="16"/>
+                <w:szCs w:val="16"/>
+                <w:lang w:eastAsia="en-IN"/>
+              </w:rPr>
+              <w:t>Lin. Probe (%)</w:t>
+            </w:r>
+          </w:p>
+        </w:tc>
+        <w:tc>
+          <w:tcPr>
+            <w:tcW w:w="31.35pt" w:type="dxa"/>
+            <w:vAlign w:val="center"/>
+          </w:tcPr>
+          <w:p>
+            <w:pPr>
+              <w:pStyle w:val="tablecolsubhead"/>
+              <w:rPr>
+                <w:rFonts w:eastAsia="Times New Roman"/>
+                <w:color w:val="000000"/>
+                <w:sz w:val="16"/>
+                <w:szCs w:val="16"/>
+                <w:lang w:eastAsia="en-IN"/>
               </w:rPr>
             </w:pPr>
             <w:r>
@@ -9492,29 +10342,31 @@
         </w:tc>
         <w:tc>
           <w:tcPr>
-            <w:tcW w:w="45.15pt" w:type="dxa"/>
-            <w:vAlign w:val="center"/>
-          </w:tcPr>
-          <w:p>
-            <w:pPr>
-              <w:pStyle w:val="tablecopy"/>
-              <w:jc w:val="center"/>
-            </w:pPr>
-            <w:r>
-              <w:rPr>
-                <w:rFonts w:eastAsia="Times New Roman"/>
-                <w:color w:val="000000"/>
-                <w:lang w:eastAsia="en-IN"/>
-              </w:rPr>
-              <w:t>4</w:t>
-            </w:r>
-            <w:r>
-              <w:rPr>
-                <w:rFonts w:eastAsia="Times New Roman"/>
-                <w:color w:val="000000"/>
-                <w:lang w:eastAsia="en-IN"/>
-              </w:rPr>
-              <w:t>4.44</w:t>
+            <w:tcW w:w="31.50pt" w:type="dxa"/>
+            <w:vAlign w:val="center"/>
+          </w:tcPr>
+          <w:p>
+            <w:pPr>
+              <w:pStyle w:val="tablecopy"/>
+              <w:jc w:val="center"/>
+            </w:pPr>
+            <w:r>
+              <w:t>0.147</w:t>
+            </w:r>
+          </w:p>
+        </w:tc>
+        <w:tc>
+          <w:tcPr>
+            <w:tcW w:w="31.50pt" w:type="dxa"/>
+            <w:vAlign w:val="center"/>
+          </w:tcPr>
+          <w:p>
+            <w:pPr>
+              <w:pStyle w:val="tablecopy"/>
+              <w:jc w:val="center"/>
+            </w:pPr>
+            <w:r>
+              <w:t>0.654</w:t>
             </w:r>
           </w:p>
         </w:tc>
@@ -9527,22 +10379,64 @@
             <w:pPr>
               <w:pStyle w:val="tablecopy"/>
               <w:jc w:val="center"/>
-            </w:pPr>
-            <w:r>
-              <w:rPr>
-                <w:rFonts w:eastAsia="Times New Roman"/>
-                <w:color w:val="000000"/>
-                <w:lang w:eastAsia="en-IN"/>
-              </w:rPr>
-              <w:t>3</w:t>
-            </w:r>
-            <w:r>
-              <w:rPr>
-                <w:rFonts w:eastAsia="Times New Roman"/>
-                <w:color w:val="000000"/>
-                <w:lang w:eastAsia="en-IN"/>
-              </w:rPr>
-              <w:t>0.73</w:t>
+              <w:rPr>
+                <w:rFonts w:eastAsia="Times New Roman"/>
+                <w:color w:val="000000"/>
+                <w:lang w:eastAsia="en-IN"/>
+              </w:rPr>
+            </w:pPr>
+            <w:r>
+              <w:t>0.048</w:t>
+            </w:r>
+          </w:p>
+        </w:tc>
+        <w:tc>
+          <w:tcPr>
+            <w:tcW w:w="31.35pt" w:type="dxa"/>
+            <w:vAlign w:val="center"/>
+          </w:tcPr>
+          <w:p>
+            <w:pPr>
+              <w:pStyle w:val="tablecopy"/>
+              <w:jc w:val="center"/>
+              <w:rPr>
+                <w:rFonts w:eastAsia="Times New Roman"/>
+                <w:color w:val="000000"/>
+                <w:lang w:eastAsia="en-IN"/>
+              </w:rPr>
+            </w:pPr>
+            <w:r>
+              <w:rPr>
+                <w:rFonts w:eastAsia="Times New Roman"/>
+                <w:color w:val="000000"/>
+                <w:lang w:eastAsia="en-IN"/>
+              </w:rPr>
+              <w:t>53.62</w:t>
+            </w:r>
+          </w:p>
+        </w:tc>
+        <w:tc>
+          <w:tcPr>
+            <w:tcW w:w="31.35pt" w:type="dxa"/>
+            <w:vAlign w:val="center"/>
+          </w:tcPr>
+          <w:p>
+            <w:pPr>
+              <w:pStyle w:val="tablecopy"/>
+              <w:jc w:val="center"/>
+              <w:rPr>
+                <w:rFonts w:eastAsia="Times New Roman"/>
+                <w:color w:val="000000"/>
+                <w:lang w:eastAsia="en-IN"/>
+              </w:rPr>
+            </w:pPr>
+            <w:r>
+              <w:rPr>
+                <w:rFonts w:eastAsia="Times New Roman"/>
+                <w:color w:val="000000"/>
+                <w:lang w:eastAsia="en-IN"/>
+              </w:rPr>
+              <w:t>28.22</w:t>
             </w:r>
           </w:p>
         </w:tc>
@@ -9574,29 +10468,31 @@
         </w:tc>
         <w:tc>
           <w:tcPr>
-            <w:tcW w:w="45.15pt" w:type="dxa"/>
-            <w:vAlign w:val="center"/>
-          </w:tcPr>
-          <w:p>
-            <w:pPr>
-              <w:pStyle w:val="tablecopy"/>
-              <w:jc w:val="center"/>
-            </w:pPr>
-            <w:r>
-              <w:rPr>
-                <w:rFonts w:eastAsia="Times New Roman"/>
-                <w:color w:val="000000"/>
-                <w:lang w:eastAsia="en-IN"/>
-              </w:rPr>
-              <w:t>4</w:t>
-            </w:r>
-            <w:r>
-              <w:rPr>
-                <w:rFonts w:eastAsia="Times New Roman"/>
-                <w:color w:val="000000"/>
-                <w:lang w:eastAsia="en-IN"/>
-              </w:rPr>
-              <w:t>7.46</w:t>
+            <w:tcW w:w="31.50pt" w:type="dxa"/>
+            <w:vAlign w:val="center"/>
+          </w:tcPr>
+          <w:p>
+            <w:pPr>
+              <w:pStyle w:val="tablecopy"/>
+              <w:jc w:val="center"/>
+            </w:pPr>
+            <w:r>
+              <w:t>0.107</w:t>
+            </w:r>
+          </w:p>
+        </w:tc>
+        <w:tc>
+          <w:tcPr>
+            <w:tcW w:w="31.50pt" w:type="dxa"/>
+            <w:vAlign w:val="center"/>
+          </w:tcPr>
+          <w:p>
+            <w:pPr>
+              <w:pStyle w:val="tablecopy"/>
+              <w:jc w:val="center"/>
+            </w:pPr>
+            <w:r>
+              <w:t>0.754</w:t>
             </w:r>
           </w:p>
         </w:tc>
@@ -9609,22 +10505,64 @@
             <w:pPr>
               <w:pStyle w:val="tablecopy"/>
               <w:jc w:val="center"/>
-            </w:pPr>
-            <w:r>
-              <w:rPr>
-                <w:rFonts w:eastAsia="Times New Roman"/>
-                <w:color w:val="000000"/>
-                <w:lang w:eastAsia="en-IN"/>
-              </w:rPr>
-              <w:t>3</w:t>
-            </w:r>
-            <w:r>
-              <w:rPr>
-                <w:rFonts w:eastAsia="Times New Roman"/>
-                <w:color w:val="000000"/>
-                <w:lang w:eastAsia="en-IN"/>
-              </w:rPr>
-              <w:t>2.83</w:t>
+              <w:rPr>
+                <w:rFonts w:eastAsia="Times New Roman"/>
+                <w:color w:val="000000"/>
+                <w:lang w:eastAsia="en-IN"/>
+              </w:rPr>
+            </w:pPr>
+            <w:r>
+              <w:t>0.033</w:t>
+            </w:r>
+          </w:p>
+        </w:tc>
+        <w:tc>
+          <w:tcPr>
+            <w:tcW w:w="31.35pt" w:type="dxa"/>
+            <w:vAlign w:val="center"/>
+          </w:tcPr>
+          <w:p>
+            <w:pPr>
+              <w:pStyle w:val="tablecopy"/>
+              <w:jc w:val="center"/>
+              <w:rPr>
+                <w:rFonts w:eastAsia="Times New Roman"/>
+                <w:color w:val="000000"/>
+                <w:lang w:eastAsia="en-IN"/>
+              </w:rPr>
+            </w:pPr>
+            <w:r>
+              <w:rPr>
+                <w:rFonts w:eastAsia="Times New Roman"/>
+                <w:color w:val="000000"/>
+                <w:lang w:eastAsia="en-IN"/>
+              </w:rPr>
+              <w:t>55.90</w:t>
+            </w:r>
+          </w:p>
+        </w:tc>
+        <w:tc>
+          <w:tcPr>
+            <w:tcW w:w="31.35pt" w:type="dxa"/>
+            <w:vAlign w:val="center"/>
+          </w:tcPr>
+          <w:p>
+            <w:pPr>
+              <w:pStyle w:val="tablecopy"/>
+              <w:jc w:val="center"/>
+              <w:rPr>
+                <w:rFonts w:eastAsia="Times New Roman"/>
+                <w:color w:val="000000"/>
+                <w:lang w:eastAsia="en-IN"/>
+              </w:rPr>
+            </w:pPr>
+            <w:r>
+              <w:rPr>
+                <w:rFonts w:eastAsia="Times New Roman"/>
+                <w:color w:val="000000"/>
+                <w:lang w:eastAsia="en-IN"/>
+              </w:rPr>
+              <w:t>30.32</w:t>
             </w:r>
           </w:p>
         </w:tc>
@@ -9656,29 +10594,31 @@
         </w:tc>
         <w:tc>
           <w:tcPr>
-            <w:tcW w:w="45.15pt" w:type="dxa"/>
-            <w:vAlign w:val="center"/>
-          </w:tcPr>
-          <w:p>
-            <w:pPr>
-              <w:pStyle w:val="tablecopy"/>
-              <w:jc w:val="center"/>
-            </w:pPr>
-            <w:r>
-              <w:rPr>
-                <w:rFonts w:eastAsia="Times New Roman"/>
-                <w:color w:val="000000"/>
-                <w:lang w:eastAsia="en-IN"/>
-              </w:rPr>
-              <w:t>4</w:t>
-            </w:r>
-            <w:r>
-              <w:rPr>
-                <w:rFonts w:eastAsia="Times New Roman"/>
-                <w:color w:val="000000"/>
-                <w:lang w:eastAsia="en-IN"/>
-              </w:rPr>
-              <w:t>7.08</w:t>
+            <w:tcW w:w="31.50pt" w:type="dxa"/>
+            <w:vAlign w:val="center"/>
+          </w:tcPr>
+          <w:p>
+            <w:pPr>
+              <w:pStyle w:val="tablecopy"/>
+              <w:jc w:val="center"/>
+            </w:pPr>
+            <w:r>
+              <w:t>0.244</w:t>
+            </w:r>
+          </w:p>
+        </w:tc>
+        <w:tc>
+          <w:tcPr>
+            <w:tcW w:w="31.50pt" w:type="dxa"/>
+            <w:vAlign w:val="center"/>
+          </w:tcPr>
+          <w:p>
+            <w:pPr>
+              <w:pStyle w:val="tablecopy"/>
+              <w:jc w:val="center"/>
+            </w:pPr>
+            <w:r>
+              <w:t>0.654</w:t>
             </w:r>
           </w:p>
         </w:tc>
@@ -9691,6 +10631,51 @@
             <w:pPr>
               <w:pStyle w:val="tablecopy"/>
               <w:jc w:val="center"/>
+              <w:rPr>
+                <w:rFonts w:eastAsia="Times New Roman"/>
+                <w:color w:val="000000"/>
+                <w:lang w:eastAsia="en-IN"/>
+              </w:rPr>
+            </w:pPr>
+            <w:r>
+              <w:t>0.050</w:t>
+            </w:r>
+          </w:p>
+        </w:tc>
+        <w:tc>
+          <w:tcPr>
+            <w:tcW w:w="31.35pt" w:type="dxa"/>
+            <w:vAlign w:val="center"/>
+          </w:tcPr>
+          <w:p>
+            <w:pPr>
+              <w:pStyle w:val="tablecopy"/>
+              <w:jc w:val="center"/>
+              <w:rPr>
+                <w:rFonts w:eastAsia="Times New Roman"/>
+                <w:color w:val="000000"/>
+                <w:lang w:eastAsia="en-IN"/>
+              </w:rPr>
+            </w:pPr>
+            <w:r>
+              <w:t>62.88</w:t>
+            </w:r>
+          </w:p>
+        </w:tc>
+        <w:tc>
+          <w:tcPr>
+            <w:tcW w:w="31.35pt" w:type="dxa"/>
+            <w:vAlign w:val="center"/>
+          </w:tcPr>
+          <w:p>
+            <w:pPr>
+              <w:pStyle w:val="tablecopy"/>
+              <w:jc w:val="center"/>
+              <w:rPr>
+                <w:rFonts w:eastAsia="Times New Roman"/>
+                <w:color w:val="000000"/>
+                <w:lang w:eastAsia="en-IN"/>
+              </w:rPr>
             </w:pPr>
             <w:r>
               <w:rPr>
@@ -9706,7 +10691,7 @@
                 <w:color w:val="000000"/>
                 <w:lang w:eastAsia="en-IN"/>
               </w:rPr>
-              <w:t>2.76</w:t>
+              <w:t>6.00</w:t>
             </w:r>
           </w:p>
         </w:tc>
@@ -9738,21 +10723,31 @@
         </w:tc>
         <w:tc>
           <w:tcPr>
-            <w:tcW w:w="45.15pt" w:type="dxa"/>
-            <w:vAlign w:val="center"/>
-          </w:tcPr>
-          <w:p>
-            <w:pPr>
-              <w:pStyle w:val="tablecopy"/>
-              <w:jc w:val="center"/>
-            </w:pPr>
-            <w:r>
-              <w:rPr>
-                <w:rFonts w:eastAsia="Times New Roman"/>
-                <w:color w:val="000000"/>
-                <w:lang w:eastAsia="en-IN"/>
-              </w:rPr>
-              <w:t>54.34</w:t>
+            <w:tcW w:w="31.50pt" w:type="dxa"/>
+            <w:vAlign w:val="center"/>
+          </w:tcPr>
+          <w:p>
+            <w:pPr>
+              <w:pStyle w:val="tablecopy"/>
+              <w:jc w:val="center"/>
+            </w:pPr>
+            <w:r>
+              <w:t>0.115</w:t>
+            </w:r>
+          </w:p>
+        </w:tc>
+        <w:tc>
+          <w:tcPr>
+            <w:tcW w:w="31.50pt" w:type="dxa"/>
+            <w:vAlign w:val="center"/>
+          </w:tcPr>
+          <w:p>
+            <w:pPr>
+              <w:pStyle w:val="tablecopy"/>
+              <w:jc w:val="center"/>
+            </w:pPr>
+            <w:r>
+              <w:t>0.754</w:t>
             </w:r>
           </w:p>
         </w:tc>
@@ -9765,22 +10760,72 @@
             <w:pPr>
               <w:pStyle w:val="tablecopy"/>
               <w:jc w:val="center"/>
-            </w:pPr>
-            <w:r>
-              <w:rPr>
-                <w:rFonts w:eastAsia="Times New Roman"/>
-                <w:color w:val="000000"/>
-                <w:lang w:eastAsia="en-IN"/>
-              </w:rPr>
-              <w:t>3</w:t>
-            </w:r>
-            <w:r>
-              <w:rPr>
-                <w:rFonts w:eastAsia="Times New Roman"/>
-                <w:color w:val="000000"/>
-                <w:lang w:eastAsia="en-IN"/>
-              </w:rPr>
-              <w:t>4.40</w:t>
+              <w:rPr>
+                <w:rFonts w:eastAsia="Times New Roman"/>
+                <w:color w:val="000000"/>
+                <w:lang w:eastAsia="en-IN"/>
+              </w:rPr>
+            </w:pPr>
+            <w:r>
+              <w:t>0.013</w:t>
+            </w:r>
+          </w:p>
+        </w:tc>
+        <w:tc>
+          <w:tcPr>
+            <w:tcW w:w="31.35pt" w:type="dxa"/>
+            <w:vAlign w:val="center"/>
+          </w:tcPr>
+          <w:p>
+            <w:pPr>
+              <w:pStyle w:val="tablecopy"/>
+              <w:jc w:val="center"/>
+              <w:rPr>
+                <w:rFonts w:eastAsia="Times New Roman"/>
+                <w:color w:val="000000"/>
+                <w:lang w:eastAsia="en-IN"/>
+              </w:rPr>
+            </w:pPr>
+            <w:r>
+              <w:rPr>
+                <w:rFonts w:eastAsia="Times New Roman"/>
+                <w:color w:val="000000"/>
+                <w:lang w:eastAsia="en-IN"/>
+              </w:rPr>
+              <w:t>76.56</w:t>
+            </w:r>
+          </w:p>
+        </w:tc>
+        <w:tc>
+          <w:tcPr>
+            <w:tcW w:w="31.35pt" w:type="dxa"/>
+            <w:vAlign w:val="center"/>
+          </w:tcPr>
+          <w:p>
+            <w:pPr>
+              <w:pStyle w:val="tablecopy"/>
+              <w:jc w:val="center"/>
+              <w:rPr>
+                <w:rFonts w:eastAsia="Times New Roman"/>
+                <w:color w:val="000000"/>
+                <w:lang w:eastAsia="en-IN"/>
+              </w:rPr>
+            </w:pPr>
+            <w:r>
+              <w:rPr>
+                <w:rFonts w:eastAsia="Times New Roman"/>
+                <w:color w:val="000000"/>
+                <w:lang w:eastAsia="en-IN"/>
+              </w:rPr>
+              <w:t>34.</w:t>
+            </w:r>
+            <w:r>
+              <w:rPr>
+                <w:rFonts w:eastAsia="Times New Roman"/>
+                <w:color w:val="000000"/>
+                <w:lang w:eastAsia="en-IN"/>
+              </w:rPr>
+              <w:t>18</w:t>
             </w:r>
           </w:p>
         </w:tc>
@@ -9788,16 +10833,702 @@
     </w:tbl>
     <w:p>
       <w:pPr>
+        <w:pStyle w:val="tablehead"/>
+      </w:pPr>
+      <w:r>
+        <w:t>CIFAR-100</w:t>
+      </w:r>
+      <w:r>
+        <w:t xml:space="preserve"> Corruption Robustness (Accuracy %)</w:t>
+      </w:r>
+    </w:p>
+    <w:tbl>
+      <w:tblPr>
+        <w:tblW w:w="241.80pt" w:type="dxa"/>
+        <w:jc w:val="center"/>
+        <w:tblBorders>
+          <w:top w:val="single" w:sz="2" w:space="0" w:color="auto"/>
+          <w:start w:val="single" w:sz="2" w:space="0" w:color="auto"/>
+          <w:bottom w:val="single" w:sz="2" w:space="0" w:color="auto"/>
+          <w:end w:val="single" w:sz="2" w:space="0" w:color="auto"/>
+          <w:insideH w:val="single" w:sz="2" w:space="0" w:color="auto"/>
+          <w:insideV w:val="single" w:sz="2" w:space="0" w:color="auto"/>
+        </w:tblBorders>
+        <w:tblLayout w:type="fixed"/>
+        <w:tblLook w:firstRow="0" w:lastRow="0" w:firstColumn="0" w:lastColumn="0" w:noHBand="0" w:noVBand="0"/>
+      </w:tblPr>
+      <w:tblGrid>
+        <w:gridCol w:w="1425"/>
+        <w:gridCol w:w="630"/>
+        <w:gridCol w:w="630"/>
+        <w:gridCol w:w="630"/>
+        <w:gridCol w:w="720"/>
+        <w:gridCol w:w="801"/>
+      </w:tblGrid>
+      <w:tr>
+        <w:trPr>
+          <w:cantSplit/>
+          <w:trHeight w:val="240"/>
+          <w:tblHeader/>
+          <w:jc w:val="center"/>
+        </w:trPr>
+        <w:tc>
+          <w:tcPr>
+            <w:tcW w:w="71.25pt" w:type="dxa"/>
+            <w:vAlign w:val="center"/>
+          </w:tcPr>
+          <w:p>
+            <w:pPr>
+              <w:rPr>
+                <w:b/>
+                <w:bCs/>
+                <w:i/>
+                <w:iCs/>
+                <w:sz w:val="16"/>
+                <w:szCs w:val="16"/>
+              </w:rPr>
+            </w:pPr>
+            <w:r>
+              <w:rPr>
+                <w:rFonts w:eastAsia="Times New Roman"/>
+                <w:b/>
+                <w:bCs/>
+                <w:i/>
+                <w:iCs/>
+                <w:color w:val="000000"/>
+                <w:sz w:val="16"/>
+                <w:szCs w:val="16"/>
+                <w:lang w:eastAsia="en-IN"/>
+              </w:rPr>
+              <w:t>Pipeline</w:t>
+            </w:r>
+          </w:p>
+        </w:tc>
+        <w:tc>
+          <w:tcPr>
+            <w:tcW w:w="31.50pt" w:type="dxa"/>
+            <w:vAlign w:val="center"/>
+          </w:tcPr>
+          <w:p>
+            <w:pPr>
+              <w:pStyle w:val="tablecolsubhead"/>
+              <w:rPr>
+                <w:sz w:val="16"/>
+                <w:szCs w:val="16"/>
+              </w:rPr>
+            </w:pPr>
+            <w:r>
+              <w:rPr>
+                <w:sz w:val="16"/>
+                <w:szCs w:val="16"/>
+              </w:rPr>
+              <w:t>Clean</w:t>
+            </w:r>
+          </w:p>
+        </w:tc>
+        <w:tc>
+          <w:tcPr>
+            <w:tcW w:w="31.50pt" w:type="dxa"/>
+            <w:vAlign w:val="center"/>
+          </w:tcPr>
+          <w:p>
+            <w:pPr>
+              <w:pStyle w:val="tablecolsubhead"/>
+              <w:rPr>
+                <w:sz w:val="16"/>
+                <w:szCs w:val="16"/>
+              </w:rPr>
+            </w:pPr>
+            <w:r>
+              <w:rPr>
+                <w:sz w:val="16"/>
+                <w:szCs w:val="16"/>
+              </w:rPr>
+              <w:t>Noise</w:t>
+            </w:r>
+          </w:p>
+        </w:tc>
+        <w:tc>
+          <w:tcPr>
+            <w:tcW w:w="31.50pt" w:type="dxa"/>
+            <w:vAlign w:val="center"/>
+          </w:tcPr>
+          <w:p>
+            <w:pPr>
+              <w:pStyle w:val="tablecolsubhead"/>
+              <w:rPr>
+                <w:rFonts w:eastAsia="Times New Roman"/>
+                <w:color w:val="000000"/>
+                <w:sz w:val="16"/>
+                <w:szCs w:val="16"/>
+                <w:lang w:eastAsia="en-IN"/>
+              </w:rPr>
+            </w:pPr>
+            <w:r>
+              <w:rPr>
+                <w:rFonts w:eastAsia="Times New Roman"/>
+                <w:color w:val="000000"/>
+                <w:sz w:val="16"/>
+                <w:szCs w:val="16"/>
+                <w:lang w:eastAsia="en-IN"/>
+              </w:rPr>
+              <w:t>Blur</w:t>
+            </w:r>
+          </w:p>
+        </w:tc>
+        <w:tc>
+          <w:tcPr>
+            <w:tcW w:w="36pt" w:type="dxa"/>
+            <w:vAlign w:val="center"/>
+          </w:tcPr>
+          <w:p>
+            <w:pPr>
+              <w:pStyle w:val="tablecolsubhead"/>
+              <w:rPr>
+                <w:rFonts w:eastAsia="Times New Roman"/>
+                <w:color w:val="000000"/>
+                <w:sz w:val="16"/>
+                <w:szCs w:val="16"/>
+                <w:lang w:eastAsia="en-IN"/>
+              </w:rPr>
+            </w:pPr>
+            <w:r>
+              <w:rPr>
+                <w:rFonts w:eastAsia="Times New Roman"/>
+                <w:color w:val="000000"/>
+                <w:sz w:val="16"/>
+                <w:szCs w:val="16"/>
+                <w:lang w:eastAsia="en-IN"/>
+              </w:rPr>
+              <w:t>Brightness</w:t>
+            </w:r>
+          </w:p>
+        </w:tc>
+        <w:tc>
+          <w:tcPr>
+            <w:tcW w:w="40.05pt" w:type="dxa"/>
+            <w:vAlign w:val="center"/>
+          </w:tcPr>
+          <w:p>
+            <w:pPr>
+              <w:pStyle w:val="tablecolsubhead"/>
+              <w:rPr>
+                <w:sz w:val="16"/>
+                <w:szCs w:val="16"/>
+              </w:rPr>
+            </w:pPr>
+            <w:r>
+              <w:rPr>
+                <w:rFonts w:eastAsia="Times New Roman"/>
+                <w:color w:val="000000"/>
+                <w:sz w:val="16"/>
+                <w:szCs w:val="16"/>
+                <w:lang w:eastAsia="en-IN"/>
+              </w:rPr>
+              <w:t>Mean Corrupt</w:t>
+            </w:r>
+          </w:p>
+        </w:tc>
+      </w:tr>
+      <w:tr>
+        <w:trPr>
+          <w:trHeight w:val="320"/>
+          <w:jc w:val="center"/>
+        </w:trPr>
+        <w:tc>
+          <w:tcPr>
+            <w:tcW w:w="71.25pt" w:type="dxa"/>
+            <w:vAlign w:val="center"/>
+          </w:tcPr>
+          <w:p>
+            <w:pPr>
+              <w:pStyle w:val="tablecopy"/>
+              <w:jc w:val="center"/>
+              <w:rPr>
+                <w:sz w:val="8"/>
+                <w:szCs w:val="8"/>
+              </w:rPr>
+            </w:pPr>
+            <w:r>
+              <w:rPr>
+                <w:rFonts w:eastAsia="Times New Roman"/>
+                <w:color w:val="000000"/>
+                <w:lang w:eastAsia="en-IN"/>
+              </w:rPr>
+              <w:t>Baseline</w:t>
+            </w:r>
+          </w:p>
+        </w:tc>
+        <w:tc>
+          <w:tcPr>
+            <w:tcW w:w="31.50pt" w:type="dxa"/>
+            <w:vAlign w:val="center"/>
+          </w:tcPr>
+          <w:p>
+            <w:pPr>
+              <w:pStyle w:val="tablecopy"/>
+              <w:jc w:val="center"/>
+            </w:pPr>
+            <w:r>
+              <w:t>56.90</w:t>
+            </w:r>
+          </w:p>
+        </w:tc>
+        <w:tc>
+          <w:tcPr>
+            <w:tcW w:w="31.50pt" w:type="dxa"/>
+            <w:vAlign w:val="center"/>
+          </w:tcPr>
+          <w:p>
+            <w:pPr>
+              <w:pStyle w:val="tablecopy"/>
+              <w:jc w:val="center"/>
+            </w:pPr>
+            <w:r>
+              <w:t>12.38</w:t>
+            </w:r>
+          </w:p>
+        </w:tc>
+        <w:tc>
+          <w:tcPr>
+            <w:tcW w:w="31.50pt" w:type="dxa"/>
+            <w:vAlign w:val="center"/>
+          </w:tcPr>
+          <w:p>
+            <w:pPr>
+              <w:pStyle w:val="tablecopy"/>
+              <w:jc w:val="center"/>
+              <w:rPr>
+                <w:rFonts w:eastAsia="Times New Roman"/>
+                <w:color w:val="000000"/>
+                <w:lang w:eastAsia="en-IN"/>
+              </w:rPr>
+            </w:pPr>
+            <w:r>
+              <w:t>56.32</w:t>
+            </w:r>
+          </w:p>
+        </w:tc>
+        <w:tc>
+          <w:tcPr>
+            <w:tcW w:w="36pt" w:type="dxa"/>
+            <w:vAlign w:val="center"/>
+          </w:tcPr>
+          <w:p>
+            <w:pPr>
+              <w:pStyle w:val="tablecopy"/>
+              <w:jc w:val="center"/>
+              <w:rPr>
+                <w:rFonts w:eastAsia="Times New Roman"/>
+                <w:color w:val="000000"/>
+                <w:lang w:eastAsia="en-IN"/>
+              </w:rPr>
+            </w:pPr>
+            <w:r>
+              <w:t>54.36</w:t>
+            </w:r>
+          </w:p>
+        </w:tc>
+        <w:tc>
+          <w:tcPr>
+            <w:tcW w:w="40.05pt" w:type="dxa"/>
+            <w:vAlign w:val="center"/>
+          </w:tcPr>
+          <w:p>
+            <w:pPr>
+              <w:pStyle w:val="tablecopy"/>
+              <w:jc w:val="center"/>
+            </w:pPr>
+            <w:r>
+              <w:t>41.02</w:t>
+            </w:r>
+          </w:p>
+        </w:tc>
+      </w:tr>
+      <w:tr>
+        <w:trPr>
+          <w:trHeight w:val="320"/>
+          <w:jc w:val="center"/>
+        </w:trPr>
+        <w:tc>
+          <w:tcPr>
+            <w:tcW w:w="71.25pt" w:type="dxa"/>
+            <w:vAlign w:val="center"/>
+          </w:tcPr>
+          <w:p>
+            <w:pPr>
+              <w:pStyle w:val="tablecopy"/>
+              <w:jc w:val="center"/>
+            </w:pPr>
+            <w:r>
+              <w:rPr>
+                <w:rFonts w:eastAsia="Times New Roman"/>
+                <w:color w:val="000000"/>
+                <w:lang w:eastAsia="en-IN"/>
+              </w:rPr>
+              <w:t>Uniform 15x</w:t>
+            </w:r>
+          </w:p>
+        </w:tc>
+        <w:tc>
+          <w:tcPr>
+            <w:tcW w:w="31.50pt" w:type="dxa"/>
+            <w:vAlign w:val="center"/>
+          </w:tcPr>
+          <w:p>
+            <w:pPr>
+              <w:pStyle w:val="tablecopy"/>
+              <w:jc w:val="center"/>
+            </w:pPr>
+            <w:r>
+              <w:t>58.62</w:t>
+            </w:r>
+          </w:p>
+        </w:tc>
+        <w:tc>
+          <w:tcPr>
+            <w:tcW w:w="31.50pt" w:type="dxa"/>
+            <w:vAlign w:val="center"/>
+          </w:tcPr>
+          <w:p>
+            <w:pPr>
+              <w:pStyle w:val="tablecopy"/>
+              <w:jc w:val="center"/>
+            </w:pPr>
+            <w:r>
+              <w:t>5.19</w:t>
+            </w:r>
+          </w:p>
+        </w:tc>
+        <w:tc>
+          <w:tcPr>
+            <w:tcW w:w="31.50pt" w:type="dxa"/>
+            <w:vAlign w:val="center"/>
+          </w:tcPr>
+          <w:p>
+            <w:pPr>
+              <w:pStyle w:val="tablecopy"/>
+              <w:jc w:val="center"/>
+              <w:rPr>
+                <w:rFonts w:eastAsia="Times New Roman"/>
+                <w:color w:val="000000"/>
+                <w:lang w:eastAsia="en-IN"/>
+              </w:rPr>
+            </w:pPr>
+            <w:r>
+              <w:t>57.93</w:t>
+            </w:r>
+          </w:p>
+        </w:tc>
+        <w:tc>
+          <w:tcPr>
+            <w:tcW w:w="36pt" w:type="dxa"/>
+            <w:vAlign w:val="center"/>
+          </w:tcPr>
+          <w:p>
+            <w:pPr>
+              <w:pStyle w:val="tablecopy"/>
+              <w:jc w:val="center"/>
+              <w:rPr>
+                <w:rFonts w:eastAsia="Times New Roman"/>
+                <w:color w:val="000000"/>
+                <w:lang w:eastAsia="en-IN"/>
+              </w:rPr>
+            </w:pPr>
+            <w:r>
+              <w:t>57.00</w:t>
+            </w:r>
+          </w:p>
+        </w:tc>
+        <w:tc>
+          <w:tcPr>
+            <w:tcW w:w="40.05pt" w:type="dxa"/>
+            <w:vAlign w:val="center"/>
+          </w:tcPr>
+          <w:p>
+            <w:pPr>
+              <w:pStyle w:val="tablecopy"/>
+              <w:jc w:val="center"/>
+            </w:pPr>
+            <w:r>
+              <w:rPr>
+                <w:rFonts w:eastAsia="Times New Roman"/>
+                <w:color w:val="000000"/>
+                <w:lang w:eastAsia="en-IN"/>
+              </w:rPr>
+              <w:t>40.04</w:t>
+            </w:r>
+          </w:p>
+        </w:tc>
+      </w:tr>
+      <w:tr>
+        <w:trPr>
+          <w:trHeight w:val="320"/>
+          <w:jc w:val="center"/>
+        </w:trPr>
+        <w:tc>
+          <w:tcPr>
+            <w:tcW w:w="71.25pt" w:type="dxa"/>
+            <w:vAlign w:val="center"/>
+          </w:tcPr>
+          <w:p>
+            <w:pPr>
+              <w:pStyle w:val="tablecopy"/>
+              <w:jc w:val="center"/>
+              <w:rPr>
+                <w:rFonts w:eastAsia="Times New Roman"/>
+                <w:color w:val="000000"/>
+                <w:lang w:eastAsia="en-IN"/>
+              </w:rPr>
+            </w:pPr>
+            <w:r>
+              <w:rPr>
+                <w:rFonts w:eastAsia="Times New Roman"/>
+                <w:color w:val="000000"/>
+                <w:lang w:eastAsia="en-IN"/>
+              </w:rPr>
+              <w:t>Adaptive PU 15x</w:t>
+            </w:r>
+          </w:p>
+        </w:tc>
+        <w:tc>
+          <w:tcPr>
+            <w:tcW w:w="31.50pt" w:type="dxa"/>
+            <w:vAlign w:val="center"/>
+          </w:tcPr>
+          <w:p>
+            <w:pPr>
+              <w:pStyle w:val="tablecopy"/>
+              <w:jc w:val="center"/>
+              <w:rPr>
+                <w:rFonts w:eastAsia="Times New Roman"/>
+                <w:color w:val="000000"/>
+                <w:lang w:eastAsia="en-IN"/>
+              </w:rPr>
+            </w:pPr>
+            <w:r>
+              <w:t>64.23</w:t>
+            </w:r>
+          </w:p>
+        </w:tc>
+        <w:tc>
+          <w:tcPr>
+            <w:tcW w:w="31.50pt" w:type="dxa"/>
+            <w:vAlign w:val="center"/>
+          </w:tcPr>
+          <w:p>
+            <w:pPr>
+              <w:pStyle w:val="tablecopy"/>
+              <w:jc w:val="center"/>
+              <w:rPr>
+                <w:rFonts w:eastAsia="Times New Roman"/>
+                <w:color w:val="000000"/>
+                <w:lang w:eastAsia="en-IN"/>
+              </w:rPr>
+            </w:pPr>
+            <w:r>
+              <w:t>2.48</w:t>
+            </w:r>
+          </w:p>
+        </w:tc>
+        <w:tc>
+          <w:tcPr>
+            <w:tcW w:w="31.50pt" w:type="dxa"/>
+            <w:vAlign w:val="center"/>
+          </w:tcPr>
+          <w:p>
+            <w:pPr>
+              <w:pStyle w:val="tablecopy"/>
+              <w:jc w:val="center"/>
+              <w:rPr>
+                <w:rFonts w:eastAsia="Times New Roman"/>
+                <w:color w:val="000000"/>
+                <w:lang w:eastAsia="en-IN"/>
+              </w:rPr>
+            </w:pPr>
+            <w:r>
+              <w:t>63.28</w:t>
+            </w:r>
+          </w:p>
+        </w:tc>
+        <w:tc>
+          <w:tcPr>
+            <w:tcW w:w="36pt" w:type="dxa"/>
+            <w:vAlign w:val="center"/>
+          </w:tcPr>
+          <w:p>
+            <w:pPr>
+              <w:pStyle w:val="tablecopy"/>
+              <w:jc w:val="center"/>
+              <w:rPr>
+                <w:rFonts w:eastAsia="Times New Roman"/>
+                <w:color w:val="000000"/>
+                <w:lang w:eastAsia="en-IN"/>
+              </w:rPr>
+            </w:pPr>
+            <w:r>
+              <w:t>62.17</w:t>
+            </w:r>
+          </w:p>
+        </w:tc>
+        <w:tc>
+          <w:tcPr>
+            <w:tcW w:w="40.05pt" w:type="dxa"/>
+            <w:vAlign w:val="center"/>
+          </w:tcPr>
+          <w:p>
+            <w:pPr>
+              <w:pStyle w:val="tablecopy"/>
+              <w:jc w:val="center"/>
+              <w:rPr>
+                <w:rFonts w:eastAsia="Times New Roman"/>
+                <w:color w:val="000000"/>
+                <w:lang w:eastAsia="en-IN"/>
+              </w:rPr>
+            </w:pPr>
+            <w:r>
+              <w:rPr>
+                <w:rFonts w:eastAsia="Times New Roman"/>
+                <w:color w:val="000000"/>
+                <w:lang w:eastAsia="en-IN"/>
+              </w:rPr>
+              <w:t>42.64</w:t>
+            </w:r>
+          </w:p>
+        </w:tc>
+      </w:tr>
+      <w:tr>
+        <w:trPr>
+          <w:trHeight w:val="320"/>
+          <w:jc w:val="center"/>
+        </w:trPr>
+        <w:tc>
+          <w:tcPr>
+            <w:tcW w:w="71.25pt" w:type="dxa"/>
+            <w:vAlign w:val="center"/>
+          </w:tcPr>
+          <w:p>
+            <w:pPr>
+              <w:pStyle w:val="tablecopy"/>
+              <w:jc w:val="center"/>
+            </w:pPr>
+            <w:r>
+              <w:rPr>
+                <w:rFonts w:eastAsia="Times New Roman"/>
+                <w:color w:val="000000"/>
+                <w:lang w:eastAsia="en-IN"/>
+              </w:rPr>
+              <w:t>Ceiling</w:t>
+            </w:r>
+          </w:p>
+        </w:tc>
+        <w:tc>
+          <w:tcPr>
+            <w:tcW w:w="31.50pt" w:type="dxa"/>
+            <w:vAlign w:val="center"/>
+          </w:tcPr>
+          <w:p>
+            <w:pPr>
+              <w:pStyle w:val="tablecopy"/>
+              <w:jc w:val="center"/>
+            </w:pPr>
+            <w:r>
+              <w:t>81.95</w:t>
+            </w:r>
+          </w:p>
+        </w:tc>
+        <w:tc>
+          <w:tcPr>
+            <w:tcW w:w="31.50pt" w:type="dxa"/>
+            <w:vAlign w:val="center"/>
+          </w:tcPr>
+          <w:p>
+            <w:pPr>
+              <w:pStyle w:val="tablecopy"/>
+              <w:jc w:val="center"/>
+            </w:pPr>
+            <w:r>
+              <w:t>5.12</w:t>
+            </w:r>
+          </w:p>
+        </w:tc>
+        <w:tc>
+          <w:tcPr>
+            <w:tcW w:w="31.50pt" w:type="dxa"/>
+            <w:vAlign w:val="center"/>
+          </w:tcPr>
+          <w:p>
+            <w:pPr>
+              <w:pStyle w:val="tablecopy"/>
+              <w:jc w:val="center"/>
+              <w:rPr>
+                <w:rFonts w:eastAsia="Times New Roman"/>
+                <w:color w:val="000000"/>
+                <w:lang w:eastAsia="en-IN"/>
+              </w:rPr>
+            </w:pPr>
+            <w:r>
+              <w:t>81.60</w:t>
+            </w:r>
+          </w:p>
+        </w:tc>
+        <w:tc>
+          <w:tcPr>
+            <w:tcW w:w="36pt" w:type="dxa"/>
+            <w:vAlign w:val="center"/>
+          </w:tcPr>
+          <w:p>
+            <w:pPr>
+              <w:pStyle w:val="tablecopy"/>
+              <w:jc w:val="center"/>
+              <w:rPr>
+                <w:rFonts w:eastAsia="Times New Roman"/>
+                <w:color w:val="000000"/>
+                <w:lang w:eastAsia="en-IN"/>
+              </w:rPr>
+            </w:pPr>
+            <w:r>
+              <w:t>80.55</w:t>
+            </w:r>
+          </w:p>
+        </w:tc>
+        <w:tc>
+          <w:tcPr>
+            <w:tcW w:w="40.05pt" w:type="dxa"/>
+            <w:vAlign w:val="center"/>
+          </w:tcPr>
+          <w:p>
+            <w:pPr>
+              <w:pStyle w:val="tablecopy"/>
+              <w:jc w:val="center"/>
+            </w:pPr>
+            <w:r>
+              <w:rPr>
+                <w:rFonts w:eastAsia="Times New Roman"/>
+                <w:color w:val="000000"/>
+                <w:lang w:eastAsia="en-IN"/>
+              </w:rPr>
+              <w:t>55.76</w:t>
+            </w:r>
+          </w:p>
+        </w:tc>
+      </w:tr>
+    </w:tbl>
+    <w:p>
+      <w:pPr>
         <w:pStyle w:val="BodyText"/>
         <w:rPr>
           <w:lang w:val="en-US"/>
         </w:rPr>
       </w:pPr>
-      <w:r>
-        <w:rPr>
-          <w:lang w:val="en-US"/>
-        </w:rPr>
-        <w:t>The ceiling model achieves 71.69% Top-1 for MobileNetV3-Small, closely mirroring the ResNet-18 ceiling (70.99%). The gap recovered by Uniform 15x is 4.90 of 21.38pp (22.9%), substantially more than the 1.9% recovery observed for ResNet-18 at the same budget. This cross-architecture difference reinforces that the saturation point depends on the interaction between model capacity and synthetic data diversity, not solely on the synthetic distribution itself.</w:t>
+    </w:p>
+    <w:p>
+      <w:pPr>
+        <w:pStyle w:val="Heading2"/>
+      </w:pPr>
+      <w:r>
+        <w:lastRenderedPageBreak/>
+        <w:t>Loss Function Transfer on CIFAR-100</w:t>
       </w:r>
     </w:p>
     <w:p>
@@ -9811,15 +11542,27 @@
         <w:rPr>
           <w:lang w:val="en-US"/>
         </w:rPr>
-        <w:t>The consistency of the scaling pattern across architectures suggests that the observed saturation behavior is not architecture-specific, but reflects properties of the synthetic data distribution and training regime.</w:t>
-      </w:r>
-    </w:p>
-    <w:p>
-      <w:pPr>
-        <w:pStyle w:val="Heading2"/>
-      </w:pPr>
-      <w:r>
-        <w:t>Loss Function Ablation on TinyImageNet</w:t>
+        <w:t xml:space="preserve">We further evaluate whether the effect of SA transfers to a second dataset. Fig. 10 compares CE and SA </w:t>
+      </w:r>
+      <w:proofErr w:type="gramStart"/>
+      <w:r>
+        <w:rPr>
+          <w:lang w:val="en-US"/>
+        </w:rPr>
+        <w:t>on</w:t>
+      </w:r>
+      <w:proofErr w:type="gramEnd"/>
+      <w:r>
+        <w:rPr>
+          <w:lang w:val="en-US"/>
+        </w:rPr>
+        <w:t xml:space="preserve"> CIFAR-100 under Adaptive PU 15×</w:t>
+      </w:r>
+      <w:r>
+        <w:rPr>
+          <w:lang w:val="en-US"/>
+        </w:rPr>
+        <w:t>.</w:t>
       </w:r>
     </w:p>
     <w:p>
@@ -9833,63 +11576,7 @@
         <w:rPr>
           <w:lang w:val="en-US"/>
         </w:rPr>
-        <w:t>To test whether the observed limitations of synthetic augmentation arise partly from optimization rather than data quality alone, we replace standard cross-entropy (CE) with the proposed SA loss while keeping all other components fixed. We evaluate this on the two most informative 15</w:t>
-      </w:r>
-      <w:r>
-        <w:rPr>
-          <w:lang w:val="en-US"/>
-        </w:rPr>
-        <w:t>x</w:t>
-      </w:r>
-      <w:r>
-        <w:rPr>
-          <w:lang w:val="en-US"/>
-        </w:rPr>
-        <w:t xml:space="preserve"> settings: Uniform 15</w:t>
-      </w:r>
-      <w:r>
-        <w:rPr>
-          <w:lang w:val="en-US"/>
-        </w:rPr>
-        <w:t>x</w:t>
-      </w:r>
-      <w:r>
-        <w:rPr>
-          <w:lang w:val="en-US"/>
-        </w:rPr>
-        <w:t xml:space="preserve"> and Adaptive Predicted-Utility 15</w:t>
-      </w:r>
-      <w:r>
-        <w:rPr>
-          <w:lang w:val="en-US"/>
-        </w:rPr>
-        <w:t>x</w:t>
-      </w:r>
-      <w:r>
-        <w:rPr>
-          <w:lang w:val="en-US"/>
-        </w:rPr>
-        <w:t>.</w:t>
-      </w:r>
-    </w:p>
-    <w:p>
-      <w:pPr>
-        <w:pStyle w:val="BodyText"/>
-        <w:rPr>
-          <w:lang w:val="en-US"/>
-        </w:rPr>
-      </w:pPr>
-      <w:r>
-        <w:rPr>
-          <w:lang w:val="en-US"/>
-        </w:rPr>
-        <w:t>Fig 8. compares CE and SA on Tiny ImageNet. If SA improves both settings, this indicates that part of the limitation of synthetic augmentation is optimization-driven. If SA yields only marginal improvement or preserves the same saturation pattern, the result suggests that the dominant limitation is consistent with the synthetic data distribution itself rather than the loss formulation alone</w:t>
-      </w:r>
-      <w:r>
-        <w:rPr>
-          <w:lang w:val="en-US"/>
-        </w:rPr>
-        <w:t>.</w:t>
+        <w:t>SA again slightly underperforms CE, consistent with the Tiny ImageNet result. The consistency across both datasets confirms that the limitation is data-driven rather than regime-specific, and that loss-level optimization cannot compensate for bounded synthetic diversity.</w:t>
       </w:r>
     </w:p>
     <w:p>
@@ -9906,10 +11593,10 @@
           <w:lang w:val="en-US"/>
         </w:rPr>
         <w:drawing>
-          <wp:inline distT="0" distB="0" distL="0" distR="0" wp14:anchorId="07C0038E" wp14:editId="6C550BEA">
-            <wp:extent cx="3089910" cy="1522095"/>
-            <wp:effectExtent l="0" t="0" r="0" b="1905"/>
-            <wp:docPr id="1309823760" name="Picture 9"/>
+          <wp:inline distT="0" distB="0" distL="0" distR="0" wp14:anchorId="7C3ED137" wp14:editId="292EA45F">
+            <wp:extent cx="3089910" cy="1964055"/>
+            <wp:effectExtent l="0" t="0" r="0" b="0"/>
+            <wp:docPr id="1400312952" name="Picture 1"/>
             <wp:cNvGraphicFramePr>
               <a:graphicFrameLocks xmlns:a="http://purl.oclc.org/ooxml/drawingml/main" noChangeAspect="1"/>
             </wp:cNvGraphicFramePr>
@@ -9917,11 +11604,11 @@
               <a:graphicData uri="http://purl.oclc.org/ooxml/drawingml/picture">
                 <pic:pic xmlns:pic="http://purl.oclc.org/ooxml/drawingml/picture">
                   <pic:nvPicPr>
-                    <pic:cNvPr id="1713078910" name="Picture 1713078910"/>
+                    <pic:cNvPr id="1400312952" name="Picture 1400312952"/>
                     <pic:cNvPicPr/>
                   </pic:nvPicPr>
                   <pic:blipFill>
-                    <a:blip r:embed="rId16" cstate="print">
+                    <a:blip r:embed="rId19" cstate="print">
                       <a:extLst>
                         <a:ext uri="{28A0092B-C50C-407E-A947-70E740481C1C}">
                           <a14:useLocalDpi xmlns:a14="http://schemas.microsoft.com/office/drawing/2010/main" val="0"/>
@@ -9935,7 +11622,7 @@
                   <pic:spPr>
                     <a:xfrm>
                       <a:off x="0" y="0"/>
-                      <a:ext cx="3089910" cy="1522095"/>
+                      <a:ext cx="3089910" cy="1964055"/>
                     </a:xfrm>
                     <a:prstGeom prst="rect">
                       <a:avLst/>
@@ -9953,19 +11640,175 @@
         <w:pStyle w:val="figurecaption"/>
       </w:pPr>
       <w:r>
-        <w:t>CE vs SA loss comparison on Tiny ImageNet (ResNet-18) for Uniform 15</w:t>
-      </w:r>
-      <w:r>
+        <w:t>CIFAR-100 CE vs. SA loss comparison (ResNet-18)</w:t>
+      </w:r>
+    </w:p>
+    <w:p>
+      <w:pPr>
+        <w:pStyle w:val="BodyText"/>
+        <w:rPr>
+          <w:lang w:val="en-US"/>
+        </w:rPr>
+      </w:pPr>
+      <w:r>
+        <w:rPr>
+          <w:lang w:val="en-US"/>
+        </w:rPr>
+        <w:t>All results are based on a single deterministic run; differences below approximately 1 percentage point should be interpreted cautiously.</w:t>
+      </w:r>
+    </w:p>
+    <w:p>
+      <w:pPr>
+        <w:pStyle w:val="Heading1"/>
+      </w:pPr>
+      <w:r>
+        <w:t>Discussion</w:t>
+      </w:r>
+    </w:p>
+    <w:p>
+      <w:pPr>
+        <w:pStyle w:val="BodyText"/>
+        <w:rPr>
+          <w:lang w:val="en-US"/>
+        </w:rPr>
+      </w:pPr>
+      <w:r>
+        <w:rPr>
+          <w:lang w:val="en-US"/>
+        </w:rPr>
+        <w:t>Our results establish the GenAI Augmentation Paradox: diffusion-generated synthetic data provides measurable but bounded gains in low-data image classification, following a non-monotonic dose–response curve rather than scaling linearly with volume.</w:t>
+      </w:r>
+    </w:p>
+    <w:p>
+      <w:pPr>
+        <w:pStyle w:val="BodyText"/>
+        <w:rPr>
+          <w:lang w:val="en-US"/>
+        </w:rPr>
+      </w:pPr>
+      <w:r>
+        <w:rPr>
+          <w:lang w:val="en-US"/>
+        </w:rPr>
+        <w:t xml:space="preserve">The dominant mechanism is </w:t>
+      </w:r>
+      <w:proofErr w:type="gramStart"/>
+      <w:r>
+        <w:rPr>
+          <w:lang w:val="en-US"/>
+        </w:rPr>
+        <w:t>bounded</w:t>
+      </w:r>
+      <w:proofErr w:type="gramEnd"/>
+      <w:r>
+        <w:rPr>
+          <w:lang w:val="en-US"/>
+        </w:rPr>
+        <w:t xml:space="preserve"> diversity within the synthetic distribution. At low budgets, synthetic samples introduce complementary variations absent from the small real dataset. As the budget increases, additional samples become redundant or semantically misaligned — all images are drawn from a fixed model and prompt space, so marginal information gain rapidly decreases. In some cases, excessive synthetic exposure biases representations toward generative artifacts, degrading class-specific discrimination. Near-constant FID across budgets confirms that larger synthetic pools do not introduce new distributional diversity but merely replicate existing patterns.</w:t>
+      </w:r>
+    </w:p>
+    <w:p>
+      <w:pPr>
+        <w:pStyle w:val="BodyText"/>
+        <w:rPr>
+          <w:lang w:val="en-US"/>
+        </w:rPr>
+      </w:pPr>
+      <w:r>
+        <w:rPr>
+          <w:lang w:val="en-US"/>
+        </w:rPr>
+        <w:t>Adaptive allocation policies fail to improve over uniform augmentation, indicating that the limitation is intrinsic to the synthetic distribution rather than a consequence of allocation inefficiency. At high budgets where marginal utility approaches zero, redistributing samples across classes yields no meaningful benefit.</w:t>
+      </w:r>
+    </w:p>
+    <w:p>
+      <w:pPr>
+        <w:pStyle w:val="BodyText"/>
+        <w:rPr>
+          <w:lang w:val="en-US"/>
+        </w:rPr>
+      </w:pPr>
+      <w:r>
+        <w:rPr>
+          <w:lang w:val="en-US"/>
+        </w:rPr>
+        <w:t>The ceiling gap quantifies this constraint. Synthetic augmentation recovers only a small fraction of the performance difference between the low-data baseline and the full-data ceiling, demonstrating that real data provides critical information — fine-grained texture, pose variation, contextual cues — that text-conditioned diffusion models do not reliably capture at low resolution. The bottleneck is information content rather than model capacity.</w:t>
+      </w:r>
+    </w:p>
+    <w:p>
+      <w:pPr>
+        <w:pStyle w:val="BodyText"/>
+        <w:rPr>
+          <w:lang w:val="en-US"/>
+        </w:rPr>
+      </w:pPr>
+      <w:r>
+        <w:rPr>
+          <w:lang w:val="en-US"/>
+        </w:rPr>
+        <w:t>Despite limited accuracy gains, synthetic augmentation provides consistent calibration improvements. Moderate budgets reduce ECE substantially, suggesting that synthetic data acts as a confidence regularizer. This is valuable in deployment settings where calibrated uncertainty is critical, though improvements may partly reflect lower predictive confidence rather than strictly improved probability estimation.</w:t>
+      </w:r>
+    </w:p>
+    <w:p>
+      <w:pPr>
+        <w:pStyle w:val="BodyText"/>
+        <w:rPr>
+          <w:lang w:val="en-US"/>
+        </w:rPr>
+      </w:pPr>
+      <w:r>
+        <w:rPr>
+          <w:lang w:val="en-US"/>
+        </w:rPr>
+        <w:t>A further dissociation emerges at the representation level: linear probe accuracy continues to improve at budgets where Top-1 accuracy has saturated. Synthetic data enhances intermediate feature structure even when the classifier head fails to exploit it, suggesting potential downstream benefits for transfer learning where feature quality matters more than task-specific accuracy.</w:t>
+      </w:r>
+    </w:p>
+    <w:p>
+      <w:pPr>
+        <w:pStyle w:val="BodyText"/>
+        <w:rPr>
+          <w:lang w:val="en-US"/>
+        </w:rPr>
+      </w:pPr>
+      <w:r>
+        <w:rPr>
+          <w:lang w:val="en-US"/>
+        </w:rPr>
+        <w:t>Cross-architecture validation confirms these findings are not backbone-specific. MobileNetV3-Small exhibits the same qualitative pattern with a higher saturation point, suggesting that architectures with stronger inductive biases extract more from the same synthetic distribution before saturating.</w:t>
+      </w:r>
+    </w:p>
+    <w:p>
+      <w:pPr>
+        <w:pStyle w:val="BodyText"/>
+        <w:rPr>
+          <w:lang w:val="en-US"/>
+        </w:rPr>
+      </w:pPr>
+      <w:r>
+        <w:rPr>
+          <w:lang w:val="en-US"/>
+        </w:rPr>
+        <w:t>Several limitations apply. All results are based on a single deterministic run, so differences below approximately 1pp should be interpreted cautiously. FID is a global metric and does not capture class-conditional diversity or semantic correctness. No quality filtering or sample selection is applied to synthetic data. Experiments are conducted at 64</w:t>
+      </w:r>
+      <w:r>
+        <w:rPr>
+          <w:lang w:val="en-US"/>
+        </w:rPr>
         <w:t>x</w:t>
       </w:r>
       <w:r>
-        <w:t xml:space="preserve"> and Adaptive PU 15</w:t>
-      </w:r>
-      <w:r>
-        <w:t>x</w:t>
-      </w:r>
-      <w:r>
-        <w:t xml:space="preserve"> pipelines</w:t>
+        <w:rPr>
+          <w:lang w:val="en-US"/>
+        </w:rPr>
+        <w:t>64 resolution, where downsampling from high-resolution diffusion outputs may introduce artifacts. Finally, the study evaluates a single generative model with fixed prompt templates; improved generative diversity or adaptive prompting may shift the saturation point.</w:t>
+      </w:r>
+    </w:p>
+    <w:p>
+      <w:pPr>
+        <w:pStyle w:val="Heading1"/>
+      </w:pPr>
+      <w:r>
+        <w:t>Conclusion</w:t>
       </w:r>
     </w:p>
     <w:p>
@@ -9979,21 +11822,19 @@
         <w:rPr>
           <w:lang w:val="en-US"/>
         </w:rPr>
-        <w:t>SA does not materially alter the observed ranking or saturation pattern, suggesting that the limitation is not primarily due to loss formulation</w:t>
-      </w:r>
-      <w:r>
-        <w:rPr>
-          <w:lang w:val="en-US"/>
-        </w:rPr>
-        <w:t>.</w:t>
-      </w:r>
-    </w:p>
-    <w:p>
-      <w:pPr>
-        <w:pStyle w:val="Heading2"/>
-      </w:pPr>
-      <w:r>
-        <w:t>Contextual Comparison with Prior Work</w:t>
+        <w:t xml:space="preserve">We have conducted a controlled multi-axis evaluation of diffusion-based synthetic data augmentation for low-data image classification on Tiny ImageNet. Our findings establish three principal conclusions. First, synthetic augmentation follows a dose-response curve with clear diminishing returns: </w:t>
+      </w:r>
+      <w:r>
+        <w:rPr>
+          <w:lang w:val="en-US"/>
+        </w:rPr>
+        <w:t>a modest 5x budget produces the largest accuracy gain (2.21pp), while higher budgets (10x, 15x) yield no additional improvement (Fig. 2), though these differences are observed under a single deterministic seed and should be interpreted as directional rather than statistically confirmed</w:t>
+      </w:r>
+      <w:r>
+        <w:rPr>
+          <w:lang w:val="en-US"/>
+        </w:rPr>
+        <w:t>. Second, at saturation budget levels, adaptive allocation policies (hard-class, uncertainty, predicted-utility) do not meaningfully outperform uniform allocation, because the marginal value of synthetic data is uniformly low when the synthetic pool's diversity has been exhausted (Fig. 3). Third, synthetic augmentation improves model calibration and feature representation quality even when Top-1 accuracy gains are modest, as evidenced by reduced ECE, higher effective rank, and improved linear probe accuracy (Fig. 6, Fig. 8).</w:t>
       </w:r>
     </w:p>
     <w:p>
@@ -10007,7 +11848,21 @@
         <w:rPr>
           <w:lang w:val="en-US"/>
         </w:rPr>
-        <w:t>To contextualize the observed performance, we compare our results to representative findings from prior work on diffusion-based augmentation and low-data classification. Recent studies report that synthetic data can improve ImageNet classification by several percentage points when combined with real data under standard training regimes [14], while diffusion-based augmentation in few-shot settings has demonstrated consistent but modest gains [16].</w:t>
+        <w:t xml:space="preserve">These results reframe the synthetic augmentation question from "Does synthetic data help?" to "How much synthetic data helps, and under what conditions?" The answer, at least for text-conditioned diffusion models at 64x64 resolution in a 5% data regime, is: a little </w:t>
+      </w:r>
+      <w:proofErr w:type="gramStart"/>
+      <w:r>
+        <w:rPr>
+          <w:lang w:val="en-US"/>
+        </w:rPr>
+        <w:t>helps</w:t>
+      </w:r>
+      <w:proofErr w:type="gramEnd"/>
+      <w:r>
+        <w:rPr>
+          <w:lang w:val="en-US"/>
+        </w:rPr>
+        <w:t>, more does not, and the ceiling gap remains substantial. Proving this limitation is as valuable as achieving a new high score, as it provides practitioners with actionable guidance on when and how much to invest in synthetic data generation.</w:t>
       </w:r>
     </w:p>
     <w:p>
@@ -10021,539 +11876,7 @@
         <w:rPr>
           <w:lang w:val="en-US"/>
         </w:rPr>
-        <w:t>In our controlled low-data setting, the best-performing configuration (Uniform 5</w:t>
-      </w:r>
-      <w:r>
-        <w:rPr>
-          <w:lang w:val="en-US"/>
-        </w:rPr>
-        <w:t>x</w:t>
-      </w:r>
-      <w:r>
-        <w:rPr>
-          <w:lang w:val="en-US"/>
-        </w:rPr>
-        <w:t>) achieves a +2.21 percentage point improvement over baseline, corresponding to approximately 10.3% recovery of the gap to the full-data ceiling. This magnitude is consistent with prior findings that synthetic data provides incremental rather than transformative gains, particularly when the underlying distribution remains fixed.</w:t>
-      </w:r>
-    </w:p>
-    <w:p>
-      <w:pPr>
-        <w:pStyle w:val="BodyText"/>
-        <w:rPr>
-          <w:lang w:val="en-US"/>
-        </w:rPr>
-      </w:pPr>
-      <w:r>
-        <w:rPr>
-          <w:lang w:val="en-US"/>
-        </w:rPr>
-        <w:t>Importantly, unlike many prior studies that evaluate a single augmentation regime, our dose–response framework reveals a non-monotonic scaling behavior with clear saturation beyond moderate synthetic budgets. This provides a more complete characterization of synthetic data utility, showing that increasing volume alone does not guarantee continued performance improvement.</w:t>
-      </w:r>
-    </w:p>
-    <w:p>
-      <w:pPr>
-        <w:pStyle w:val="BodyText"/>
-        <w:rPr>
-          <w:lang w:val="en-US"/>
-        </w:rPr>
-      </w:pPr>
-      <w:r>
-        <w:rPr>
-          <w:lang w:val="en-US"/>
-        </w:rPr>
-        <w:t>Furthermore, our results align with recent observations that synthetic data effectiveness is highly conditional, depending on distribution alignment, diversity, and task relevance [27,35]. The lack of improvement from adaptive allocation strategies suggests that limitations arise from the synthetic data distribution itself rather than allocation inefficiency, reinforcing the distinction between generative fidelity and discriminative utility observed in prior work [28–30].</w:t>
-      </w:r>
-    </w:p>
-    <w:p>
-      <w:pPr>
-        <w:pStyle w:val="Heading2"/>
-      </w:pPr>
-      <w:r>
-        <w:t>Cross-Dataset Validation (CIFAR-100)</w:t>
-      </w:r>
-    </w:p>
-    <w:p>
-      <w:pPr>
-        <w:pStyle w:val="BodyText"/>
-        <w:rPr>
-          <w:lang w:val="en-US"/>
-        </w:rPr>
-      </w:pPr>
-      <w:r>
-        <w:rPr>
-          <w:lang w:val="en-US"/>
-        </w:rPr>
-        <w:t>To test whether the observed dose–response behavior is specific to Tiny ImageNet, we repeat the core synthetic-scaling experiment on CIFAR-100. Fig</w:t>
-      </w:r>
-      <w:r>
-        <w:rPr>
-          <w:lang w:val="en-US"/>
-        </w:rPr>
-        <w:t xml:space="preserve"> 9.</w:t>
-      </w:r>
-      <w:r>
-        <w:rPr>
-          <w:lang w:val="en-US"/>
-        </w:rPr>
-        <w:t xml:space="preserve"> summarizes the CIFAR-100 results across the main pipelines.</w:t>
-      </w:r>
-    </w:p>
-    <w:p>
-      <w:pPr>
-        <w:pStyle w:val="BodyText"/>
-        <w:rPr>
-          <w:lang w:val="en-US"/>
-        </w:rPr>
-      </w:pPr>
-      <w:r>
-        <w:rPr>
-          <w:lang w:val="en-US"/>
-        </w:rPr>
-        <w:t>The CIFAR-100 results provide a cross-dataset validation of the central finding. If the same non-monotonic pattern is observed, this supports the claim that moderate synthetic augmentation can help while larger budgets saturate or degrade. If the pattern weakens or changes, it indicates that synthetic augmentation utility is also dataset-dependent</w:t>
-      </w:r>
-      <w:r>
-        <w:rPr>
-          <w:lang w:val="en-US"/>
-        </w:rPr>
-        <w:t>.</w:t>
-      </w:r>
-    </w:p>
-    <w:p>
-      <w:pPr>
-        <w:pStyle w:val="BodyText"/>
-        <w:ind w:end="9.30pt" w:firstLine="0pt"/>
-        <w:rPr>
-          <w:lang w:val="en-US"/>
-        </w:rPr>
-      </w:pPr>
-      <w:r>
-        <w:rPr>
-          <w:noProof/>
-          <w:lang w:val="en-US"/>
-        </w:rPr>
-        <w:drawing>
-          <wp:inline distT="0" distB="0" distL="0" distR="0" wp14:anchorId="511C1BD4" wp14:editId="3E6462D7">
-            <wp:extent cx="3089910" cy="1522095"/>
-            <wp:effectExtent l="0" t="0" r="0" b="1905"/>
-            <wp:docPr id="877625433" name="Picture 9"/>
-            <wp:cNvGraphicFramePr>
-              <a:graphicFrameLocks xmlns:a="http://purl.oclc.org/ooxml/drawingml/main" noChangeAspect="1"/>
-            </wp:cNvGraphicFramePr>
-            <a:graphic xmlns:a="http://purl.oclc.org/ooxml/drawingml/main">
-              <a:graphicData uri="http://purl.oclc.org/ooxml/drawingml/picture">
-                <pic:pic xmlns:pic="http://purl.oclc.org/ooxml/drawingml/picture">
-                  <pic:nvPicPr>
-                    <pic:cNvPr id="1713078910" name="Picture 1713078910"/>
-                    <pic:cNvPicPr/>
-                  </pic:nvPicPr>
-                  <pic:blipFill>
-                    <a:blip r:embed="rId16" cstate="print">
-                      <a:extLst>
-                        <a:ext uri="{28A0092B-C50C-407E-A947-70E740481C1C}">
-                          <a14:useLocalDpi xmlns:a14="http://schemas.microsoft.com/office/drawing/2010/main" val="0"/>
-                        </a:ext>
-                      </a:extLst>
-                    </a:blip>
-                    <a:stretch>
-                      <a:fillRect/>
-                    </a:stretch>
-                  </pic:blipFill>
-                  <pic:spPr>
-                    <a:xfrm>
-                      <a:off x="0" y="0"/>
-                      <a:ext cx="3089910" cy="1522095"/>
-                    </a:xfrm>
-                    <a:prstGeom prst="rect">
-                      <a:avLst/>
-                    </a:prstGeom>
-                  </pic:spPr>
-                </pic:pic>
-              </a:graphicData>
-            </a:graphic>
-          </wp:inline>
-        </w:drawing>
-      </w:r>
-    </w:p>
-    <w:p>
-      <w:pPr>
-        <w:pStyle w:val="figurecaption"/>
-      </w:pPr>
-      <w:r>
-        <w:t>CIFAR-100 pipeline comparison: Top-1 and linear probe accuracy (ResNet-18)</w:t>
-      </w:r>
-    </w:p>
-    <w:p>
-      <w:pPr>
-        <w:pStyle w:val="BodyText"/>
-        <w:rPr>
-          <w:lang w:val="en-US"/>
-        </w:rPr>
-      </w:pPr>
-      <w:r>
-        <w:rPr>
-          <w:lang w:val="en-US"/>
-        </w:rPr>
-        <w:t>Unlike Tiny ImageNet, this section is included to assess generalization of the scaling pattern rather than to repeat the full analysis across all evaluation axes.</w:t>
-      </w:r>
-    </w:p>
-    <w:p>
-      <w:pPr>
-        <w:pStyle w:val="Heading2"/>
-      </w:pPr>
-      <w:r>
-        <w:t>Loss Function Transfer on CIFAR-100</w:t>
-      </w:r>
-    </w:p>
-    <w:p>
-      <w:pPr>
-        <w:pStyle w:val="BodyText"/>
-        <w:rPr>
-          <w:lang w:val="en-US"/>
-        </w:rPr>
-      </w:pPr>
-      <w:r>
-        <w:rPr>
-          <w:lang w:val="en-US"/>
-        </w:rPr>
-        <w:t>We further evaluate whether the effect of SA transfers to a second dataset. Fig</w:t>
-      </w:r>
-      <w:r>
-        <w:rPr>
-          <w:lang w:val="en-US"/>
-        </w:rPr>
-        <w:t>. 10</w:t>
-      </w:r>
-      <w:r>
-        <w:rPr>
-          <w:lang w:val="en-US"/>
-        </w:rPr>
-        <w:t xml:space="preserve"> compares CE and SA on CIFAR-100 under the corresponding synthetic augmentation setting.</w:t>
-      </w:r>
-    </w:p>
-    <w:p>
-      <w:pPr>
-        <w:pStyle w:val="BodyText"/>
-        <w:rPr>
-          <w:lang w:val="en-US"/>
-        </w:rPr>
-      </w:pPr>
-      <w:r>
-        <w:rPr>
-          <w:lang w:val="en-US"/>
-        </w:rPr>
-        <w:t xml:space="preserve">This test separates dataset-level generalization from optimization-level generalization. If SA produces consistent gains on both Tiny ImageNet and CIFAR-100, the loss modification is likely capturing a broader training effect. If it </w:t>
-      </w:r>
-      <w:r>
-        <w:rPr>
-          <w:lang w:val="en-US"/>
-        </w:rPr>
         <w:lastRenderedPageBreak/>
-        <w:t>helps only on one dataset, the benefit is more likely regime-specific.</w:t>
-      </w:r>
-    </w:p>
-    <w:p>
-      <w:pPr>
-        <w:pStyle w:val="BodyText"/>
-        <w:ind w:end="9.30pt" w:firstLine="0pt"/>
-        <w:rPr>
-          <w:lang w:val="en-US"/>
-        </w:rPr>
-      </w:pPr>
-      <w:r>
-        <w:rPr>
-          <w:noProof/>
-          <w:lang w:val="en-US"/>
-        </w:rPr>
-        <w:drawing>
-          <wp:inline distT="0" distB="0" distL="0" distR="0" wp14:anchorId="5EAD52C4" wp14:editId="3A4D048B">
-            <wp:extent cx="3089910" cy="1522095"/>
-            <wp:effectExtent l="0" t="0" r="0" b="1905"/>
-            <wp:docPr id="2039896091" name="Picture 9"/>
-            <wp:cNvGraphicFramePr>
-              <a:graphicFrameLocks xmlns:a="http://purl.oclc.org/ooxml/drawingml/main" noChangeAspect="1"/>
-            </wp:cNvGraphicFramePr>
-            <a:graphic xmlns:a="http://purl.oclc.org/ooxml/drawingml/main">
-              <a:graphicData uri="http://purl.oclc.org/ooxml/drawingml/picture">
-                <pic:pic xmlns:pic="http://purl.oclc.org/ooxml/drawingml/picture">
-                  <pic:nvPicPr>
-                    <pic:cNvPr id="1713078910" name="Picture 1713078910"/>
-                    <pic:cNvPicPr/>
-                  </pic:nvPicPr>
-                  <pic:blipFill>
-                    <a:blip r:embed="rId16" cstate="print">
-                      <a:extLst>
-                        <a:ext uri="{28A0092B-C50C-407E-A947-70E740481C1C}">
-                          <a14:useLocalDpi xmlns:a14="http://schemas.microsoft.com/office/drawing/2010/main" val="0"/>
-                        </a:ext>
-                      </a:extLst>
-                    </a:blip>
-                    <a:stretch>
-                      <a:fillRect/>
-                    </a:stretch>
-                  </pic:blipFill>
-                  <pic:spPr>
-                    <a:xfrm>
-                      <a:off x="0" y="0"/>
-                      <a:ext cx="3089910" cy="1522095"/>
-                    </a:xfrm>
-                    <a:prstGeom prst="rect">
-                      <a:avLst/>
-                    </a:prstGeom>
-                  </pic:spPr>
-                </pic:pic>
-              </a:graphicData>
-            </a:graphic>
-          </wp:inline>
-        </w:drawing>
-      </w:r>
-    </w:p>
-    <w:p>
-      <w:pPr>
-        <w:pStyle w:val="figurecaption"/>
-      </w:pPr>
-      <w:r>
-        <w:t>CIFAR-100 CE vs. SA loss comparison (ResNet-18)</w:t>
-      </w:r>
-    </w:p>
-    <w:p>
-      <w:pPr>
-        <w:pStyle w:val="BodyText"/>
-        <w:rPr>
-          <w:lang w:val="en-US"/>
-        </w:rPr>
-      </w:pPr>
-      <w:r>
-        <w:rPr>
-          <w:lang w:val="en-US"/>
-        </w:rPr>
-        <w:t>Unlike Tiny ImageNet, this section is included to assess generalization of the scaling pattern rather than to repeat the full analysis across all evaluation axes.</w:t>
-      </w:r>
-    </w:p>
-    <w:p>
-      <w:pPr>
-        <w:pStyle w:val="BodyText"/>
-        <w:rPr>
-          <w:lang w:val="en-US"/>
-        </w:rPr>
-      </w:pPr>
-      <w:r>
-        <w:rPr>
-          <w:lang w:val="en-US"/>
-        </w:rPr>
-        <w:t>All results are based on a single deterministic run; differences below approximately 1 percentage point should be interpreted cautiously.</w:t>
-      </w:r>
-    </w:p>
-    <w:p>
-      <w:pPr>
-        <w:pStyle w:val="Heading1"/>
-      </w:pPr>
-      <w:r>
-        <w:t>Discussion</w:t>
-      </w:r>
-    </w:p>
-    <w:p>
-      <w:pPr>
-        <w:pStyle w:val="BodyText"/>
-        <w:rPr>
-          <w:lang w:val="en-US"/>
-        </w:rPr>
-      </w:pPr>
-      <w:r>
-        <w:rPr>
-          <w:lang w:val="en-US"/>
-        </w:rPr>
-        <w:t>Our results establish the GenAI Augmentation Paradox: diffusion-generated synthetic data provides measurable but bounded gains in low-data image classification, following a non-monotonic dose–response curve rather than scaling linearly with volume.</w:t>
-      </w:r>
-    </w:p>
-    <w:p>
-      <w:pPr>
-        <w:pStyle w:val="BodyText"/>
-        <w:rPr>
-          <w:lang w:val="en-US"/>
-        </w:rPr>
-      </w:pPr>
-      <w:r>
-        <w:rPr>
-          <w:lang w:val="en-US"/>
-        </w:rPr>
-        <w:t xml:space="preserve">The dominant mechanism is </w:t>
-      </w:r>
-      <w:proofErr w:type="gramStart"/>
-      <w:r>
-        <w:rPr>
-          <w:lang w:val="en-US"/>
-        </w:rPr>
-        <w:t>bounded</w:t>
-      </w:r>
-      <w:proofErr w:type="gramEnd"/>
-      <w:r>
-        <w:rPr>
-          <w:lang w:val="en-US"/>
-        </w:rPr>
-        <w:t xml:space="preserve"> diversity within the synthetic distribution. At low budgets, synthetic samples introduce complementary variations absent from the small real dataset. As the budget increases, additional samples become redundant or semantically misaligned — all images are drawn from a fixed model and prompt space, so marginal information gain rapidly decreases. In some cases, excessive synthetic exposure biases representations toward generative artifacts, degrading class-specific discrimination. Near-constant FID across budgets confirms that larger synthetic pools do not introduce new distributional diversity but merely replicate existing patterns.</w:t>
-      </w:r>
-    </w:p>
-    <w:p>
-      <w:pPr>
-        <w:pStyle w:val="BodyText"/>
-        <w:rPr>
-          <w:lang w:val="en-US"/>
-        </w:rPr>
-      </w:pPr>
-      <w:r>
-        <w:rPr>
-          <w:lang w:val="en-US"/>
-        </w:rPr>
-        <w:t>Adaptive allocation policies fail to improve over uniform augmentation, indicating that the limitation is intrinsic to the synthetic distribution rather than a consequence of allocation inefficiency. At high budgets where marginal utility approaches zero, redistributing samples across classes yields no meaningful benefit.</w:t>
-      </w:r>
-    </w:p>
-    <w:p>
-      <w:pPr>
-        <w:pStyle w:val="BodyText"/>
-        <w:rPr>
-          <w:lang w:val="en-US"/>
-        </w:rPr>
-      </w:pPr>
-      <w:r>
-        <w:rPr>
-          <w:lang w:val="en-US"/>
-        </w:rPr>
-        <w:t>The ceiling gap quantifies this constraint. Synthetic augmentation recovers only a small fraction of the performance difference between the low-data baseline and the full-data ceiling, demonstrating that real data provides critical information — fine-grained texture, pose variation, contextual cues — that text-conditioned diffusion models do not reliably capture at low resolution. The bottleneck is information content rather than model capacity.</w:t>
-      </w:r>
-    </w:p>
-    <w:p>
-      <w:pPr>
-        <w:pStyle w:val="BodyText"/>
-        <w:rPr>
-          <w:lang w:val="en-US"/>
-        </w:rPr>
-      </w:pPr>
-      <w:r>
-        <w:rPr>
-          <w:lang w:val="en-US"/>
-        </w:rPr>
-        <w:t xml:space="preserve">Despite limited accuracy gains, synthetic augmentation provides consistent calibration improvements. Moderate budgets reduce ECE substantially, suggesting that synthetic data acts as a confidence regularizer. This is valuable in deployment settings where calibrated uncertainty is critical, though improvements may partly reflect lower predictive </w:t>
-      </w:r>
-      <w:r>
-        <w:rPr>
-          <w:lang w:val="en-US"/>
-        </w:rPr>
-        <w:t>confidence rather than strictly improved probability estimation.</w:t>
-      </w:r>
-    </w:p>
-    <w:p>
-      <w:pPr>
-        <w:pStyle w:val="BodyText"/>
-        <w:rPr>
-          <w:lang w:val="en-US"/>
-        </w:rPr>
-      </w:pPr>
-      <w:r>
-        <w:rPr>
-          <w:lang w:val="en-US"/>
-        </w:rPr>
-        <w:t>A further dissociation emerges at the representation level: linear probe accuracy continues to improve at budgets where Top-1 accuracy has saturated. Synthetic data enhances intermediate feature structure even when the classifier head fails to exploit it, suggesting potential downstream benefits for transfer learning where feature quality matters more than task-specific accuracy.</w:t>
-      </w:r>
-    </w:p>
-    <w:p>
-      <w:pPr>
-        <w:pStyle w:val="BodyText"/>
-        <w:rPr>
-          <w:lang w:val="en-US"/>
-        </w:rPr>
-      </w:pPr>
-      <w:r>
-        <w:rPr>
-          <w:lang w:val="en-US"/>
-        </w:rPr>
-        <w:t>Cross-architecture validation confirms these findings are not backbone-specific. MobileNetV3-Small exhibits the same qualitative pattern with a higher saturation point, suggesting that architectures with stronger inductive biases extract more from the same synthetic distribution before saturating.</w:t>
-      </w:r>
-    </w:p>
-    <w:p>
-      <w:pPr>
-        <w:pStyle w:val="BodyText"/>
-        <w:rPr>
-          <w:lang w:val="en-US"/>
-        </w:rPr>
-      </w:pPr>
-      <w:r>
-        <w:rPr>
-          <w:lang w:val="en-US"/>
-        </w:rPr>
-        <w:t>Several limitations apply. All results are based on a single deterministic run, so differences below approximately 1pp should be interpreted cautiously. FID is a global metric and does not capture class-conditional diversity or semantic correctness. No quality filtering or sample selection is applied to synthetic data. Experiments are conducted at 64</w:t>
-      </w:r>
-      <w:r>
-        <w:rPr>
-          <w:lang w:val="en-US"/>
-        </w:rPr>
-        <w:t>x</w:t>
-      </w:r>
-      <w:r>
-        <w:rPr>
-          <w:lang w:val="en-US"/>
-        </w:rPr>
-        <w:t>64 resolution, where downsampling from high-resolution diffusion outputs may introduce artifacts. Finally, the study evaluates a single generative model with fixed prompt templates; improved generative diversity or adaptive prompting may shift the saturation point.</w:t>
-      </w:r>
-    </w:p>
-    <w:p>
-      <w:pPr>
-        <w:pStyle w:val="Heading1"/>
-      </w:pPr>
-      <w:r>
-        <w:t>Conclusion</w:t>
-      </w:r>
-    </w:p>
-    <w:p>
-      <w:pPr>
-        <w:pStyle w:val="BodyText"/>
-        <w:rPr>
-          <w:lang w:val="en-US"/>
-        </w:rPr>
-      </w:pPr>
-      <w:r>
-        <w:rPr>
-          <w:lang w:val="en-US"/>
-        </w:rPr>
-        <w:t xml:space="preserve">We have conducted a controlled multi-axis evaluation of diffusion-based synthetic data augmentation for low-data image classification on Tiny ImageNet. Our findings establish three principal conclusions. First, synthetic augmentation follows a dose-response curve with clear diminishing returns: </w:t>
-      </w:r>
-      <w:r>
-        <w:rPr>
-          <w:lang w:val="en-US"/>
-        </w:rPr>
-        <w:t>a modest 5x budget produces the largest accuracy gain (2.21pp), while higher budgets (10x, 15x) yield no additional improvement (Fig. 2), though these differences are observed under a single deterministic seed and should be interpreted as directional rather than statistically confirmed</w:t>
-      </w:r>
-      <w:r>
-        <w:rPr>
-          <w:lang w:val="en-US"/>
-        </w:rPr>
-        <w:t>. Second, at saturation budget levels, adaptive allocation policies (hard-class, uncertainty, predicted-utility) do not meaningfully outperform uniform allocation, because the marginal value of synthetic data is uniformly low when the synthetic pool's diversity has been exhausted (Fig. 3). Third, synthetic augmentation improves model calibration and feature representation quality even when Top-1 accuracy gains are modest, as evidenced by reduced ECE, higher effective rank, and improved linear probe accuracy (Fig. 6, Fig. 8).</w:t>
-      </w:r>
-    </w:p>
-    <w:p>
-      <w:pPr>
-        <w:pStyle w:val="BodyText"/>
-        <w:rPr>
-          <w:lang w:val="en-US"/>
-        </w:rPr>
-      </w:pPr>
-      <w:r>
-        <w:rPr>
-          <w:lang w:val="en-US"/>
-        </w:rPr>
-        <w:t>These results reframe the synthetic augmentation question from "Does synthetic data help?" to "How much synthetic data helps, and under what conditions?" The answer, at least for text-conditioned diffusion models at 64x64 resolution in a 5% data regime, is: a little helps, more does not, and the ceiling gap remains substantial. Proving this limitation is as valuable as achieving a new high score, as it provides practitioners with actionable guidance on when and how much to invest in synthetic data generation.</w:t>
-      </w:r>
-    </w:p>
-    <w:p>
-      <w:pPr>
-        <w:pStyle w:val="BodyText"/>
-        <w:rPr>
-          <w:lang w:val="en-US"/>
-        </w:rPr>
-      </w:pPr>
-      <w:r>
-        <w:rPr>
-          <w:lang w:val="en-US"/>
-        </w:rPr>
         <w:t xml:space="preserve">Future work should investigate whether higher-fidelity generative models, adaptive prompting strategies, or image-conditioned synthesis can push the saturation point further. Testing adaptive allocation at lower synthetic budgets (where we </w:t>
       </w:r>
       <w:r>
@@ -10578,14 +11901,7 @@
         <w:rPr>
           <w:lang w:val="en-US"/>
         </w:rPr>
-        <w:t xml:space="preserve"> </w:t>
-      </w:r>
-      <w:r>
-        <w:rPr>
-          <w:lang w:val="en-US"/>
-        </w:rPr>
-        <w:lastRenderedPageBreak/>
-        <w:t xml:space="preserve">domains) would strengthen the </w:t>
+        <w:t xml:space="preserve"> domains) would strengthen the </w:t>
       </w:r>
       <w:r>
         <w:rPr>
@@ -11111,7 +12427,7 @@
       </w:pPr>
     </w:p>
     <w:sectPr>
-      <w:footerReference w:type="first" r:id="rId17"/>
+      <w:footerReference w:type="first" r:id="rId20"/>
       <w:type w:val="continuous"/>
       <w:pgSz w:w="595.30pt" w:h="841.90pt" w:code="9"/>
       <w:pgMar w:top="54pt" w:right="44.65pt" w:bottom="72pt" w:left="44.65pt" w:header="36pt" w:footer="36pt" w:gutter="0pt"/>
@@ -13833,7 +15149,7 @@
   <w:style w:type="paragraph" w:default="1" w:styleId="Normal">
     <w:name w:val="Normal"/>
     <w:qFormat/>
-    <w:rsid w:val="007E1033"/>
+    <w:rsid w:val="00B5006E"/>
     <w:pPr>
       <w:jc w:val="center"/>
     </w:pPr>
